--- a/planet_it_maturity_assessment_template_v2.docx
+++ b/planet_it_maturity_assessment_template_v2.docx
@@ -11,7 +11,79 @@
           <w:noProof/>
         </w:rPr>
         <w:drawing>
-          <wp:anchor distT="0" distB="0" distL="114300" distR="114300" simplePos="0" relativeHeight="251657218" behindDoc="0" locked="0" layoutInCell="1" allowOverlap="1" wp14:anchorId="52E05962" wp14:editId="1F7E8E59">
+          <wp:anchor distT="0" distB="0" distL="114300" distR="114300" simplePos="0" relativeHeight="251657216" behindDoc="0" locked="0" layoutInCell="1" allowOverlap="1" wp14:anchorId="4F2D5C5B" wp14:editId="7037679D">
+            <wp:simplePos x="0" y="0"/>
+            <wp:positionH relativeFrom="column">
+              <wp:posOffset>-977265</wp:posOffset>
+            </wp:positionH>
+            <wp:positionV relativeFrom="paragraph">
+              <wp:posOffset>-1261110</wp:posOffset>
+            </wp:positionV>
+            <wp:extent cx="7619365" cy="10748645"/>
+            <wp:effectExtent l="0" t="0" r="635" b="0"/>
+            <wp:wrapNone/>
+            <wp:docPr id="3" name="Picture 3"/>
+            <wp:cNvGraphicFramePr>
+              <a:graphicFrameLocks xmlns:a="http://schemas.openxmlformats.org/drawingml/2006/main" noChangeAspect="1"/>
+            </wp:cNvGraphicFramePr>
+            <a:graphic xmlns:a="http://schemas.openxmlformats.org/drawingml/2006/main">
+              <a:graphicData uri="http://schemas.openxmlformats.org/drawingml/2006/picture">
+                <pic:pic xmlns:pic="http://schemas.openxmlformats.org/drawingml/2006/picture">
+                  <pic:nvPicPr>
+                    <pic:cNvPr id="3" name="Picture 3"/>
+                    <pic:cNvPicPr>
+                      <a:picLocks noChangeAspect="1"/>
+                    </pic:cNvPicPr>
+                  </pic:nvPicPr>
+                  <pic:blipFill>
+                    <a:blip r:embed="rId11">
+                      <a:extLst>
+                        <a:ext uri="{28A0092B-C50C-407E-A947-70E740481C1C}">
+                          <a14:useLocalDpi xmlns:a14="http://schemas.microsoft.com/office/drawing/2010/main" val="0"/>
+                        </a:ext>
+                      </a:extLst>
+                    </a:blip>
+                    <a:srcRect t="34" b="34"/>
+                    <a:stretch>
+                      <a:fillRect/>
+                    </a:stretch>
+                  </pic:blipFill>
+                  <pic:spPr bwMode="auto">
+                    <a:xfrm>
+                      <a:off x="0" y="0"/>
+                      <a:ext cx="7619365" cy="10748645"/>
+                    </a:xfrm>
+                    <a:prstGeom prst="rect">
+                      <a:avLst/>
+                    </a:prstGeom>
+                    <a:ln>
+                      <a:noFill/>
+                    </a:ln>
+                    <a:extLst>
+                      <a:ext uri="{53640926-AAD7-44D8-BBD7-CCE9431645EC}">
+                        <a14:shadowObscured xmlns:a14="http://schemas.microsoft.com/office/drawing/2010/main"/>
+                      </a:ext>
+                    </a:extLst>
+                  </pic:spPr>
+                </pic:pic>
+              </a:graphicData>
+            </a:graphic>
+            <wp14:sizeRelH relativeFrom="margin">
+              <wp14:pctWidth>0</wp14:pctWidth>
+            </wp14:sizeRelH>
+            <wp14:sizeRelV relativeFrom="margin">
+              <wp14:pctHeight>0</wp14:pctHeight>
+            </wp14:sizeRelV>
+          </wp:anchor>
+        </w:drawing>
+      </w:r>
+      <w:r>
+        <w:rPr>
+          <w:bCs/>
+          <w:noProof/>
+        </w:rPr>
+        <w:drawing>
+          <wp:anchor distT="0" distB="0" distL="114300" distR="114300" simplePos="0" relativeHeight="251657218" behindDoc="0" locked="0" layoutInCell="1" allowOverlap="1" wp14:anchorId="52E05962" wp14:editId="638B4087">
             <wp:simplePos x="0" y="0"/>
             <wp:positionH relativeFrom="column">
               <wp:posOffset>-99695</wp:posOffset>
@@ -34,7 +106,7 @@
                     <pic:cNvPicPr/>
                   </pic:nvPicPr>
                   <pic:blipFill>
-                    <a:blip r:embed="rId11">
+                    <a:blip r:embed="rId12">
                       <a:extLst>
                         <a:ext uri="{28A0092B-C50C-407E-A947-70E740481C1C}">
                           <a14:useLocalDpi xmlns:a14="http://schemas.microsoft.com/office/drawing/2010/main" val="0"/>
@@ -61,180 +133,6 @@
               <wp14:pctWidth>0</wp14:pctWidth>
             </wp14:sizeRelH>
             <wp14:sizeRelV relativeFrom="page">
-              <wp14:pctHeight>0</wp14:pctHeight>
-            </wp14:sizeRelV>
-          </wp:anchor>
-        </w:drawing>
-      </w:r>
-      <w:r>
-        <w:rPr>
-          <w:bCs/>
-          <w:noProof/>
-        </w:rPr>
-        <mc:AlternateContent>
-          <mc:Choice Requires="wps">
-            <w:drawing>
-              <wp:anchor distT="0" distB="0" distL="114300" distR="114300" simplePos="0" relativeHeight="251657217" behindDoc="0" locked="0" layoutInCell="1" allowOverlap="1" wp14:anchorId="315D2796" wp14:editId="1CB24A56">
-                <wp:simplePos x="0" y="0"/>
-                <wp:positionH relativeFrom="page">
-                  <wp:posOffset>-53431</wp:posOffset>
-                </wp:positionH>
-                <wp:positionV relativeFrom="paragraph">
-                  <wp:posOffset>-1224280</wp:posOffset>
-                </wp:positionV>
-                <wp:extent cx="7622540" cy="10981690"/>
-                <wp:effectExtent l="0" t="0" r="0" b="3810"/>
-                <wp:wrapNone/>
-                <wp:docPr id="1" name="Rectangle 1"/>
-                <wp:cNvGraphicFramePr/>
-                <a:graphic xmlns:a="http://schemas.openxmlformats.org/drawingml/2006/main">
-                  <a:graphicData uri="http://schemas.microsoft.com/office/word/2010/wordprocessingShape">
-                    <wps:wsp>
-                      <wps:cNvSpPr/>
-                      <wps:spPr>
-                        <a:xfrm>
-                          <a:off x="0" y="0"/>
-                          <a:ext cx="7622540" cy="10981690"/>
-                        </a:xfrm>
-                        <a:prstGeom prst="rect">
-                          <a:avLst/>
-                        </a:prstGeom>
-                        <a:solidFill>
-                          <a:srgbClr val="03546E">
-                            <a:alpha val="74902"/>
-                          </a:srgbClr>
-                        </a:solidFill>
-                        <a:ln>
-                          <a:noFill/>
-                        </a:ln>
-                      </wps:spPr>
-                      <wps:style>
-                        <a:lnRef idx="2">
-                          <a:schemeClr val="accent1">
-                            <a:shade val="50000"/>
-                          </a:schemeClr>
-                        </a:lnRef>
-                        <a:fillRef idx="1">
-                          <a:schemeClr val="accent1"/>
-                        </a:fillRef>
-                        <a:effectRef idx="0">
-                          <a:schemeClr val="accent1"/>
-                        </a:effectRef>
-                        <a:fontRef idx="minor">
-                          <a:schemeClr val="lt1"/>
-                        </a:fontRef>
-                      </wps:style>
-                      <wps:txbx>
-                        <w:txbxContent>
-                          <w:p>
-                            <w:pPr>
-                              <w:jc w:val="center"/>
-                            </w:pPr>
-                          </w:p>
-                        </w:txbxContent>
-                      </wps:txbx>
-                      <wps:bodyPr rot="0" spcFirstLastPara="0" vertOverflow="overflow" horzOverflow="overflow" vert="horz" wrap="square" lIns="91440" tIns="45720" rIns="91440" bIns="45720" numCol="1" spcCol="0" rtlCol="0" fromWordArt="0" anchor="ctr" anchorCtr="0" forceAA="0" compatLnSpc="1">
-                        <a:prstTxWarp prst="textNoShape">
-                          <a:avLst/>
-                        </a:prstTxWarp>
-                        <a:noAutofit/>
-                      </wps:bodyPr>
-                    </wps:wsp>
-                  </a:graphicData>
-                </a:graphic>
-                <wp14:sizeRelH relativeFrom="margin">
-                  <wp14:pctWidth>0</wp14:pctWidth>
-                </wp14:sizeRelH>
-                <wp14:sizeRelV relativeFrom="margin">
-                  <wp14:pctHeight>0</wp14:pctHeight>
-                </wp14:sizeRelV>
-              </wp:anchor>
-            </w:drawing>
-          </mc:Choice>
-          <mc:Fallback>
-            <w:pict>
-              <v:rect w14:anchorId="315D2796" id="Rectangle 1" o:spid="_x0000_s1026" style="position:absolute;margin-left:-4.2pt;margin-top:-96.4pt;width:600.2pt;height:864.7pt;z-index:251657217;visibility:visible;mso-wrap-style:square;mso-width-percent:0;mso-height-percent:0;mso-wrap-distance-left:9pt;mso-wrap-distance-top:0;mso-wrap-distance-right:9pt;mso-wrap-distance-bottom:0;mso-position-horizontal:absolute;mso-position-horizontal-relative:page;mso-position-vertical:absolute;mso-position-vertical-relative:text;mso-width-percent:0;mso-height-percent:0;mso-width-relative:margin;mso-height-relative:margin;v-text-anchor:middle" o:gfxdata="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" fillcolor="#03546e" stroked="f" strokeweight="1pt">
-                <v:fill opacity="49087f"/>
-                <v:textbox>
-                  <w:txbxContent>
-                    <w:p>
-                      <w:pPr>
-                        <w:jc w:val="center"/>
-                      </w:pPr>
-                    </w:p>
-                  </w:txbxContent>
-                </v:textbox>
-                <w10:wrap anchorx="page"/>
-              </v:rect>
-            </w:pict>
-          </mc:Fallback>
-        </mc:AlternateContent>
-      </w:r>
-      <w:r>
-        <w:rPr>
-          <w:bCs/>
-          <w:noProof/>
-        </w:rPr>
-        <w:drawing>
-          <wp:anchor distT="0" distB="0" distL="114300" distR="114300" simplePos="0" relativeHeight="251657216" behindDoc="0" locked="0" layoutInCell="1" allowOverlap="1" wp14:anchorId="4F2D5C5B" wp14:editId="3335E138">
-            <wp:simplePos x="0" y="0"/>
-            <wp:positionH relativeFrom="column">
-              <wp:posOffset>-982291</wp:posOffset>
-            </wp:positionH>
-            <wp:positionV relativeFrom="paragraph">
-              <wp:posOffset>-1264758</wp:posOffset>
-            </wp:positionV>
-            <wp:extent cx="7619365" cy="10748645"/>
-            <wp:effectExtent l="0" t="0" r="635" b="0"/>
-            <wp:wrapNone/>
-            <wp:docPr id="3" name="Picture 3"/>
-            <wp:cNvGraphicFramePr>
-              <a:graphicFrameLocks xmlns:a="http://schemas.openxmlformats.org/drawingml/2006/main" noChangeAspect="1"/>
-            </wp:cNvGraphicFramePr>
-            <a:graphic xmlns:a="http://schemas.openxmlformats.org/drawingml/2006/main">
-              <a:graphicData uri="http://schemas.openxmlformats.org/drawingml/2006/picture">
-                <pic:pic xmlns:pic="http://schemas.openxmlformats.org/drawingml/2006/picture">
-                  <pic:nvPicPr>
-                    <pic:cNvPr id="3" name="Picture 3"/>
-                    <pic:cNvPicPr>
-                      <a:picLocks noChangeAspect="1"/>
-                    </pic:cNvPicPr>
-                  </pic:nvPicPr>
-                  <pic:blipFill rotWithShape="1">
-                    <a:blip r:embed="rId12" cstate="print">
-                      <a:extLst>
-                        <a:ext uri="{28A0092B-C50C-407E-A947-70E740481C1C}">
-                          <a14:useLocalDpi xmlns:a14="http://schemas.microsoft.com/office/drawing/2010/main" val="0"/>
-                        </a:ext>
-                      </a:extLst>
-                    </a:blip>
-                    <a:srcRect l="49302" r="3316"/>
-                    <a:stretch/>
-                  </pic:blipFill>
-                  <pic:spPr bwMode="auto">
-                    <a:xfrm>
-                      <a:off x="0" y="0"/>
-                      <a:ext cx="7619365" cy="10748645"/>
-                    </a:xfrm>
-                    <a:prstGeom prst="rect">
-                      <a:avLst/>
-                    </a:prstGeom>
-                    <a:ln>
-                      <a:noFill/>
-                    </a:ln>
-                    <a:extLst>
-                      <a:ext uri="{53640926-AAD7-44D8-BBD7-CCE9431645EC}">
-                        <a14:shadowObscured xmlns:a14="http://schemas.microsoft.com/office/drawing/2010/main"/>
-                      </a:ext>
-                    </a:extLst>
-                  </pic:spPr>
-                </pic:pic>
-              </a:graphicData>
-            </a:graphic>
-            <wp14:sizeRelH relativeFrom="margin">
-              <wp14:pctWidth>0</wp14:pctWidth>
-            </wp14:sizeRelH>
-            <wp14:sizeRelV relativeFrom="margin">
               <wp14:pctHeight>0</wp14:pctHeight>
             </wp14:sizeRelV>
           </wp:anchor>
@@ -1435,7 +1333,6 @@
         <w:rPr>
           <w:noProof/>
         </w:rPr>
-        <w:lastRenderedPageBreak/>
         <mc:AlternateContent>
           <mc:Choice Requires="wps">
             <w:drawing>
@@ -1884,7 +1781,6 @@
         <w:rPr>
           <w:bdr w:val="none" w:sz="0" w:space="0" w:color="auto" w:frame="1"/>
         </w:rPr>
-        <w:lastRenderedPageBreak/>
         <w:t xml:space="preserve">Overview </w:t>
       </w:r>
       <w:r>
@@ -3766,7 +3662,6 @@
         <w:rPr>
           <w:bdr w:val="none" w:sz="0" w:space="0" w:color="auto" w:frame="1"/>
         </w:rPr>
-        <w:lastRenderedPageBreak/>
         <w:t>Detailed Assessment</w:t>
       </w:r>
     </w:p>
@@ -4469,7 +4364,6 @@
           <w:b/>
           <w:bCs/>
         </w:rPr>
-        <w:lastRenderedPageBreak/>
         <w:t>Active Managed Defence:</w:t>
       </w:r>
       <w:r>
@@ -5433,7 +5327,6 @@
               <w:rPr>
                 <w:rFonts w:cs="Courier New"/>
               </w:rPr>
-              <w:lastRenderedPageBreak/>
               <w:t>• {{ m }}</w:t>
             </w:r>
           </w:p>
@@ -5481,7 +5374,6 @@
                 <w:b/>
                 <w:bCs/>
               </w:rPr>
-              <w:lastRenderedPageBreak/>
               <w:t>Business Value Delivered</w:t>
             </w:r>
           </w:p>
@@ -6273,7 +6165,6 @@
         <w:rPr>
           <w:rFonts w:eastAsia="Times New Roman"/>
         </w:rPr>
-        <w:lastRenderedPageBreak/>
         <w:t>Assumptions and Client Responsibilities</w:t>
       </w:r>
     </w:p>
@@ -9735,7 +9626,6 @@
         <w:pStyle w:val="Heading1"/>
       </w:pPr>
       <w:r>
-        <w:lastRenderedPageBreak/>
         <w:t>Authors</w:t>
       </w:r>
     </w:p>
@@ -10856,7 +10746,6 @@
         <w:rPr>
           <w:noProof/>
         </w:rPr>
-        <w:lastRenderedPageBreak/>
         <mc:AlternateContent>
           <mc:Choice Requires="wps">
             <w:drawing>
@@ -14632,6 +14521,55 @@
 </file>
 
 <file path=customXml/item1.xml><?xml version="1.0" encoding="utf-8"?>
+<?mso-contentType ?>
+<FormTemplates xmlns="http://schemas.microsoft.com/sharepoint/v3/contenttype/forms">
+  <Display>DocumentLibraryForm</Display>
+  <Edit>DocumentLibraryForm</Edit>
+  <New>DocumentLibraryForm</New>
+</FormTemplates>
+</file>
+
+<file path=customXml/item2.xml><?xml version="1.0" encoding="utf-8"?>
+<p:properties xmlns:p="http://schemas.microsoft.com/office/2006/metadata/properties" xmlns:xsi="http://www.w3.org/2001/XMLSchema-instance" xmlns:pc="http://schemas.microsoft.com/office/infopath/2007/PartnerControls">
+  <documentManagement>
+    <_ip_UnifiedCompliancePolicyUIAction xmlns="http://schemas.microsoft.com/sharepoint/v3" xsi:nil="true"/>
+    <_ip_UnifiedCompliancePolicyProperties xmlns="http://schemas.microsoft.com/sharepoint/v3" xsi:nil="true"/>
+    <lcf76f155ced4ddcb4097134ff3c332f xmlns="bc555557-3e8b-4e67-83dc-4a843c87bf48">
+      <Terms xmlns="http://schemas.microsoft.com/office/infopath/2007/PartnerControls"/>
+    </lcf76f155ced4ddcb4097134ff3c332f>
+    <TaxCatchAll xmlns="13e5e634-19bb-4da3-8eb1-d732f895062a" xsi:nil="true"/>
+    <SharedWithUsers xmlns="13e5e634-19bb-4da3-8eb1-d732f895062a">
+      <UserInfo>
+        <DisplayName>James Dell</DisplayName>
+        <AccountId>10</AccountId>
+        <AccountType/>
+      </UserInfo>
+      <UserInfo>
+        <DisplayName>Luke Finch</DisplayName>
+        <AccountId>44</AccountId>
+        <AccountType/>
+      </UserInfo>
+      <UserInfo>
+        <DisplayName>Sam Wray</DisplayName>
+        <AccountId>39</AccountId>
+        <AccountType/>
+      </UserInfo>
+      <UserInfo>
+        <DisplayName>Nick Johns</DisplayName>
+        <AccountId>18</AccountId>
+        <AccountType/>
+      </UserInfo>
+      <UserInfo>
+        <DisplayName>Justin Towle</DisplayName>
+        <AccountId>70</AccountId>
+        <AccountType/>
+      </UserInfo>
+    </SharedWithUsers>
+  </documentManagement>
+</p:properties>
+</file>
+
+<file path=customXml/item3.xml><?xml version="1.0" encoding="utf-8"?>
 <ct:contentTypeSchema xmlns:ct="http://schemas.microsoft.com/office/2006/metadata/contentType" xmlns:ma="http://schemas.microsoft.com/office/2006/metadata/properties/metaAttributes" ct:_="" ma:_="" ma:contentTypeName="Document" ma:contentTypeID="0x01010035785702D987474A98E5EB52BEDD3AA6" ma:contentTypeVersion="19" ma:contentTypeDescription="Create a new document." ma:contentTypeScope="" ma:versionID="7475e8a14b23e3b44613142ca3702c71">
   <xsd:schema xmlns:xsd="http://www.w3.org/2001/XMLSchema" xmlns:xs="http://www.w3.org/2001/XMLSchema" xmlns:p="http://schemas.microsoft.com/office/2006/metadata/properties" xmlns:ns1="http://schemas.microsoft.com/sharepoint/v3" xmlns:ns2="bc555557-3e8b-4e67-83dc-4a843c87bf48" xmlns:ns3="13e5e634-19bb-4da3-8eb1-d732f895062a" targetNamespace="http://schemas.microsoft.com/office/2006/metadata/properties" ma:root="true" ma:fieldsID="a0e591cb8f16aef1e2d445ad70521c76" ns1:_="" ns2:_="" ns3:_="">
     <xsd:import namespace="http://schemas.microsoft.com/sharepoint/v3"/>
@@ -14889,60 +14827,31 @@
 </ct:contentTypeSchema>
 </file>
 
-<file path=customXml/item2.xml><?xml version="1.0" encoding="utf-8"?>
+<file path=customXml/item4.xml><?xml version="1.0" encoding="utf-8"?>
 <b:Sources xmlns:b="http://schemas.openxmlformats.org/officeDocument/2006/bibliography" xmlns="http://schemas.openxmlformats.org/officeDocument/2006/bibliography" SelectedStyle="\APASixthEditionOfficeOnline.xsl" StyleName="APA" Version="6"/>
 </file>
 
-<file path=customXml/item3.xml><?xml version="1.0" encoding="utf-8"?>
-<p:properties xmlns:p="http://schemas.microsoft.com/office/2006/metadata/properties" xmlns:xsi="http://www.w3.org/2001/XMLSchema-instance" xmlns:pc="http://schemas.microsoft.com/office/infopath/2007/PartnerControls">
-  <documentManagement>
-    <_ip_UnifiedCompliancePolicyUIAction xmlns="http://schemas.microsoft.com/sharepoint/v3" xsi:nil="true"/>
-    <_ip_UnifiedCompliancePolicyProperties xmlns="http://schemas.microsoft.com/sharepoint/v3" xsi:nil="true"/>
-    <lcf76f155ced4ddcb4097134ff3c332f xmlns="bc555557-3e8b-4e67-83dc-4a843c87bf48">
-      <Terms xmlns="http://schemas.microsoft.com/office/infopath/2007/PartnerControls"/>
-    </lcf76f155ced4ddcb4097134ff3c332f>
-    <TaxCatchAll xmlns="13e5e634-19bb-4da3-8eb1-d732f895062a" xsi:nil="true"/>
-    <SharedWithUsers xmlns="13e5e634-19bb-4da3-8eb1-d732f895062a">
-      <UserInfo>
-        <DisplayName>James Dell</DisplayName>
-        <AccountId>10</AccountId>
-        <AccountType/>
-      </UserInfo>
-      <UserInfo>
-        <DisplayName>Luke Finch</DisplayName>
-        <AccountId>44</AccountId>
-        <AccountType/>
-      </UserInfo>
-      <UserInfo>
-        <DisplayName>Sam Wray</DisplayName>
-        <AccountId>39</AccountId>
-        <AccountType/>
-      </UserInfo>
-      <UserInfo>
-        <DisplayName>Nick Johns</DisplayName>
-        <AccountId>18</AccountId>
-        <AccountType/>
-      </UserInfo>
-      <UserInfo>
-        <DisplayName>Justin Towle</DisplayName>
-        <AccountId>70</AccountId>
-        <AccountType/>
-      </UserInfo>
-    </SharedWithUsers>
-  </documentManagement>
-</p:properties>
+<file path=customXml/itemProps1.xml><?xml version="1.0" encoding="utf-8"?>
+<ds:datastoreItem xmlns:ds="http://schemas.openxmlformats.org/officeDocument/2006/customXml" ds:itemID="{02C30E68-946A-4504-B925-FF5230B8A4C3}">
+  <ds:schemaRefs>
+    <ds:schemaRef ds:uri="http://schemas.microsoft.com/sharepoint/v3/contenttype/forms"/>
+  </ds:schemaRefs>
+</ds:datastoreItem>
 </file>
 
-<file path=customXml/item4.xml><?xml version="1.0" encoding="utf-8"?>
-<?mso-contentType ?>
-<FormTemplates xmlns="http://schemas.microsoft.com/sharepoint/v3/contenttype/forms">
-  <Display>DocumentLibraryForm</Display>
-  <Edit>DocumentLibraryForm</Edit>
-  <New>DocumentLibraryForm</New>
-</FormTemplates>
+<file path=customXml/itemProps2.xml><?xml version="1.0" encoding="utf-8"?>
+<ds:datastoreItem xmlns:ds="http://schemas.openxmlformats.org/officeDocument/2006/customXml" ds:itemID="{EDF12601-A8A7-4B7A-9481-1111248E774A}">
+  <ds:schemaRefs>
+    <ds:schemaRef ds:uri="http://schemas.microsoft.com/office/2006/metadata/properties"/>
+    <ds:schemaRef ds:uri="http://schemas.microsoft.com/office/infopath/2007/PartnerControls"/>
+    <ds:schemaRef ds:uri="http://schemas.microsoft.com/sharepoint/v3"/>
+    <ds:schemaRef ds:uri="bc555557-3e8b-4e67-83dc-4a843c87bf48"/>
+    <ds:schemaRef ds:uri="13e5e634-19bb-4da3-8eb1-d732f895062a"/>
+  </ds:schemaRefs>
+</ds:datastoreItem>
 </file>
 
-<file path=customXml/itemProps1.xml><?xml version="1.0" encoding="utf-8"?>
+<file path=customXml/itemProps3.xml><?xml version="1.0" encoding="utf-8"?>
 <ds:datastoreItem xmlns:ds="http://schemas.openxmlformats.org/officeDocument/2006/customXml" ds:itemID="{7F9D1B01-7FEE-4553-9877-3B31209422E5}">
   <ds:schemaRefs>
     <ds:schemaRef ds:uri="http://schemas.microsoft.com/office/2006/metadata/contentType"/>
@@ -14962,30 +14871,10 @@
 </ds:datastoreItem>
 </file>
 
-<file path=customXml/itemProps2.xml><?xml version="1.0" encoding="utf-8"?>
+<file path=customXml/itemProps4.xml><?xml version="1.0" encoding="utf-8"?>
 <ds:datastoreItem xmlns:ds="http://schemas.openxmlformats.org/officeDocument/2006/customXml" ds:itemID="{41B34B53-803B-4600-951E-8C7B6ABDE6A5}">
   <ds:schemaRefs>
     <ds:schemaRef ds:uri="http://schemas.openxmlformats.org/officeDocument/2006/bibliography"/>
   </ds:schemaRefs>
 </ds:datastoreItem>
-</file>
-
-<file path=customXml/itemProps3.xml><?xml version="1.0" encoding="utf-8"?>
-<ds:datastoreItem xmlns:ds="http://schemas.openxmlformats.org/officeDocument/2006/customXml" ds:itemID="{EDF12601-A8A7-4B7A-9481-1111248E774A}">
-  <ds:schemaRefs>
-    <ds:schemaRef ds:uri="http://schemas.microsoft.com/office/2006/metadata/properties"/>
-    <ds:schemaRef ds:uri="http://schemas.microsoft.com/office/infopath/2007/PartnerControls"/>
-    <ds:schemaRef ds:uri="http://schemas.microsoft.com/sharepoint/v3"/>
-    <ds:schemaRef ds:uri="bc555557-3e8b-4e67-83dc-4a843c87bf48"/>
-    <ds:schemaRef ds:uri="13e5e634-19bb-4da3-8eb1-d732f895062a"/>
-  </ds:schemaRefs>
-</ds:datastoreItem>
-</file>
-
-<file path=customXml/itemProps4.xml><?xml version="1.0" encoding="utf-8"?>
-<ds:datastoreItem xmlns:ds="http://schemas.openxmlformats.org/officeDocument/2006/customXml" ds:itemID="{02C30E68-946A-4504-B925-FF5230B8A4C3}">
-  <ds:schemaRefs>
-    <ds:schemaRef ds:uri="http://schemas.microsoft.com/sharepoint/v3/contenttype/forms"/>
-  </ds:schemaRefs>
-</ds:datastoreItem>
 </file>
--- a/planet_it_maturity_assessment_template_v2.docx
+++ b/planet_it_maturity_assessment_template_v2.docx
@@ -1288,6 +1288,21 @@
     </w:p>
     <w:p/>
     <w:p>
+      <w:pPr>
+        <w:pStyle w:val="Heading2"/>
+      </w:pPr>
+    </w:p>
+    <w:p>
+      <w:pPr>
+        <w:pStyle w:val="Heading2"/>
+      </w:pPr>
+      <w:r>
+        <w:t>Current domain alignment</w:t>
+      </w:r>
+    </w:p>
+    <w:p/>
+    <w:p/>
+    <w:p>
       <w:r>
         <w:t>{{ radar</w:t>
       </w:r>
@@ -1781,6 +1796,7 @@
         <w:rPr>
           <w:bdr w:val="none" w:sz="0" w:space="0" w:color="auto" w:frame="1"/>
         </w:rPr>
+        <w:lastRenderedPageBreak/>
         <w:t xml:space="preserve">Overview </w:t>
       </w:r>
       <w:r>
@@ -3662,6 +3678,7 @@
         <w:rPr>
           <w:bdr w:val="none" w:sz="0" w:space="0" w:color="auto" w:frame="1"/>
         </w:rPr>
+        <w:lastRenderedPageBreak/>
         <w:t>Detailed Assessment</w:t>
       </w:r>
     </w:p>
@@ -4364,6 +4381,7 @@
           <w:b/>
           <w:bCs/>
         </w:rPr>
+        <w:lastRenderedPageBreak/>
         <w:t>Active Managed Defence:</w:t>
       </w:r>
       <w:r>
@@ -5327,6 +5345,7 @@
               <w:rPr>
                 <w:rFonts w:cs="Courier New"/>
               </w:rPr>
+              <w:lastRenderedPageBreak/>
               <w:t>• {{ m }}</w:t>
             </w:r>
           </w:p>
@@ -5374,6 +5393,7 @@
                 <w:b/>
                 <w:bCs/>
               </w:rPr>
+              <w:lastRenderedPageBreak/>
               <w:t>Business Value Delivered</w:t>
             </w:r>
           </w:p>
@@ -5484,6 +5504,72 @@
     </w:p>
     <w:p>
       <w:pPr>
+        <w:spacing w:before="240" w:after="120"/>
+        <w:rPr>
+          <w:b/>
+          <w:sz w:val="26"/>
+        </w:rPr>
+      </w:pPr>
+      <w:r>
+        <w:rPr>
+          <w:b/>
+          <w:sz w:val="26"/>
+        </w:rPr>
+        <w:t>Simulated attack of current infrastructure</w:t>
+      </w:r>
+    </w:p>
+    <w:p>
+      <w:pPr>
+        <w:spacing w:before="240" w:after="120"/>
+        <w:rPr>
+          <w:bCs/>
+          <w:i/>
+          <w:iCs/>
+          <w:sz w:val="12"/>
+          <w:szCs w:val="12"/>
+        </w:rPr>
+      </w:pPr>
+      <w:r>
+        <w:rPr>
+          <w:bCs/>
+          <w:i/>
+          <w:iCs/>
+          <w:sz w:val="12"/>
+          <w:szCs w:val="12"/>
+        </w:rPr>
+        <w:t xml:space="preserve">Disclaimer: this is a fictional breach scenario leveraging threat intelligence and known threat actor activity mapped to the current technology stack and perceived security maturity of </w:t>
+      </w:r>
+      <w:r>
+        <w:rPr>
+          <w:bCs/>
+          <w:i/>
+          <w:iCs/>
+          <w:sz w:val="12"/>
+          <w:szCs w:val="12"/>
+        </w:rPr>
+        <w:t>{{ customer_name }}</w:t>
+      </w:r>
+      <w:r>
+        <w:rPr>
+          <w:bCs/>
+          <w:i/>
+          <w:iCs/>
+          <w:sz w:val="12"/>
+          <w:szCs w:val="12"/>
+        </w:rPr>
+        <w:t xml:space="preserve"> – this is meant as an illustration of potential risks only</w:t>
+      </w:r>
+    </w:p>
+    <w:p>
+      <w:pPr>
+        <w:pStyle w:val="NormalWeb"/>
+        <w:rPr>
+          <w:rStyle w:val="HTMLCode"/>
+        </w:rPr>
+      </w:pPr>
+    </w:p>
+    <w:p>
+      <w:pPr>
         <w:pStyle w:val="NormalWeb"/>
         <w:rPr>
           <w:rFonts w:ascii="Roboto" w:hAnsi="Roboto"/>
@@ -5543,6 +5629,7 @@
           <w:sz w:val="20"/>
           <w:szCs w:val="24"/>
         </w:rPr>
+        <w:lastRenderedPageBreak/>
         <w:t xml:space="preserve">Our </w:t>
       </w:r>
       <w:r>
@@ -5917,6 +6004,7 @@
     <w:p/>
     <w:p>
       <w:r>
+        <w:lastRenderedPageBreak/>
         <w:t xml:space="preserve">Since the beginning, we have built our business on first-class customer service and employing the best people available. We continue that ethos today, constantly building and maintaining our </w:t>
       </w:r>
     </w:p>
@@ -6165,6 +6253,7 @@
         <w:rPr>
           <w:rFonts w:eastAsia="Times New Roman"/>
         </w:rPr>
+        <w:lastRenderedPageBreak/>
         <w:t>Assumptions and Client Responsibilities</w:t>
       </w:r>
     </w:p>
@@ -9626,6 +9715,7 @@
         <w:pStyle w:val="Heading1"/>
       </w:pPr>
       <w:r>
+        <w:lastRenderedPageBreak/>
         <w:t>Authors</w:t>
       </w:r>
     </w:p>
@@ -9745,7 +9835,10 @@
           </w:tcPr>
           <w:p>
             <w:r>
-              <w:t xml:space="preserve"> [TA NAME]</w:t>
+              <w:t xml:space="preserve"> </w:t>
+            </w:r>
+            <w:r>
+              <w:t>{{ consultant_name }}</w:t>
             </w:r>
           </w:p>
         </w:tc>
@@ -9862,10 +9955,7 @@
           </w:tcPr>
           <w:p>
             <w:r>
-              <w:t xml:space="preserve"> </w:t>
-            </w:r>
-            <w:r>
-              <w:t>James Dell</w:t>
+              <w:t xml:space="preserve"> Mike Bellido</w:t>
             </w:r>
           </w:p>
         </w:tc>
@@ -10515,7 +10605,7 @@
           </w:tcPr>
           <w:p>
             <w:r>
-              <w:t>[TA NAME]</w:t>
+              <w:t>{{ consultant_name }}</w:t>
             </w:r>
           </w:p>
         </w:tc>
@@ -10710,7 +10800,7 @@
           </w:tcPr>
           <w:p>
             <w:r>
-              <w:t>[CUSTOMER NAME]</w:t>
+              <w:t>{{ customer_name }}</w:t>
             </w:r>
           </w:p>
         </w:tc>
@@ -10746,6 +10836,7 @@
         <w:rPr>
           <w:noProof/>
         </w:rPr>
+        <w:lastRenderedPageBreak/>
         <mc:AlternateContent>
           <mc:Choice Requires="wps">
             <w:drawing>
@@ -14530,46 +14621,6 @@
 </file>
 
 <file path=customXml/item2.xml><?xml version="1.0" encoding="utf-8"?>
-<p:properties xmlns:p="http://schemas.microsoft.com/office/2006/metadata/properties" xmlns:xsi="http://www.w3.org/2001/XMLSchema-instance" xmlns:pc="http://schemas.microsoft.com/office/infopath/2007/PartnerControls">
-  <documentManagement>
-    <_ip_UnifiedCompliancePolicyUIAction xmlns="http://schemas.microsoft.com/sharepoint/v3" xsi:nil="true"/>
-    <_ip_UnifiedCompliancePolicyProperties xmlns="http://schemas.microsoft.com/sharepoint/v3" xsi:nil="true"/>
-    <lcf76f155ced4ddcb4097134ff3c332f xmlns="bc555557-3e8b-4e67-83dc-4a843c87bf48">
-      <Terms xmlns="http://schemas.microsoft.com/office/infopath/2007/PartnerControls"/>
-    </lcf76f155ced4ddcb4097134ff3c332f>
-    <TaxCatchAll xmlns="13e5e634-19bb-4da3-8eb1-d732f895062a" xsi:nil="true"/>
-    <SharedWithUsers xmlns="13e5e634-19bb-4da3-8eb1-d732f895062a">
-      <UserInfo>
-        <DisplayName>James Dell</DisplayName>
-        <AccountId>10</AccountId>
-        <AccountType/>
-      </UserInfo>
-      <UserInfo>
-        <DisplayName>Luke Finch</DisplayName>
-        <AccountId>44</AccountId>
-        <AccountType/>
-      </UserInfo>
-      <UserInfo>
-        <DisplayName>Sam Wray</DisplayName>
-        <AccountId>39</AccountId>
-        <AccountType/>
-      </UserInfo>
-      <UserInfo>
-        <DisplayName>Nick Johns</DisplayName>
-        <AccountId>18</AccountId>
-        <AccountType/>
-      </UserInfo>
-      <UserInfo>
-        <DisplayName>Justin Towle</DisplayName>
-        <AccountId>70</AccountId>
-        <AccountType/>
-      </UserInfo>
-    </SharedWithUsers>
-  </documentManagement>
-</p:properties>
-</file>
-
-<file path=customXml/item3.xml><?xml version="1.0" encoding="utf-8"?>
 <ct:contentTypeSchema xmlns:ct="http://schemas.microsoft.com/office/2006/metadata/contentType" xmlns:ma="http://schemas.microsoft.com/office/2006/metadata/properties/metaAttributes" ct:_="" ma:_="" ma:contentTypeName="Document" ma:contentTypeID="0x01010035785702D987474A98E5EB52BEDD3AA6" ma:contentTypeVersion="19" ma:contentTypeDescription="Create a new document." ma:contentTypeScope="" ma:versionID="7475e8a14b23e3b44613142ca3702c71">
   <xsd:schema xmlns:xsd="http://www.w3.org/2001/XMLSchema" xmlns:xs="http://www.w3.org/2001/XMLSchema" xmlns:p="http://schemas.microsoft.com/office/2006/metadata/properties" xmlns:ns1="http://schemas.microsoft.com/sharepoint/v3" xmlns:ns2="bc555557-3e8b-4e67-83dc-4a843c87bf48" xmlns:ns3="13e5e634-19bb-4da3-8eb1-d732f895062a" targetNamespace="http://schemas.microsoft.com/office/2006/metadata/properties" ma:root="true" ma:fieldsID="a0e591cb8f16aef1e2d445ad70521c76" ns1:_="" ns2:_="" ns3:_="">
     <xsd:import namespace="http://schemas.microsoft.com/sharepoint/v3"/>
@@ -14827,6 +14878,46 @@
 </ct:contentTypeSchema>
 </file>
 
+<file path=customXml/item3.xml><?xml version="1.0" encoding="utf-8"?>
+<p:properties xmlns:p="http://schemas.microsoft.com/office/2006/metadata/properties" xmlns:xsi="http://www.w3.org/2001/XMLSchema-instance" xmlns:pc="http://schemas.microsoft.com/office/infopath/2007/PartnerControls">
+  <documentManagement>
+    <_ip_UnifiedCompliancePolicyUIAction xmlns="http://schemas.microsoft.com/sharepoint/v3" xsi:nil="true"/>
+    <_ip_UnifiedCompliancePolicyProperties xmlns="http://schemas.microsoft.com/sharepoint/v3" xsi:nil="true"/>
+    <lcf76f155ced4ddcb4097134ff3c332f xmlns="bc555557-3e8b-4e67-83dc-4a843c87bf48">
+      <Terms xmlns="http://schemas.microsoft.com/office/infopath/2007/PartnerControls"/>
+    </lcf76f155ced4ddcb4097134ff3c332f>
+    <TaxCatchAll xmlns="13e5e634-19bb-4da3-8eb1-d732f895062a" xsi:nil="true"/>
+    <SharedWithUsers xmlns="13e5e634-19bb-4da3-8eb1-d732f895062a">
+      <UserInfo>
+        <DisplayName>James Dell</DisplayName>
+        <AccountId>10</AccountId>
+        <AccountType/>
+      </UserInfo>
+      <UserInfo>
+        <DisplayName>Luke Finch</DisplayName>
+        <AccountId>44</AccountId>
+        <AccountType/>
+      </UserInfo>
+      <UserInfo>
+        <DisplayName>Sam Wray</DisplayName>
+        <AccountId>39</AccountId>
+        <AccountType/>
+      </UserInfo>
+      <UserInfo>
+        <DisplayName>Nick Johns</DisplayName>
+        <AccountId>18</AccountId>
+        <AccountType/>
+      </UserInfo>
+      <UserInfo>
+        <DisplayName>Justin Towle</DisplayName>
+        <AccountId>70</AccountId>
+        <AccountType/>
+      </UserInfo>
+    </SharedWithUsers>
+  </documentManagement>
+</p:properties>
+</file>
+
 <file path=customXml/item4.xml><?xml version="1.0" encoding="utf-8"?>
 <b:Sources xmlns:b="http://schemas.openxmlformats.org/officeDocument/2006/bibliography" xmlns="http://schemas.openxmlformats.org/officeDocument/2006/bibliography" SelectedStyle="\APASixthEditionOfficeOnline.xsl" StyleName="APA" Version="6"/>
 </file>
@@ -14840,18 +14931,6 @@
 </file>
 
 <file path=customXml/itemProps2.xml><?xml version="1.0" encoding="utf-8"?>
-<ds:datastoreItem xmlns:ds="http://schemas.openxmlformats.org/officeDocument/2006/customXml" ds:itemID="{EDF12601-A8A7-4B7A-9481-1111248E774A}">
-  <ds:schemaRefs>
-    <ds:schemaRef ds:uri="http://schemas.microsoft.com/office/2006/metadata/properties"/>
-    <ds:schemaRef ds:uri="http://schemas.microsoft.com/office/infopath/2007/PartnerControls"/>
-    <ds:schemaRef ds:uri="http://schemas.microsoft.com/sharepoint/v3"/>
-    <ds:schemaRef ds:uri="bc555557-3e8b-4e67-83dc-4a843c87bf48"/>
-    <ds:schemaRef ds:uri="13e5e634-19bb-4da3-8eb1-d732f895062a"/>
-  </ds:schemaRefs>
-</ds:datastoreItem>
-</file>
-
-<file path=customXml/itemProps3.xml><?xml version="1.0" encoding="utf-8"?>
 <ds:datastoreItem xmlns:ds="http://schemas.openxmlformats.org/officeDocument/2006/customXml" ds:itemID="{7F9D1B01-7FEE-4553-9877-3B31209422E5}">
   <ds:schemaRefs>
     <ds:schemaRef ds:uri="http://schemas.microsoft.com/office/2006/metadata/contentType"/>
@@ -14871,6 +14950,18 @@
 </ds:datastoreItem>
 </file>
 
+<file path=customXml/itemProps3.xml><?xml version="1.0" encoding="utf-8"?>
+<ds:datastoreItem xmlns:ds="http://schemas.openxmlformats.org/officeDocument/2006/customXml" ds:itemID="{EDF12601-A8A7-4B7A-9481-1111248E774A}">
+  <ds:schemaRefs>
+    <ds:schemaRef ds:uri="http://schemas.microsoft.com/office/2006/metadata/properties"/>
+    <ds:schemaRef ds:uri="http://schemas.microsoft.com/office/infopath/2007/PartnerControls"/>
+    <ds:schemaRef ds:uri="http://schemas.microsoft.com/sharepoint/v3"/>
+    <ds:schemaRef ds:uri="bc555557-3e8b-4e67-83dc-4a843c87bf48"/>
+    <ds:schemaRef ds:uri="13e5e634-19bb-4da3-8eb1-d732f895062a"/>
+  </ds:schemaRefs>
+</ds:datastoreItem>
+</file>
+
 <file path=customXml/itemProps4.xml><?xml version="1.0" encoding="utf-8"?>
 <ds:datastoreItem xmlns:ds="http://schemas.openxmlformats.org/officeDocument/2006/customXml" ds:itemID="{41B34B53-803B-4600-951E-8C7B6ABDE6A5}">
   <ds:schemaRefs>

--- a/planet_it_maturity_assessment_template_v2.docx
+++ b/planet_it_maturity_assessment_template_v2.docx
@@ -1274,11 +1274,27 @@
     </w:p>
     <w:p/>
     <w:p>
+      <w:r>
+        <w:t xml:space="preserve">{{ </w:t>
+      </w:r>
+      <w:r>
+        <w:t>executive_summary_actions</w:t>
+      </w:r>
+      <w:r>
+        <w:t>_word</w:t>
+      </w:r>
+      <w:r>
+        <w:t xml:space="preserve"> }}</w:t>
+      </w:r>
+    </w:p>
+    <w:p/>
+    <w:p/>
+    <w:p>
       <w:pPr>
         <w:pStyle w:val="Heading2"/>
       </w:pPr>
       <w:r>
-        <w:t xml:space="preserve">Current Posture Overview </w:t>
+        <w:t>Executive Commentary</w:t>
       </w:r>
     </w:p>
     <w:p>
@@ -14621,6 +14637,46 @@
 </file>
 
 <file path=customXml/item2.xml><?xml version="1.0" encoding="utf-8"?>
+<p:properties xmlns:p="http://schemas.microsoft.com/office/2006/metadata/properties" xmlns:xsi="http://www.w3.org/2001/XMLSchema-instance" xmlns:pc="http://schemas.microsoft.com/office/infopath/2007/PartnerControls">
+  <documentManagement>
+    <_ip_UnifiedCompliancePolicyUIAction xmlns="http://schemas.microsoft.com/sharepoint/v3" xsi:nil="true"/>
+    <_ip_UnifiedCompliancePolicyProperties xmlns="http://schemas.microsoft.com/sharepoint/v3" xsi:nil="true"/>
+    <lcf76f155ced4ddcb4097134ff3c332f xmlns="bc555557-3e8b-4e67-83dc-4a843c87bf48">
+      <Terms xmlns="http://schemas.microsoft.com/office/infopath/2007/PartnerControls"/>
+    </lcf76f155ced4ddcb4097134ff3c332f>
+    <TaxCatchAll xmlns="13e5e634-19bb-4da3-8eb1-d732f895062a" xsi:nil="true"/>
+    <SharedWithUsers xmlns="13e5e634-19bb-4da3-8eb1-d732f895062a">
+      <UserInfo>
+        <DisplayName>James Dell</DisplayName>
+        <AccountId>10</AccountId>
+        <AccountType/>
+      </UserInfo>
+      <UserInfo>
+        <DisplayName>Luke Finch</DisplayName>
+        <AccountId>44</AccountId>
+        <AccountType/>
+      </UserInfo>
+      <UserInfo>
+        <DisplayName>Sam Wray</DisplayName>
+        <AccountId>39</AccountId>
+        <AccountType/>
+      </UserInfo>
+      <UserInfo>
+        <DisplayName>Nick Johns</DisplayName>
+        <AccountId>18</AccountId>
+        <AccountType/>
+      </UserInfo>
+      <UserInfo>
+        <DisplayName>Justin Towle</DisplayName>
+        <AccountId>70</AccountId>
+        <AccountType/>
+      </UserInfo>
+    </SharedWithUsers>
+  </documentManagement>
+</p:properties>
+</file>
+
+<file path=customXml/item3.xml><?xml version="1.0" encoding="utf-8"?>
 <ct:contentTypeSchema xmlns:ct="http://schemas.microsoft.com/office/2006/metadata/contentType" xmlns:ma="http://schemas.microsoft.com/office/2006/metadata/properties/metaAttributes" ct:_="" ma:_="" ma:contentTypeName="Document" ma:contentTypeID="0x01010035785702D987474A98E5EB52BEDD3AA6" ma:contentTypeVersion="19" ma:contentTypeDescription="Create a new document." ma:contentTypeScope="" ma:versionID="7475e8a14b23e3b44613142ca3702c71">
   <xsd:schema xmlns:xsd="http://www.w3.org/2001/XMLSchema" xmlns:xs="http://www.w3.org/2001/XMLSchema" xmlns:p="http://schemas.microsoft.com/office/2006/metadata/properties" xmlns:ns1="http://schemas.microsoft.com/sharepoint/v3" xmlns:ns2="bc555557-3e8b-4e67-83dc-4a843c87bf48" xmlns:ns3="13e5e634-19bb-4da3-8eb1-d732f895062a" targetNamespace="http://schemas.microsoft.com/office/2006/metadata/properties" ma:root="true" ma:fieldsID="a0e591cb8f16aef1e2d445ad70521c76" ns1:_="" ns2:_="" ns3:_="">
     <xsd:import namespace="http://schemas.microsoft.com/sharepoint/v3"/>
@@ -14878,46 +14934,6 @@
 </ct:contentTypeSchema>
 </file>
 
-<file path=customXml/item3.xml><?xml version="1.0" encoding="utf-8"?>
-<p:properties xmlns:p="http://schemas.microsoft.com/office/2006/metadata/properties" xmlns:xsi="http://www.w3.org/2001/XMLSchema-instance" xmlns:pc="http://schemas.microsoft.com/office/infopath/2007/PartnerControls">
-  <documentManagement>
-    <_ip_UnifiedCompliancePolicyUIAction xmlns="http://schemas.microsoft.com/sharepoint/v3" xsi:nil="true"/>
-    <_ip_UnifiedCompliancePolicyProperties xmlns="http://schemas.microsoft.com/sharepoint/v3" xsi:nil="true"/>
-    <lcf76f155ced4ddcb4097134ff3c332f xmlns="bc555557-3e8b-4e67-83dc-4a843c87bf48">
-      <Terms xmlns="http://schemas.microsoft.com/office/infopath/2007/PartnerControls"/>
-    </lcf76f155ced4ddcb4097134ff3c332f>
-    <TaxCatchAll xmlns="13e5e634-19bb-4da3-8eb1-d732f895062a" xsi:nil="true"/>
-    <SharedWithUsers xmlns="13e5e634-19bb-4da3-8eb1-d732f895062a">
-      <UserInfo>
-        <DisplayName>James Dell</DisplayName>
-        <AccountId>10</AccountId>
-        <AccountType/>
-      </UserInfo>
-      <UserInfo>
-        <DisplayName>Luke Finch</DisplayName>
-        <AccountId>44</AccountId>
-        <AccountType/>
-      </UserInfo>
-      <UserInfo>
-        <DisplayName>Sam Wray</DisplayName>
-        <AccountId>39</AccountId>
-        <AccountType/>
-      </UserInfo>
-      <UserInfo>
-        <DisplayName>Nick Johns</DisplayName>
-        <AccountId>18</AccountId>
-        <AccountType/>
-      </UserInfo>
-      <UserInfo>
-        <DisplayName>Justin Towle</DisplayName>
-        <AccountId>70</AccountId>
-        <AccountType/>
-      </UserInfo>
-    </SharedWithUsers>
-  </documentManagement>
-</p:properties>
-</file>
-
 <file path=customXml/item4.xml><?xml version="1.0" encoding="utf-8"?>
 <b:Sources xmlns:b="http://schemas.openxmlformats.org/officeDocument/2006/bibliography" xmlns="http://schemas.openxmlformats.org/officeDocument/2006/bibliography" SelectedStyle="\APASixthEditionOfficeOnline.xsl" StyleName="APA" Version="6"/>
 </file>
@@ -14931,6 +14947,18 @@
 </file>
 
 <file path=customXml/itemProps2.xml><?xml version="1.0" encoding="utf-8"?>
+<ds:datastoreItem xmlns:ds="http://schemas.openxmlformats.org/officeDocument/2006/customXml" ds:itemID="{EDF12601-A8A7-4B7A-9481-1111248E774A}">
+  <ds:schemaRefs>
+    <ds:schemaRef ds:uri="http://schemas.microsoft.com/office/2006/metadata/properties"/>
+    <ds:schemaRef ds:uri="http://schemas.microsoft.com/office/infopath/2007/PartnerControls"/>
+    <ds:schemaRef ds:uri="http://schemas.microsoft.com/sharepoint/v3"/>
+    <ds:schemaRef ds:uri="bc555557-3e8b-4e67-83dc-4a843c87bf48"/>
+    <ds:schemaRef ds:uri="13e5e634-19bb-4da3-8eb1-d732f895062a"/>
+  </ds:schemaRefs>
+</ds:datastoreItem>
+</file>
+
+<file path=customXml/itemProps3.xml><?xml version="1.0" encoding="utf-8"?>
 <ds:datastoreItem xmlns:ds="http://schemas.openxmlformats.org/officeDocument/2006/customXml" ds:itemID="{7F9D1B01-7FEE-4553-9877-3B31209422E5}">
   <ds:schemaRefs>
     <ds:schemaRef ds:uri="http://schemas.microsoft.com/office/2006/metadata/contentType"/>
@@ -14950,18 +14978,6 @@
 </ds:datastoreItem>
 </file>
 
-<file path=customXml/itemProps3.xml><?xml version="1.0" encoding="utf-8"?>
-<ds:datastoreItem xmlns:ds="http://schemas.openxmlformats.org/officeDocument/2006/customXml" ds:itemID="{EDF12601-A8A7-4B7A-9481-1111248E774A}">
-  <ds:schemaRefs>
-    <ds:schemaRef ds:uri="http://schemas.microsoft.com/office/2006/metadata/properties"/>
-    <ds:schemaRef ds:uri="http://schemas.microsoft.com/office/infopath/2007/PartnerControls"/>
-    <ds:schemaRef ds:uri="http://schemas.microsoft.com/sharepoint/v3"/>
-    <ds:schemaRef ds:uri="bc555557-3e8b-4e67-83dc-4a843c87bf48"/>
-    <ds:schemaRef ds:uri="13e5e634-19bb-4da3-8eb1-d732f895062a"/>
-  </ds:schemaRefs>
-</ds:datastoreItem>
-</file>
-
 <file path=customXml/itemProps4.xml><?xml version="1.0" encoding="utf-8"?>
 <ds:datastoreItem xmlns:ds="http://schemas.openxmlformats.org/officeDocument/2006/customXml" ds:itemID="{41B34B53-803B-4600-951E-8C7B6ABDE6A5}">
   <ds:schemaRefs>

--- a/planet_it_maturity_assessment_template_v2.docx
+++ b/planet_it_maturity_assessment_template_v2.docx
@@ -1,6 +1,6 @@
 
 <file path=word/document.xml><?xml version="1.0" encoding="utf-8"?>
-<w:document xmlns:wpc="http://schemas.microsoft.com/office/word/2010/wordprocessingCanvas" xmlns:cx="http://schemas.microsoft.com/office/drawing/2014/chartex" xmlns:cx1="http://schemas.microsoft.com/office/drawing/2015/9/8/chartex" xmlns:cx2="http://schemas.microsoft.com/office/drawing/2015/10/21/chartex" xmlns:cx3="http://schemas.microsoft.com/office/drawing/2016/5/9/chartex" xmlns:cx4="http://schemas.microsoft.com/office/drawing/2016/5/10/chartex" xmlns:cx5="http://schemas.microsoft.com/office/drawing/2016/5/11/chartex" xmlns:cx6="http://schemas.microsoft.com/office/drawing/2016/5/12/chartex" xmlns:cx7="http://schemas.microsoft.com/office/drawing/2016/5/13/chartex" xmlns:cx8="http://schemas.microsoft.com/office/drawing/2016/5/14/chartex" xmlns:mc="http://schemas.openxmlformats.org/markup-compatibility/2006" xmlns:m="http://schemas.openxmlformats.org/officeDocument/2006/math" xmlns:aink="http://schemas.microsoft.com/office/drawing/2016/ink" xmlns:am3d="http://schemas.microsoft.com/office/drawing/2017/model3d" xmlns:oel="http://schemas.microsoft.com/office/2019/extlst" xmlns:r="http://schemas.openxmlformats.org/officeDocument/2006/relationships" xmlns:wp14="http://schemas.microsoft.com/office/word/2010/wordprocessingDrawing" xmlns:wp="http://schemas.openxmlformats.org/drawingml/2006/wordprocessingDrawing" xmlns:wpg="http://schemas.microsoft.com/office/word/2010/wordprocessingGroup" xmlns:wpi="http://schemas.microsoft.com/office/word/2010/wordprocessingInk" xmlns:wps="http://schemas.microsoft.com/office/word/2010/wordprocessingShape" xmlns:o="urn:schemas-microsoft-com:office:office" xmlns:v="urn:schemas-microsoft-com:vml" xmlns:w10="urn:schemas-microsoft-com:office:word" xmlns:w="http://schemas.openxmlformats.org/wordprocessingml/2006/main" xmlns:w14="http://schemas.microsoft.com/office/word/2010/wordml" xmlns:w15="http://schemas.microsoft.com/office/word/2012/wordml" xmlns:w16cex="http://schemas.microsoft.com/office/word/2018/wordml/cex" xmlns:w16cid="http://schemas.microsoft.com/office/word/2016/wordml/cid" xmlns:w16="http://schemas.microsoft.com/office/word/2018/wordml" xmlns:w16sdtdh="http://schemas.microsoft.com/office/word/2020/wordml/sdtdatahash" xmlns:w16sdtfl="http://schemas.microsoft.com/office/word/2024/wordml/sdtformatlock" xmlns:w16se="http://schemas.microsoft.com/office/word/2015/wordml/symex" xmlns:w16du="http://schemas.microsoft.com/office/word/2023/wordml/word16du" xmlns:wne="http://schemas.microsoft.com/office/word/2006/wordml" mc:Ignorable="w14 w15 w16se w16cid w16 w16cex w16sdtdh w16sdtfl w16du wp14">
+<w:document xmlns:wpc="http://schemas.microsoft.com/office/word/2010/wordprocessingCanvas" xmlns:cx="http://schemas.microsoft.com/office/drawing/2014/chartex" xmlns:cx1="http://schemas.microsoft.com/office/drawing/2015/9/8/chartex" xmlns:cx2="http://schemas.microsoft.com/office/drawing/2015/10/21/chartex" xmlns:cx3="http://schemas.microsoft.com/office/drawing/2016/5/9/chartex" xmlns:cx4="http://schemas.microsoft.com/office/drawing/2016/5/10/chartex" xmlns:cx5="http://schemas.microsoft.com/office/drawing/2016/5/11/chartex" xmlns:cx6="http://schemas.microsoft.com/office/drawing/2016/5/12/chartex" xmlns:cx7="http://schemas.microsoft.com/office/drawing/2016/5/13/chartex" xmlns:cx8="http://schemas.microsoft.com/office/drawing/2016/5/14/chartex" xmlns:mc="http://schemas.openxmlformats.org/markup-compatibility/2006" xmlns:m="http://schemas.openxmlformats.org/officeDocument/2006/math" xmlns:aink="http://schemas.microsoft.com/office/drawing/2016/ink" xmlns:am3d="http://schemas.microsoft.com/office/drawing/2017/model3d" xmlns:oel="http://schemas.microsoft.com/office/2019/extlst" xmlns:r="http://schemas.openxmlformats.org/officeDocument/2006/relationships" xmlns:wp14="http://schemas.microsoft.com/office/word/2010/wordprocessingDrawing" xmlns:wp="http://schemas.openxmlformats.org/drawingml/2006/wordprocessingDrawing" xmlns:wpg="http://schemas.microsoft.com/office/word/2010/wordprocessingGroup" xmlns:wpi="http://schemas.microsoft.com/office/word/2010/wordprocessingInk" xmlns:wps="http://schemas.microsoft.com/office/word/2010/wordprocessingShape" xmlns:o="urn:schemas-microsoft-com:office:office" xmlns:v="urn:schemas-microsoft-com:vml" xmlns:w10="urn:schemas-microsoft-com:office:word" xmlns:w="http://schemas.openxmlformats.org/wordprocessingml/2006/main" xmlns:w14="http://schemas.microsoft.com/office/word/2010/wordml" xmlns:w15="http://schemas.microsoft.com/office/word/2012/wordml" xmlns:w16cei="http://schemas.microsoft.com/office/word/2026/wordml/cei" xmlns:w16cex="http://schemas.microsoft.com/office/word/2018/wordml/cex" xmlns:w16cid="http://schemas.microsoft.com/office/word/2016/wordml/cid" xmlns:w16="http://schemas.microsoft.com/office/word/2018/wordml" xmlns:w16sdtdh="http://schemas.microsoft.com/office/word/2020/wordml/sdtdatahash" xmlns:w16sdtfl="http://schemas.microsoft.com/office/word/2024/wordml/sdtformatlock" xmlns:w16se="http://schemas.microsoft.com/office/word/2015/wordml/symex" xmlns:w16du="http://schemas.microsoft.com/office/word/2023/wordml/word16du" xmlns:wne="http://schemas.microsoft.com/office/word/2006/wordml" mc:Ignorable="w14 w15 w16se w16cid w16 w16cex w16sdtdh w16sdtfl w16du wp14">
   <w:body>
     <w:p>
       <w:bookmarkStart w:id="0" w:name="_Toc530485983"/>
@@ -739,7 +739,7 @@
                 <v:stroke joinstyle="miter"/>
                 <v:path gradientshapeok="t" o:connecttype="rect"/>
               </v:shapetype>
-              <v:shape id="Text Box 916039276" o:spid="_x0000_s1027" type="#_x0000_t202" style="position:absolute;margin-left:-19.95pt;margin-top:54.75pt;width:513.95pt;height:546.4pt;z-index:251657219;visibility:visible;mso-wrap-style:square;mso-width-percent:0;mso-height-percent:0;mso-wrap-distance-left:9pt;mso-wrap-distance-top:0;mso-wrap-distance-right:9pt;mso-wrap-distance-bottom:0;mso-position-horizontal:absolute;mso-position-horizontal-relative:margin;mso-position-vertical:absolute;mso-position-vertical-relative:text;mso-width-percent:0;mso-height-percent:0;mso-width-relative:margin;mso-height-relative:margin;v-text-anchor:top" o:gfxdata="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" filled="f" stroked="f" strokeweight=".5pt">
+              <v:shape id="Text Box 916039276" o:spid="_x0000_s1026" type="#_x0000_t202" style="position:absolute;margin-left:-19.95pt;margin-top:54.75pt;width:513.95pt;height:546.4pt;z-index:251657219;visibility:visible;mso-wrap-style:square;mso-width-percent:0;mso-height-percent:0;mso-wrap-distance-left:9pt;mso-wrap-distance-top:0;mso-wrap-distance-right:9pt;mso-wrap-distance-bottom:0;mso-position-horizontal:absolute;mso-position-horizontal-relative:margin;mso-position-vertical:absolute;mso-position-vertical-relative:text;mso-width-percent:0;mso-height-percent:0;mso-width-relative:margin;mso-height-relative:margin;v-text-anchor:top" o:gfxdata="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" filled="f" stroked="f" strokeweight=".5pt">
                 <v:textbox>
                   <w:txbxContent>
                     <w:p>
@@ -1274,6 +1274,28 @@
     </w:p>
     <w:p/>
     <w:p>
+      <w:pPr>
+        <w:tabs>
+          <w:tab w:val="num" w:pos="720"/>
+        </w:tabs>
+      </w:pPr>
+      <w:r>
+        <w:t xml:space="preserve">{{ maturity_gauge }} {{ maturity_score }} </w:t>
+      </w:r>
+    </w:p>
+    <w:p>
+      <w:pPr>
+        <w:tabs>
+          <w:tab w:val="num" w:pos="720"/>
+        </w:tabs>
+      </w:pPr>
+      <w:r>
+        <w:t>{{ maturity_score_category }}</w:t>
+      </w:r>
+    </w:p>
+    <w:p/>
+    <w:p/>
+    <w:p>
       <w:r>
         <w:t xml:space="preserve">{{ </w:t>
       </w:r>
@@ -1442,7 +1464,7 @@
           </mc:Choice>
           <mc:Fallback>
             <w:pict>
-              <v:shape w14:anchorId="346E967A" id="TextBox 9" o:spid="_x0000_s1028" type="#_x0000_t202" style="position:absolute;margin-left:354pt;margin-top:158.4pt;width:66pt;height:36pt;z-index:251663378;visibility:visible;mso-wrap-style:square;mso-width-percent:0;mso-height-percent:0;mso-wrap-distance-left:9pt;mso-wrap-distance-top:0;mso-wrap-distance-right:9pt;mso-wrap-distance-bottom:0;mso-position-horizontal:absolute;mso-position-horizontal-relative:text;mso-position-vertical:absolute;mso-position-vertical-relative:text;mso-width-percent:0;mso-height-percent:0;mso-width-relative:margin;mso-height-relative:margin;v-text-anchor:top" o:gfxdata="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" filled="f" strokecolor="#ff9300" strokeweight="1.5pt">
+              <v:shape w14:anchorId="346E967A" id="TextBox 9" o:spid="_x0000_s1027" type="#_x0000_t202" style="position:absolute;margin-left:354pt;margin-top:158.4pt;width:66pt;height:36pt;z-index:251663378;visibility:visible;mso-wrap-style:square;mso-width-percent:0;mso-height-percent:0;mso-wrap-distance-left:9pt;mso-wrap-distance-top:0;mso-wrap-distance-right:9pt;mso-wrap-distance-bottom:0;mso-position-horizontal:absolute;mso-position-horizontal-relative:text;mso-position-vertical:absolute;mso-position-vertical-relative:text;mso-width-percent:0;mso-height-percent:0;mso-width-relative:margin;mso-height-relative:margin;v-text-anchor:top" o:gfxdata="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" filled="f" strokecolor="#ff9300" strokeweight="1.5pt">
                 <v:textbox>
                   <w:txbxContent>
                     <w:p>
@@ -1797,6 +1819,7 @@
         <w:rPr>
           <w:bdr w:val="none" w:sz="0" w:space="0" w:color="auto" w:frame="1"/>
         </w:rPr>
+        <w:lastRenderedPageBreak/>
         <w:br w:type="page"/>
       </w:r>
     </w:p>
@@ -7203,7 +7226,7 @@
           </mc:Choice>
           <mc:Fallback>
             <w:pict>
-              <v:shape w14:anchorId="37D5DB8D" id="Text Box 1395801432" o:spid="_x0000_s1029" type="#_x0000_t202" style="position:absolute;margin-left:234.55pt;margin-top:10.6pt;width:228.1pt;height:486.2pt;z-index:251657225;visibility:visible;mso-wrap-style:square;mso-height-percent:0;mso-wrap-distance-left:9pt;mso-wrap-distance-top:0;mso-wrap-distance-right:9pt;mso-wrap-distance-bottom:0;mso-position-horizontal:absolute;mso-position-horizontal-relative:text;mso-position-vertical:absolute;mso-position-vertical-relative:text;mso-height-percent:0;mso-height-relative:margin;v-text-anchor:top" o:gfxdata="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" fillcolor="white [3201]" stroked="f" strokeweight=".5pt">
+              <v:shape w14:anchorId="37D5DB8D" id="Text Box 1395801432" o:spid="_x0000_s1028" type="#_x0000_t202" style="position:absolute;margin-left:234.55pt;margin-top:10.6pt;width:228.1pt;height:486.2pt;z-index:251657225;visibility:visible;mso-wrap-style:square;mso-height-percent:0;mso-wrap-distance-left:9pt;mso-wrap-distance-top:0;mso-wrap-distance-right:9pt;mso-wrap-distance-bottom:0;mso-position-horizontal:absolute;mso-position-horizontal-relative:text;mso-position-vertical:absolute;mso-position-vertical-relative:text;mso-height-percent:0;mso-height-relative:margin;v-text-anchor:top" o:gfxdata="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" fillcolor="white [3201]" stroked="f" strokeweight=".5pt">
                 <v:textbox>
                   <w:txbxContent>
                     <w:p>
@@ -7253,7 +7276,7 @@
                       <w:pPr>
                         <w:numPr>
                           <w:ilvl w:val="0"/>
-                          <w:numId w:val="3"/>
+                          <w:numId w:val="1"/>
                         </w:numPr>
                         <w:pBdr>
                           <w:top w:val="nil"/>
@@ -7296,7 +7319,7 @@
                       <w:pPr>
                         <w:numPr>
                           <w:ilvl w:val="0"/>
-                          <w:numId w:val="3"/>
+                          <w:numId w:val="1"/>
                         </w:numPr>
                         <w:pBdr>
                           <w:top w:val="nil"/>
@@ -7339,7 +7362,7 @@
                       <w:pPr>
                         <w:numPr>
                           <w:ilvl w:val="0"/>
-                          <w:numId w:val="3"/>
+                          <w:numId w:val="1"/>
                         </w:numPr>
                         <w:pBdr>
                           <w:top w:val="nil"/>
@@ -7375,7 +7398,7 @@
                       <w:pPr>
                         <w:numPr>
                           <w:ilvl w:val="0"/>
-                          <w:numId w:val="3"/>
+                          <w:numId w:val="1"/>
                         </w:numPr>
                         <w:pBdr>
                           <w:top w:val="nil"/>
@@ -7411,7 +7434,7 @@
                       <w:pPr>
                         <w:numPr>
                           <w:ilvl w:val="0"/>
-                          <w:numId w:val="3"/>
+                          <w:numId w:val="1"/>
                         </w:numPr>
                         <w:pBdr>
                           <w:top w:val="nil"/>
@@ -7447,7 +7470,7 @@
                       <w:pPr>
                         <w:numPr>
                           <w:ilvl w:val="0"/>
-                          <w:numId w:val="3"/>
+                          <w:numId w:val="1"/>
                         </w:numPr>
                         <w:pBdr>
                           <w:top w:val="nil"/>
@@ -7483,7 +7506,7 @@
                       <w:pPr>
                         <w:numPr>
                           <w:ilvl w:val="0"/>
-                          <w:numId w:val="3"/>
+                          <w:numId w:val="1"/>
                         </w:numPr>
                         <w:pBdr>
                           <w:top w:val="nil"/>
@@ -7519,7 +7542,7 @@
                       <w:pPr>
                         <w:numPr>
                           <w:ilvl w:val="1"/>
-                          <w:numId w:val="3"/>
+                          <w:numId w:val="1"/>
                         </w:numPr>
                         <w:pBdr>
                           <w:top w:val="nil"/>
@@ -7563,7 +7586,7 @@
                       <w:pPr>
                         <w:numPr>
                           <w:ilvl w:val="1"/>
-                          <w:numId w:val="3"/>
+                          <w:numId w:val="1"/>
                         </w:numPr>
                         <w:pBdr>
                           <w:top w:val="nil"/>
@@ -7607,7 +7630,7 @@
                       <w:pPr>
                         <w:numPr>
                           <w:ilvl w:val="1"/>
-                          <w:numId w:val="3"/>
+                          <w:numId w:val="1"/>
                         </w:numPr>
                         <w:pBdr>
                           <w:top w:val="nil"/>
@@ -7637,7 +7660,7 @@
                       <w:pPr>
                         <w:numPr>
                           <w:ilvl w:val="1"/>
-                          <w:numId w:val="3"/>
+                          <w:numId w:val="1"/>
                         </w:numPr>
                         <w:pBdr>
                           <w:top w:val="nil"/>
@@ -7667,7 +7690,7 @@
                       <w:pPr>
                         <w:numPr>
                           <w:ilvl w:val="1"/>
-                          <w:numId w:val="3"/>
+                          <w:numId w:val="1"/>
                         </w:numPr>
                         <w:pBdr>
                           <w:top w:val="nil"/>
@@ -7697,7 +7720,7 @@
                       <w:pPr>
                         <w:numPr>
                           <w:ilvl w:val="1"/>
-                          <w:numId w:val="3"/>
+                          <w:numId w:val="1"/>
                         </w:numPr>
                         <w:pBdr>
                           <w:top w:val="nil"/>
@@ -7727,7 +7750,7 @@
                       <w:pPr>
                         <w:numPr>
                           <w:ilvl w:val="0"/>
-                          <w:numId w:val="3"/>
+                          <w:numId w:val="1"/>
                         </w:numPr>
                         <w:pBdr>
                           <w:top w:val="nil"/>
@@ -7764,7 +7787,7 @@
                       <w:pPr>
                         <w:numPr>
                           <w:ilvl w:val="0"/>
-                          <w:numId w:val="3"/>
+                          <w:numId w:val="1"/>
                         </w:numPr>
                         <w:pBdr>
                           <w:top w:val="nil"/>
@@ -7808,7 +7831,7 @@
                       <w:pPr>
                         <w:numPr>
                           <w:ilvl w:val="0"/>
-                          <w:numId w:val="3"/>
+                          <w:numId w:val="1"/>
                         </w:numPr>
                         <w:pBdr>
                           <w:top w:val="nil"/>
@@ -7852,7 +7875,7 @@
                       <w:pPr>
                         <w:numPr>
                           <w:ilvl w:val="0"/>
-                          <w:numId w:val="3"/>
+                          <w:numId w:val="1"/>
                         </w:numPr>
                         <w:pBdr>
                           <w:top w:val="nil"/>
@@ -7889,7 +7912,7 @@
                       <w:pPr>
                         <w:numPr>
                           <w:ilvl w:val="0"/>
-                          <w:numId w:val="3"/>
+                          <w:numId w:val="1"/>
                         </w:numPr>
                         <w:pBdr>
                           <w:top w:val="nil"/>
@@ -8859,7 +8882,7 @@
           </mc:Choice>
           <mc:Fallback>
             <w:pict>
-              <v:shape w14:anchorId="0BFEBFDA" id="Text Box 1749209667" o:spid="_x0000_s1030" type="#_x0000_t202" style="position:absolute;margin-left:-20.7pt;margin-top:10.6pt;width:228.1pt;height:532.35pt;z-index:251657224;visibility:visible;mso-wrap-style:square;mso-height-percent:0;mso-wrap-distance-left:9pt;mso-wrap-distance-top:0;mso-wrap-distance-right:9pt;mso-wrap-distance-bottom:0;mso-position-horizontal:absolute;mso-position-horizontal-relative:text;mso-position-vertical:absolute;mso-position-vertical-relative:text;mso-height-percent:0;mso-height-relative:margin;v-text-anchor:top" o:gfxdata="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" fillcolor="white [3201]" stroked="f" strokeweight=".5pt">
+              <v:shape w14:anchorId="0BFEBFDA" id="Text Box 1749209667" o:spid="_x0000_s1029" type="#_x0000_t202" style="position:absolute;margin-left:-20.7pt;margin-top:10.6pt;width:228.1pt;height:532.35pt;z-index:251657224;visibility:visible;mso-wrap-style:square;mso-height-percent:0;mso-wrap-distance-left:9pt;mso-wrap-distance-top:0;mso-wrap-distance-right:9pt;mso-wrap-distance-bottom:0;mso-position-horizontal:absolute;mso-position-horizontal-relative:text;mso-position-vertical:absolute;mso-position-vertical-relative:text;mso-height-percent:0;mso-height-relative:margin;v-text-anchor:top" o:gfxdata="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" fillcolor="white [3201]" stroked="f" strokeweight=".5pt">
                 <v:textbox>
                   <w:txbxContent>
                     <w:p>
@@ -8888,7 +8911,7 @@
                       <w:pPr>
                         <w:numPr>
                           <w:ilvl w:val="0"/>
-                          <w:numId w:val="3"/>
+                          <w:numId w:val="1"/>
                         </w:numPr>
                         <w:pBdr>
                           <w:top w:val="nil"/>
@@ -8946,7 +8969,7 @@
                       <w:pPr>
                         <w:numPr>
                           <w:ilvl w:val="0"/>
-                          <w:numId w:val="3"/>
+                          <w:numId w:val="1"/>
                         </w:numPr>
                         <w:pBdr>
                           <w:top w:val="nil"/>
@@ -8990,7 +9013,7 @@
                       <w:pPr>
                         <w:numPr>
                           <w:ilvl w:val="0"/>
-                          <w:numId w:val="3"/>
+                          <w:numId w:val="1"/>
                         </w:numPr>
                         <w:pBdr>
                           <w:top w:val="nil"/>
@@ -9034,7 +9057,7 @@
                       <w:pPr>
                         <w:numPr>
                           <w:ilvl w:val="0"/>
-                          <w:numId w:val="3"/>
+                          <w:numId w:val="1"/>
                         </w:numPr>
                         <w:pBdr>
                           <w:top w:val="nil"/>
@@ -9078,7 +9101,7 @@
                       <w:pPr>
                         <w:numPr>
                           <w:ilvl w:val="0"/>
-                          <w:numId w:val="3"/>
+                          <w:numId w:val="1"/>
                         </w:numPr>
                         <w:pBdr>
                           <w:top w:val="nil"/>
@@ -9108,7 +9131,7 @@
                       <w:pPr>
                         <w:numPr>
                           <w:ilvl w:val="0"/>
-                          <w:numId w:val="3"/>
+                          <w:numId w:val="1"/>
                         </w:numPr>
                         <w:pBdr>
                           <w:top w:val="nil"/>
@@ -9152,7 +9175,7 @@
                       <w:pPr>
                         <w:numPr>
                           <w:ilvl w:val="0"/>
-                          <w:numId w:val="3"/>
+                          <w:numId w:val="1"/>
                         </w:numPr>
                         <w:pBdr>
                           <w:top w:val="nil"/>
@@ -9189,7 +9212,7 @@
                       <w:pPr>
                         <w:numPr>
                           <w:ilvl w:val="0"/>
-                          <w:numId w:val="3"/>
+                          <w:numId w:val="1"/>
                         </w:numPr>
                         <w:pBdr>
                           <w:top w:val="nil"/>
@@ -9226,7 +9249,7 @@
                       <w:pPr>
                         <w:numPr>
                           <w:ilvl w:val="0"/>
-                          <w:numId w:val="3"/>
+                          <w:numId w:val="1"/>
                         </w:numPr>
                         <w:pBdr>
                           <w:top w:val="nil"/>
@@ -9256,7 +9279,7 @@
                       <w:pPr>
                         <w:numPr>
                           <w:ilvl w:val="0"/>
-                          <w:numId w:val="3"/>
+                          <w:numId w:val="1"/>
                         </w:numPr>
                         <w:pBdr>
                           <w:top w:val="nil"/>
@@ -9314,7 +9337,7 @@
                       <w:pPr>
                         <w:numPr>
                           <w:ilvl w:val="0"/>
-                          <w:numId w:val="3"/>
+                          <w:numId w:val="1"/>
                         </w:numPr>
                         <w:pBdr>
                           <w:top w:val="nil"/>
@@ -9358,7 +9381,7 @@
                       <w:pPr>
                         <w:numPr>
                           <w:ilvl w:val="0"/>
-                          <w:numId w:val="3"/>
+                          <w:numId w:val="1"/>
                         </w:numPr>
                         <w:pBdr>
                           <w:top w:val="nil"/>
@@ -9402,7 +9425,7 @@
                       <w:pPr>
                         <w:numPr>
                           <w:ilvl w:val="0"/>
-                          <w:numId w:val="3"/>
+                          <w:numId w:val="1"/>
                         </w:numPr>
                         <w:pBdr>
                           <w:top w:val="nil"/>
@@ -9446,7 +9469,7 @@
                       <w:pPr>
                         <w:numPr>
                           <w:ilvl w:val="0"/>
-                          <w:numId w:val="3"/>
+                          <w:numId w:val="1"/>
                         </w:numPr>
                         <w:pBdr>
                           <w:top w:val="nil"/>
@@ -9483,7 +9506,7 @@
                       <w:pPr>
                         <w:numPr>
                           <w:ilvl w:val="0"/>
-                          <w:numId w:val="3"/>
+                          <w:numId w:val="1"/>
                         </w:numPr>
                         <w:pBdr>
                           <w:top w:val="nil"/>
@@ -9527,7 +9550,7 @@
                       <w:pPr>
                         <w:numPr>
                           <w:ilvl w:val="0"/>
-                          <w:numId w:val="3"/>
+                          <w:numId w:val="1"/>
                         </w:numPr>
                         <w:pBdr>
                           <w:top w:val="nil"/>
@@ -9557,7 +9580,7 @@
                       <w:pPr>
                         <w:numPr>
                           <w:ilvl w:val="0"/>
-                          <w:numId w:val="3"/>
+                          <w:numId w:val="1"/>
                         </w:numPr>
                         <w:pBdr>
                           <w:top w:val="nil"/>
@@ -9594,7 +9617,7 @@
                       <w:pPr>
                         <w:numPr>
                           <w:ilvl w:val="0"/>
-                          <w:numId w:val="3"/>
+                          <w:numId w:val="1"/>
                         </w:numPr>
                         <w:pBdr>
                           <w:top w:val="nil"/>
@@ -9631,7 +9654,7 @@
                       <w:pPr>
                         <w:numPr>
                           <w:ilvl w:val="0"/>
-                          <w:numId w:val="3"/>
+                          <w:numId w:val="1"/>
                         </w:numPr>
                         <w:pBdr>
                           <w:top w:val="nil"/>
@@ -11381,11 +11404,30 @@
           </mc:Choice>
           <mc:Fallback>
             <w:pict>
-              <v:group w14:anchorId="392E5ACB" id="Group 32" o:spid="_x0000_s1031" style="position:absolute;margin-left:-61.9pt;margin-top:20.9pt;width:576.4pt;height:333.5pt;z-index:251657228;mso-height-relative:margin" coordorigin=",636" coordsize="73205,41718" o:gfxdata="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">
-                <v:shape id="Picture 522" o:spid="_x0000_s1032" type="#_x0000_t75" style="position:absolute;left:18765;top:636;width:37179;height:4569;visibility:visible;mso-wrap-style:square" o:gfxdata="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">
+              <v:group w14:anchorId="392E5ACB" id="Group 32" o:spid="_x0000_s1030" style="position:absolute;margin-left:-61.9pt;margin-top:20.9pt;width:576.4pt;height:333.5pt;z-index:251657228;mso-height-relative:margin" coordorigin=",636" coordsize="73205,41718" o:gfxdata="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">
+                <v:shapetype id="_x0000_t75" coordsize="21600,21600" o:spt="75" o:preferrelative="t" path="m@4@5l@4@11@9@11@9@5xe" filled="f" stroked="f">
+                  <v:stroke joinstyle="miter"/>
+                  <v:formulas>
+                    <v:f eqn="if lineDrawn pixelLineWidth 0"/>
+                    <v:f eqn="sum @0 1 0"/>
+                    <v:f eqn="sum 0 0 @1"/>
+                    <v:f eqn="prod @2 1 2"/>
+                    <v:f eqn="prod @3 21600 pixelWidth"/>
+                    <v:f eqn="prod @3 21600 pixelHeight"/>
+                    <v:f eqn="sum @0 0 1"/>
+                    <v:f eqn="prod @6 1 2"/>
+                    <v:f eqn="prod @7 21600 pixelWidth"/>
+                    <v:f eqn="sum @8 21600 0"/>
+                    <v:f eqn="prod @7 21600 pixelHeight"/>
+                    <v:f eqn="sum @10 21600 0"/>
+                  </v:formulas>
+                  <v:path o:extrusionok="f" gradientshapeok="t" o:connecttype="rect"/>
+                  <o:lock v:ext="edit" aspectratio="t"/>
+                </v:shapetype>
+                <v:shape id="Picture 522" o:spid="_x0000_s1031" type="#_x0000_t75" style="position:absolute;left:18765;top:636;width:37179;height:4569;visibility:visible;mso-wrap-style:square" o:gfxdata="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">
                   <v:imagedata r:id="rId49" o:title=""/>
                 </v:shape>
-                <v:shape id="Text Box 363991275" o:spid="_x0000_s1033" type="#_x0000_t202" style="position:absolute;top:27750;width:24384;height:4064;visibility:visible;mso-wrap-style:square;v-text-anchor:top" o:gfxdata="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" filled="f" stroked="f" strokeweight=".5pt">
+                <v:shape id="Text Box 363991275" o:spid="_x0000_s1032" type="#_x0000_t202" style="position:absolute;top:27750;width:24384;height:4064;visibility:visible;mso-wrap-style:square;v-text-anchor:top" o:gfxdata="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" filled="f" stroked="f" strokeweight=".5pt">
                   <v:textbox>
                     <w:txbxContent>
                       <w:p>
@@ -11409,7 +11451,7 @@
                     </w:txbxContent>
                   </v:textbox>
                 </v:shape>
-                <v:shape id="Text Box 573268449" o:spid="_x0000_s1034" type="#_x0000_t202" style="position:absolute;left:48821;top:27352;width:24384;height:4064;visibility:visible;mso-wrap-style:square;v-text-anchor:top" o:gfxdata="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" filled="f" stroked="f" strokeweight=".5pt">
+                <v:shape id="Text Box 573268449" o:spid="_x0000_s1033" type="#_x0000_t202" style="position:absolute;left:48821;top:27352;width:24384;height:4064;visibility:visible;mso-wrap-style:square;v-text-anchor:top" o:gfxdata="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" filled="f" stroked="f" strokeweight=".5pt">
                   <v:textbox>
                     <w:txbxContent>
                       <w:p>
@@ -11433,7 +11475,7 @@
                     </w:txbxContent>
                   </v:textbox>
                 </v:shape>
-                <v:shape id="Text Box 532173996" o:spid="_x0000_s1035" type="#_x0000_t202" style="position:absolute;left:25364;top:27750;width:24384;height:14605;visibility:visible;mso-wrap-style:square;v-text-anchor:top" o:gfxdata="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" filled="f" stroked="f" strokeweight=".5pt">
+                <v:shape id="Text Box 532173996" o:spid="_x0000_s1034" type="#_x0000_t202" style="position:absolute;left:25364;top:27750;width:24384;height:14605;visibility:visible;mso-wrap-style:square;v-text-anchor:top" o:gfxdata="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" filled="f" stroked="f" strokeweight=".5pt">
                   <v:textbox>
                     <w:txbxContent>
                       <w:p>
@@ -11549,13 +11591,13 @@
                     </w:txbxContent>
                   </v:textbox>
                 </v:shape>
-                <v:shape id="Picture 529" o:spid="_x0000_s1036" type="#_x0000_t75" alt="A picture containing text, clipart, tableware, light&#10;&#10;Description automatically generated" style="position:absolute;left:9859;top:22979;width:4445;height:4445;visibility:visible;mso-wrap-style:square" o:gfxdata="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">
+                <v:shape id="Picture 529" o:spid="_x0000_s1035" type="#_x0000_t75" alt="A picture containing text, clipart, tableware, light&#10;&#10;Description automatically generated" style="position:absolute;left:9859;top:22979;width:4445;height:4445;visibility:visible;mso-wrap-style:square" o:gfxdata="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">
                   <v:imagedata r:id="rId50" o:title="A picture containing text, clipart, tableware, light&#10;&#10;Description automatically generated"/>
                 </v:shape>
-                <v:shape id="Picture 530" o:spid="_x0000_s1037" type="#_x0000_t75" alt="Icon&#10;&#10;Description automatically generated" style="position:absolute;left:34985;top:22740;width:4445;height:4445;visibility:visible;mso-wrap-style:square" o:gfxdata="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">
+                <v:shape id="Picture 530" o:spid="_x0000_s1036" type="#_x0000_t75" alt="Icon&#10;&#10;Description automatically generated" style="position:absolute;left:34985;top:22740;width:4445;height:4445;visibility:visible;mso-wrap-style:square" o:gfxdata="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">
                   <v:imagedata r:id="rId51" o:title="Icon&#10;&#10;Description automatically generated"/>
                 </v:shape>
-                <v:shape id="Picture 533" o:spid="_x0000_s1038" type="#_x0000_t75" alt="Icon&#10;&#10;Description automatically generated" style="position:absolute;left:57805;top:22661;width:4445;height:4445;visibility:visible;mso-wrap-style:square" o:gfxdata="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">
+                <v:shape id="Picture 533" o:spid="_x0000_s1037" type="#_x0000_t75" alt="Icon&#10;&#10;Description automatically generated" style="position:absolute;left:57805;top:22661;width:4445;height:4445;visibility:visible;mso-wrap-style:square" o:gfxdata="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">
                   <v:imagedata r:id="rId52" o:title="Icon&#10;&#10;Description automatically generated"/>
                 </v:shape>
               </v:group>
@@ -11985,7 +12027,7 @@
           </mc:Choice>
           <mc:Fallback>
             <w:pict>
-              <v:shape w14:anchorId="2B49E626" id="Text Box 11" o:spid="_x0000_s1039" type="#_x0000_t202" style="position:absolute;margin-left:-30.45pt;margin-top:7.6pt;width:512.85pt;height:224pt;z-index:251657221;visibility:visible;mso-wrap-style:square;mso-width-percent:0;mso-height-percent:0;mso-wrap-distance-left:9pt;mso-wrap-distance-top:0;mso-wrap-distance-right:9pt;mso-wrap-distance-bottom:0;mso-position-horizontal:absolute;mso-position-horizontal-relative:margin;mso-position-vertical:absolute;mso-position-vertical-relative:text;mso-width-percent:0;mso-height-percent:0;mso-width-relative:margin;mso-height-relative:margin;v-text-anchor:top" o:gfxdata="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" filled="f" stroked="f" strokeweight=".5pt">
+              <v:shape w14:anchorId="2B49E626" id="Text Box 11" o:spid="_x0000_s1038" type="#_x0000_t202" style="position:absolute;margin-left:-30.45pt;margin-top:7.6pt;width:512.85pt;height:224pt;z-index:251657221;visibility:visible;mso-wrap-style:square;mso-width-percent:0;mso-height-percent:0;mso-wrap-distance-left:9pt;mso-wrap-distance-top:0;mso-wrap-distance-right:9pt;mso-wrap-distance-bottom:0;mso-position-horizontal:absolute;mso-position-horizontal-relative:margin;mso-position-vertical:absolute;mso-position-vertical-relative:text;mso-width-percent:0;mso-height-percent:0;mso-width-relative:margin;mso-height-relative:margin;v-text-anchor:top" o:gfxdata="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" filled="f" stroked="f" strokeweight=".5pt">
                 <v:textbox>
                   <w:txbxContent>
                     <w:p>
@@ -12307,6 +12349,31 @@
     <w:p/>
     <w:bookmarkEnd w:id="11"/>
     <w:p/>
+    <w:p/>
+    <w:p>
+      <w:r>
+        <w:rPr>
+          <w:b/>
+        </w:rPr>
+        <w:t>{{ maturity_gauge }}</w:t>
+      </w:r>
+    </w:p>
+    <w:p>
+      <w:r>
+        <w:rPr>
+          <w:b/>
+        </w:rPr>
+        <w:t>{{ maturity_score }}</w:t>
+      </w:r>
+    </w:p>
+    <w:p>
+      <w:r>
+        <w:rPr>
+          <w:b/>
+        </w:rPr>
+        <w:t>{{ maturity_score_category }}</w:t>
+      </w:r>
+    </w:p>
     <w:sectPr>
       <w:headerReference w:type="default" r:id="rId53"/>
       <w:headerReference w:type="first" r:id="rId54"/>
@@ -12321,7 +12388,7 @@
 </file>
 
 <file path=word/comments.xml><?xml version="1.0" encoding="utf-8"?>
-<w:comments xmlns:wpc="http://schemas.microsoft.com/office/word/2010/wordprocessingCanvas" xmlns:cx="http://schemas.microsoft.com/office/drawing/2014/chartex" xmlns:cx1="http://schemas.microsoft.com/office/drawing/2015/9/8/chartex" xmlns:cx2="http://schemas.microsoft.com/office/drawing/2015/10/21/chartex" xmlns:cx3="http://schemas.microsoft.com/office/drawing/2016/5/9/chartex" xmlns:cx4="http://schemas.microsoft.com/office/drawing/2016/5/10/chartex" xmlns:cx5="http://schemas.microsoft.com/office/drawing/2016/5/11/chartex" xmlns:cx6="http://schemas.microsoft.com/office/drawing/2016/5/12/chartex" xmlns:cx7="http://schemas.microsoft.com/office/drawing/2016/5/13/chartex" xmlns:cx8="http://schemas.microsoft.com/office/drawing/2016/5/14/chartex" xmlns:mc="http://schemas.openxmlformats.org/markup-compatibility/2006" xmlns:m="http://schemas.openxmlformats.org/officeDocument/2006/math" xmlns:aink="http://schemas.microsoft.com/office/drawing/2016/ink" xmlns:am3d="http://schemas.microsoft.com/office/drawing/2017/model3d" xmlns:oel="http://schemas.microsoft.com/office/2019/extlst" xmlns:r="http://schemas.openxmlformats.org/officeDocument/2006/relationships" xmlns:wp14="http://schemas.microsoft.com/office/word/2010/wordprocessingDrawing" xmlns:wp="http://schemas.openxmlformats.org/drawingml/2006/wordprocessingDrawing" xmlns:wpg="http://schemas.microsoft.com/office/word/2010/wordprocessingGroup" xmlns:wpi="http://schemas.microsoft.com/office/word/2010/wordprocessingInk" xmlns:wps="http://schemas.microsoft.com/office/word/2010/wordprocessingShape" xmlns:o="urn:schemas-microsoft-com:office:office" xmlns:v="urn:schemas-microsoft-com:vml" xmlns:w10="urn:schemas-microsoft-com:office:word" xmlns:w="http://schemas.openxmlformats.org/wordprocessingml/2006/main" xmlns:w14="http://schemas.microsoft.com/office/word/2010/wordml" xmlns:w15="http://schemas.microsoft.com/office/word/2012/wordml" xmlns:w16cex="http://schemas.microsoft.com/office/word/2018/wordml/cex" xmlns:w16cid="http://schemas.microsoft.com/office/word/2016/wordml/cid" xmlns:w16="http://schemas.microsoft.com/office/word/2018/wordml" xmlns:w16sdtdh="http://schemas.microsoft.com/office/word/2020/wordml/sdtdatahash" xmlns:w16sdtfl="http://schemas.microsoft.com/office/word/2024/wordml/sdtformatlock" xmlns:w16se="http://schemas.microsoft.com/office/word/2015/wordml/symex" xmlns:w16du="http://schemas.microsoft.com/office/word/2023/wordml/word16du" xmlns:wne="http://schemas.microsoft.com/office/word/2006/wordml" mc:Ignorable="w14 w15 w16se w16cid w16 w16cex w16sdtdh w16sdtfl w16du wp14">
+<w:comments xmlns:wpc="http://schemas.microsoft.com/office/word/2010/wordprocessingCanvas" xmlns:cx="http://schemas.microsoft.com/office/drawing/2014/chartex" xmlns:cx1="http://schemas.microsoft.com/office/drawing/2015/9/8/chartex" xmlns:cx2="http://schemas.microsoft.com/office/drawing/2015/10/21/chartex" xmlns:cx3="http://schemas.microsoft.com/office/drawing/2016/5/9/chartex" xmlns:cx4="http://schemas.microsoft.com/office/drawing/2016/5/10/chartex" xmlns:cx5="http://schemas.microsoft.com/office/drawing/2016/5/11/chartex" xmlns:cx6="http://schemas.microsoft.com/office/drawing/2016/5/12/chartex" xmlns:cx7="http://schemas.microsoft.com/office/drawing/2016/5/13/chartex" xmlns:cx8="http://schemas.microsoft.com/office/drawing/2016/5/14/chartex" xmlns:mc="http://schemas.openxmlformats.org/markup-compatibility/2006" xmlns:m="http://schemas.openxmlformats.org/officeDocument/2006/math" xmlns:aink="http://schemas.microsoft.com/office/drawing/2016/ink" xmlns:am3d="http://schemas.microsoft.com/office/drawing/2017/model3d" xmlns:oel="http://schemas.microsoft.com/office/2019/extlst" xmlns:r="http://schemas.openxmlformats.org/officeDocument/2006/relationships" xmlns:wp14="http://schemas.microsoft.com/office/word/2010/wordprocessingDrawing" xmlns:wp="http://schemas.openxmlformats.org/drawingml/2006/wordprocessingDrawing" xmlns:wpg="http://schemas.microsoft.com/office/word/2010/wordprocessingGroup" xmlns:wpi="http://schemas.microsoft.com/office/word/2010/wordprocessingInk" xmlns:wps="http://schemas.microsoft.com/office/word/2010/wordprocessingShape" xmlns:o="urn:schemas-microsoft-com:office:office" xmlns:v="urn:schemas-microsoft-com:vml" xmlns:w10="urn:schemas-microsoft-com:office:word" xmlns:w="http://schemas.openxmlformats.org/wordprocessingml/2006/main" xmlns:w14="http://schemas.microsoft.com/office/word/2010/wordml" xmlns:w15="http://schemas.microsoft.com/office/word/2012/wordml" xmlns:w16cei="http://schemas.microsoft.com/office/word/2026/wordml/cei" xmlns:w16cex="http://schemas.microsoft.com/office/word/2018/wordml/cex" xmlns:w16cid="http://schemas.microsoft.com/office/word/2016/wordml/cid" xmlns:w16="http://schemas.microsoft.com/office/word/2018/wordml" xmlns:w16sdtdh="http://schemas.microsoft.com/office/word/2020/wordml/sdtdatahash" xmlns:w16sdtfl="http://schemas.microsoft.com/office/word/2024/wordml/sdtformatlock" xmlns:w16se="http://schemas.microsoft.com/office/word/2015/wordml/symex" xmlns:w16du="http://schemas.microsoft.com/office/word/2023/wordml/word16du" xmlns:wne="http://schemas.microsoft.com/office/word/2006/wordml" mc:Ignorable="w14 w15 w16se w16cid w16 w16cex w16sdtdh w16sdtfl w16du wp14">
   <w:comment w:id="3" w:author="James Dell" w:date="2025-03-31T14:25:00Z" w:initials="JD">
     <w:p>
       <w:r>
@@ -12457,7 +12524,7 @@
 </file>
 
 <file path=word/commentsExtended.xml><?xml version="1.0" encoding="utf-8"?>
-<w15:commentsEx xmlns:wpc="http://schemas.microsoft.com/office/word/2010/wordprocessingCanvas" xmlns:cx="http://schemas.microsoft.com/office/drawing/2014/chartex" xmlns:cx1="http://schemas.microsoft.com/office/drawing/2015/9/8/chartex" xmlns:cx2="http://schemas.microsoft.com/office/drawing/2015/10/21/chartex" xmlns:cx3="http://schemas.microsoft.com/office/drawing/2016/5/9/chartex" xmlns:cx4="http://schemas.microsoft.com/office/drawing/2016/5/10/chartex" xmlns:cx5="http://schemas.microsoft.com/office/drawing/2016/5/11/chartex" xmlns:cx6="http://schemas.microsoft.com/office/drawing/2016/5/12/chartex" xmlns:cx7="http://schemas.microsoft.com/office/drawing/2016/5/13/chartex" xmlns:cx8="http://schemas.microsoft.com/office/drawing/2016/5/14/chartex" xmlns:mc="http://schemas.openxmlformats.org/markup-compatibility/2006" xmlns:m="http://schemas.openxmlformats.org/officeDocument/2006/math" xmlns:aink="http://schemas.microsoft.com/office/drawing/2016/ink" xmlns:am3d="http://schemas.microsoft.com/office/drawing/2017/model3d" xmlns:oel="http://schemas.microsoft.com/office/2019/extlst" xmlns:r="http://schemas.openxmlformats.org/officeDocument/2006/relationships" xmlns:wp14="http://schemas.microsoft.com/office/word/2010/wordprocessingDrawing" xmlns:wp="http://schemas.openxmlformats.org/drawingml/2006/wordprocessingDrawing" xmlns:wpg="http://schemas.microsoft.com/office/word/2010/wordprocessingGroup" xmlns:wpi="http://schemas.microsoft.com/office/word/2010/wordprocessingInk" xmlns:wps="http://schemas.microsoft.com/office/word/2010/wordprocessingShape" xmlns:o="urn:schemas-microsoft-com:office:office" xmlns:v="urn:schemas-microsoft-com:vml" xmlns:w10="urn:schemas-microsoft-com:office:word" xmlns:w="http://schemas.openxmlformats.org/wordprocessingml/2006/main" xmlns:w14="http://schemas.microsoft.com/office/word/2010/wordml" xmlns:w15="http://schemas.microsoft.com/office/word/2012/wordml" xmlns:w16cex="http://schemas.microsoft.com/office/word/2018/wordml/cex" xmlns:w16cid="http://schemas.microsoft.com/office/word/2016/wordml/cid" xmlns:w16="http://schemas.microsoft.com/office/word/2018/wordml" xmlns:w16sdtdh="http://schemas.microsoft.com/office/word/2020/wordml/sdtdatahash" xmlns:w16sdtfl="http://schemas.microsoft.com/office/word/2024/wordml/sdtformatlock" xmlns:w16se="http://schemas.microsoft.com/office/word/2015/wordml/symex" xmlns:w16du="http://schemas.microsoft.com/office/word/2023/wordml/word16du" xmlns:wne="http://schemas.microsoft.com/office/word/2006/wordml" mc:Ignorable="w14 w15 w16se w16cid w16 w16cex w16sdtdh w16sdtfl w16du wp14">
+<w15:commentsEx xmlns:wpc="http://schemas.microsoft.com/office/word/2010/wordprocessingCanvas" xmlns:cx="http://schemas.microsoft.com/office/drawing/2014/chartex" xmlns:cx1="http://schemas.microsoft.com/office/drawing/2015/9/8/chartex" xmlns:cx2="http://schemas.microsoft.com/office/drawing/2015/10/21/chartex" xmlns:cx3="http://schemas.microsoft.com/office/drawing/2016/5/9/chartex" xmlns:cx4="http://schemas.microsoft.com/office/drawing/2016/5/10/chartex" xmlns:cx5="http://schemas.microsoft.com/office/drawing/2016/5/11/chartex" xmlns:cx6="http://schemas.microsoft.com/office/drawing/2016/5/12/chartex" xmlns:cx7="http://schemas.microsoft.com/office/drawing/2016/5/13/chartex" xmlns:cx8="http://schemas.microsoft.com/office/drawing/2016/5/14/chartex" xmlns:mc="http://schemas.openxmlformats.org/markup-compatibility/2006" xmlns:m="http://schemas.openxmlformats.org/officeDocument/2006/math" xmlns:aink="http://schemas.microsoft.com/office/drawing/2016/ink" xmlns:am3d="http://schemas.microsoft.com/office/drawing/2017/model3d" xmlns:oel="http://schemas.microsoft.com/office/2019/extlst" xmlns:r="http://schemas.openxmlformats.org/officeDocument/2006/relationships" xmlns:wp14="http://schemas.microsoft.com/office/word/2010/wordprocessingDrawing" xmlns:wp="http://schemas.openxmlformats.org/drawingml/2006/wordprocessingDrawing" xmlns:wpg="http://schemas.microsoft.com/office/word/2010/wordprocessingGroup" xmlns:wpi="http://schemas.microsoft.com/office/word/2010/wordprocessingInk" xmlns:wps="http://schemas.microsoft.com/office/word/2010/wordprocessingShape" xmlns:o="urn:schemas-microsoft-com:office:office" xmlns:v="urn:schemas-microsoft-com:vml" xmlns:w10="urn:schemas-microsoft-com:office:word" xmlns:w="http://schemas.openxmlformats.org/wordprocessingml/2006/main" xmlns:w14="http://schemas.microsoft.com/office/word/2010/wordml" xmlns:w15="http://schemas.microsoft.com/office/word/2012/wordml" xmlns:w16cei="http://schemas.microsoft.com/office/word/2026/wordml/cei" xmlns:w16cex="http://schemas.microsoft.com/office/word/2018/wordml/cex" xmlns:w16cid="http://schemas.microsoft.com/office/word/2016/wordml/cid" xmlns:w16="http://schemas.microsoft.com/office/word/2018/wordml" xmlns:w16sdtdh="http://schemas.microsoft.com/office/word/2020/wordml/sdtdatahash" xmlns:w16sdtfl="http://schemas.microsoft.com/office/word/2024/wordml/sdtformatlock" xmlns:w16se="http://schemas.microsoft.com/office/word/2015/wordml/symex" xmlns:w16du="http://schemas.microsoft.com/office/word/2023/wordml/word16du" xmlns:wne="http://schemas.microsoft.com/office/word/2006/wordml" mc:Ignorable="w14 w15 w16se w16cid w16 w16cex w16sdtdh w16sdtfl w16du wp14">
   <w15:commentEx w15:paraId="51F97860" w15:done="0"/>
   <w15:commentEx w15:paraId="55A6ECFB" w15:done="0"/>
   <w15:commentEx w15:paraId="4FBA6D35" w15:paraIdParent="55A6ECFB" w15:done="0"/>
@@ -12465,7 +12532,7 @@
 </file>
 
 <file path=word/commentsExtensible.xml><?xml version="1.0" encoding="utf-8"?>
-<w16cex:commentsExtensible xmlns:wpc="http://schemas.microsoft.com/office/word/2010/wordprocessingCanvas" xmlns:cx="http://schemas.microsoft.com/office/drawing/2014/chartex" xmlns:cx1="http://schemas.microsoft.com/office/drawing/2015/9/8/chartex" xmlns:cx2="http://schemas.microsoft.com/office/drawing/2015/10/21/chartex" xmlns:cx3="http://schemas.microsoft.com/office/drawing/2016/5/9/chartex" xmlns:cx4="http://schemas.microsoft.com/office/drawing/2016/5/10/chartex" xmlns:cx5="http://schemas.microsoft.com/office/drawing/2016/5/11/chartex" xmlns:cx6="http://schemas.microsoft.com/office/drawing/2016/5/12/chartex" xmlns:cx7="http://schemas.microsoft.com/office/drawing/2016/5/13/chartex" xmlns:cx8="http://schemas.microsoft.com/office/drawing/2016/5/14/chartex" xmlns:cr="http://schemas.microsoft.com/office/comments/2020/reactions" xmlns:mc="http://schemas.openxmlformats.org/markup-compatibility/2006" xmlns:m="http://schemas.openxmlformats.org/officeDocument/2006/math" xmlns:aink="http://schemas.microsoft.com/office/drawing/2016/ink" xmlns:am3d="http://schemas.microsoft.com/office/drawing/2017/model3d" xmlns:oel="http://schemas.microsoft.com/office/2019/extlst" xmlns:r="http://schemas.openxmlformats.org/officeDocument/2006/relationships" xmlns:wp14="http://schemas.microsoft.com/office/word/2010/wordprocessingDrawing" xmlns:wp="http://schemas.openxmlformats.org/drawingml/2006/wordprocessingDrawing" xmlns:wpg="http://schemas.microsoft.com/office/word/2010/wordprocessingGroup" xmlns:wpi="http://schemas.microsoft.com/office/word/2010/wordprocessingInk" xmlns:wps="http://schemas.microsoft.com/office/word/2010/wordprocessingShape" xmlns:o="urn:schemas-microsoft-com:office:office" xmlns:v="urn:schemas-microsoft-com:vml" xmlns:w10="urn:schemas-microsoft-com:office:word" xmlns:w="http://schemas.openxmlformats.org/wordprocessingml/2006/main" xmlns:w14="http://schemas.microsoft.com/office/word/2010/wordml" xmlns:w15="http://schemas.microsoft.com/office/word/2012/wordml" xmlns:w16cex="http://schemas.microsoft.com/office/word/2018/wordml/cex" xmlns:w16cid="http://schemas.microsoft.com/office/word/2016/wordml/cid" xmlns:w16="http://schemas.microsoft.com/office/word/2018/wordml" xmlns:w16sdtdh="http://schemas.microsoft.com/office/word/2020/wordml/sdtdatahash" xmlns:w16sdtfl="http://schemas.microsoft.com/office/word/2024/wordml/sdtformatlock" xmlns:w16se="http://schemas.microsoft.com/office/word/2015/wordml/symex" xmlns:w16du="http://schemas.microsoft.com/office/word/2023/wordml/word16du" xmlns:wne="http://schemas.microsoft.com/office/word/2006/wordml" mc:Ignorable="w14 w15 w16se w16cid w16 w16cex w16sdtdh w16sdtfl cr w16du wp14">
+<w16cex:commentsExtensible xmlns:wpc="http://schemas.microsoft.com/office/word/2010/wordprocessingCanvas" xmlns:cx="http://schemas.microsoft.com/office/drawing/2014/chartex" xmlns:cx1="http://schemas.microsoft.com/office/drawing/2015/9/8/chartex" xmlns:cx2="http://schemas.microsoft.com/office/drawing/2015/10/21/chartex" xmlns:cx3="http://schemas.microsoft.com/office/drawing/2016/5/9/chartex" xmlns:cx4="http://schemas.microsoft.com/office/drawing/2016/5/10/chartex" xmlns:cx5="http://schemas.microsoft.com/office/drawing/2016/5/11/chartex" xmlns:cx6="http://schemas.microsoft.com/office/drawing/2016/5/12/chartex" xmlns:cx7="http://schemas.microsoft.com/office/drawing/2016/5/13/chartex" xmlns:cx8="http://schemas.microsoft.com/office/drawing/2016/5/14/chartex" xmlns:cr="http://schemas.microsoft.com/office/comments/2020/reactions" xmlns:mc="http://schemas.openxmlformats.org/markup-compatibility/2006" xmlns:m="http://schemas.openxmlformats.org/officeDocument/2006/math" xmlns:aink="http://schemas.microsoft.com/office/drawing/2016/ink" xmlns:am3d="http://schemas.microsoft.com/office/drawing/2017/model3d" xmlns:oel="http://schemas.microsoft.com/office/2019/extlst" xmlns:r="http://schemas.openxmlformats.org/officeDocument/2006/relationships" xmlns:wp14="http://schemas.microsoft.com/office/word/2010/wordprocessingDrawing" xmlns:wp="http://schemas.openxmlformats.org/drawingml/2006/wordprocessingDrawing" xmlns:wpg="http://schemas.microsoft.com/office/word/2010/wordprocessingGroup" xmlns:wpi="http://schemas.microsoft.com/office/word/2010/wordprocessingInk" xmlns:wps="http://schemas.microsoft.com/office/word/2010/wordprocessingShape" xmlns:o="urn:schemas-microsoft-com:office:office" xmlns:v="urn:schemas-microsoft-com:vml" xmlns:w10="urn:schemas-microsoft-com:office:word" xmlns:w="http://schemas.openxmlformats.org/wordprocessingml/2006/main" xmlns:w14="http://schemas.microsoft.com/office/word/2010/wordml" xmlns:w15="http://schemas.microsoft.com/office/word/2012/wordml" xmlns:w16cei="http://schemas.microsoft.com/office/word/2026/wordml/cei" xmlns:w16cex="http://schemas.microsoft.com/office/word/2018/wordml/cex" xmlns:w16cid="http://schemas.microsoft.com/office/word/2016/wordml/cid" xmlns:w16="http://schemas.microsoft.com/office/word/2018/wordml" xmlns:w16sdtdh="http://schemas.microsoft.com/office/word/2020/wordml/sdtdatahash" xmlns:w16sdtfl="http://schemas.microsoft.com/office/word/2024/wordml/sdtformatlock" xmlns:w16se="http://schemas.microsoft.com/office/word/2015/wordml/symex" xmlns:w16du="http://schemas.microsoft.com/office/word/2023/wordml/word16du" xmlns:wne="http://schemas.microsoft.com/office/word/2006/wordml" mc:Ignorable="w14 w15 w16se w16cid w16 w16cex w16sdtdh w16sdtfl cr w16du wp14">
   <w16cex:commentExtensible w16cex:durableId="0CF9A057" w16cex:dateUtc="2025-03-31T13:25:00Z"/>
   <w16cex:commentExtensible w16cex:durableId="5B0D66D0" w16cex:dateUtc="2025-03-31T13:25:00Z"/>
   <w16cex:commentExtensible w16cex:durableId="0E38F10B" w16cex:dateUtc="2025-03-31T13:29:00Z"/>
@@ -12473,7 +12540,7 @@
 </file>
 
 <file path=word/commentsIds.xml><?xml version="1.0" encoding="utf-8"?>
-<w16cid:commentsIds xmlns:wpc="http://schemas.microsoft.com/office/word/2010/wordprocessingCanvas" xmlns:cx="http://schemas.microsoft.com/office/drawing/2014/chartex" xmlns:cx1="http://schemas.microsoft.com/office/drawing/2015/9/8/chartex" xmlns:cx2="http://schemas.microsoft.com/office/drawing/2015/10/21/chartex" xmlns:cx3="http://schemas.microsoft.com/office/drawing/2016/5/9/chartex" xmlns:cx4="http://schemas.microsoft.com/office/drawing/2016/5/10/chartex" xmlns:cx5="http://schemas.microsoft.com/office/drawing/2016/5/11/chartex" xmlns:cx6="http://schemas.microsoft.com/office/drawing/2016/5/12/chartex" xmlns:cx7="http://schemas.microsoft.com/office/drawing/2016/5/13/chartex" xmlns:cx8="http://schemas.microsoft.com/office/drawing/2016/5/14/chartex" xmlns:mc="http://schemas.openxmlformats.org/markup-compatibility/2006" xmlns:m="http://schemas.openxmlformats.org/officeDocument/2006/math" xmlns:aink="http://schemas.microsoft.com/office/drawing/2016/ink" xmlns:am3d="http://schemas.microsoft.com/office/drawing/2017/model3d" xmlns:oel="http://schemas.microsoft.com/office/2019/extlst" xmlns:r="http://schemas.openxmlformats.org/officeDocument/2006/relationships" xmlns:wp14="http://schemas.microsoft.com/office/word/2010/wordprocessingDrawing" xmlns:wp="http://schemas.openxmlformats.org/drawingml/2006/wordprocessingDrawing" xmlns:wpg="http://schemas.microsoft.com/office/word/2010/wordprocessingGroup" xmlns:wpi="http://schemas.microsoft.com/office/word/2010/wordprocessingInk" xmlns:wps="http://schemas.microsoft.com/office/word/2010/wordprocessingShape" xmlns:o="urn:schemas-microsoft-com:office:office" xmlns:v="urn:schemas-microsoft-com:vml" xmlns:w10="urn:schemas-microsoft-com:office:word" xmlns:w="http://schemas.openxmlformats.org/wordprocessingml/2006/main" xmlns:w14="http://schemas.microsoft.com/office/word/2010/wordml" xmlns:w15="http://schemas.microsoft.com/office/word/2012/wordml" xmlns:w16cex="http://schemas.microsoft.com/office/word/2018/wordml/cex" xmlns:w16cid="http://schemas.microsoft.com/office/word/2016/wordml/cid" xmlns:w16="http://schemas.microsoft.com/office/word/2018/wordml" xmlns:w16sdtdh="http://schemas.microsoft.com/office/word/2020/wordml/sdtdatahash" xmlns:w16sdtfl="http://schemas.microsoft.com/office/word/2024/wordml/sdtformatlock" xmlns:w16se="http://schemas.microsoft.com/office/word/2015/wordml/symex" xmlns:w16du="http://schemas.microsoft.com/office/word/2023/wordml/word16du" xmlns:wne="http://schemas.microsoft.com/office/word/2006/wordml" mc:Ignorable="w14 w15 w16se w16cid w16 w16cex w16sdtdh w16sdtfl w16du wp14">
+<w16cid:commentsIds xmlns:wpc="http://schemas.microsoft.com/office/word/2010/wordprocessingCanvas" xmlns:cx="http://schemas.microsoft.com/office/drawing/2014/chartex" xmlns:cx1="http://schemas.microsoft.com/office/drawing/2015/9/8/chartex" xmlns:cx2="http://schemas.microsoft.com/office/drawing/2015/10/21/chartex" xmlns:cx3="http://schemas.microsoft.com/office/drawing/2016/5/9/chartex" xmlns:cx4="http://schemas.microsoft.com/office/drawing/2016/5/10/chartex" xmlns:cx5="http://schemas.microsoft.com/office/drawing/2016/5/11/chartex" xmlns:cx6="http://schemas.microsoft.com/office/drawing/2016/5/12/chartex" xmlns:cx7="http://schemas.microsoft.com/office/drawing/2016/5/13/chartex" xmlns:cx8="http://schemas.microsoft.com/office/drawing/2016/5/14/chartex" xmlns:mc="http://schemas.openxmlformats.org/markup-compatibility/2006" xmlns:m="http://schemas.openxmlformats.org/officeDocument/2006/math" xmlns:aink="http://schemas.microsoft.com/office/drawing/2016/ink" xmlns:am3d="http://schemas.microsoft.com/office/drawing/2017/model3d" xmlns:oel="http://schemas.microsoft.com/office/2019/extlst" xmlns:r="http://schemas.openxmlformats.org/officeDocument/2006/relationships" xmlns:wp14="http://schemas.microsoft.com/office/word/2010/wordprocessingDrawing" xmlns:wp="http://schemas.openxmlformats.org/drawingml/2006/wordprocessingDrawing" xmlns:wpg="http://schemas.microsoft.com/office/word/2010/wordprocessingGroup" xmlns:wpi="http://schemas.microsoft.com/office/word/2010/wordprocessingInk" xmlns:wps="http://schemas.microsoft.com/office/word/2010/wordprocessingShape" xmlns:o="urn:schemas-microsoft-com:office:office" xmlns:v="urn:schemas-microsoft-com:vml" xmlns:w10="urn:schemas-microsoft-com:office:word" xmlns:w="http://schemas.openxmlformats.org/wordprocessingml/2006/main" xmlns:w14="http://schemas.microsoft.com/office/word/2010/wordml" xmlns:w15="http://schemas.microsoft.com/office/word/2012/wordml" xmlns:w16cei="http://schemas.microsoft.com/office/word/2026/wordml/cei" xmlns:w16cex="http://schemas.microsoft.com/office/word/2018/wordml/cex" xmlns:w16cid="http://schemas.microsoft.com/office/word/2016/wordml/cid" xmlns:w16="http://schemas.microsoft.com/office/word/2018/wordml" xmlns:w16sdtdh="http://schemas.microsoft.com/office/word/2020/wordml/sdtdatahash" xmlns:w16sdtfl="http://schemas.microsoft.com/office/word/2024/wordml/sdtformatlock" xmlns:w16se="http://schemas.microsoft.com/office/word/2015/wordml/symex" xmlns:w16du="http://schemas.microsoft.com/office/word/2023/wordml/word16du" xmlns:wne="http://schemas.microsoft.com/office/word/2006/wordml" mc:Ignorable="w14 w15 w16se w16cid w16 w16cex w16sdtdh w16sdtfl w16du wp14">
   <w16cid:commentId w16cid:paraId="51F97860" w16cid:durableId="0CF9A057"/>
   <w16cid:commentId w16cid:paraId="55A6ECFB" w16cid:durableId="5B0D66D0"/>
   <w16cid:commentId w16cid:paraId="4FBA6D35" w16cid:durableId="0E38F10B"/>
@@ -12481,7 +12548,7 @@
 </file>
 
 <file path=word/endnotes.xml><?xml version="1.0" encoding="utf-8"?>
-<w:endnotes xmlns:wpc="http://schemas.microsoft.com/office/word/2010/wordprocessingCanvas" xmlns:cx="http://schemas.microsoft.com/office/drawing/2014/chartex" xmlns:cx1="http://schemas.microsoft.com/office/drawing/2015/9/8/chartex" xmlns:cx2="http://schemas.microsoft.com/office/drawing/2015/10/21/chartex" xmlns:cx3="http://schemas.microsoft.com/office/drawing/2016/5/9/chartex" xmlns:cx4="http://schemas.microsoft.com/office/drawing/2016/5/10/chartex" xmlns:cx5="http://schemas.microsoft.com/office/drawing/2016/5/11/chartex" xmlns:cx6="http://schemas.microsoft.com/office/drawing/2016/5/12/chartex" xmlns:cx7="http://schemas.microsoft.com/office/drawing/2016/5/13/chartex" xmlns:cx8="http://schemas.microsoft.com/office/drawing/2016/5/14/chartex" xmlns:mc="http://schemas.openxmlformats.org/markup-compatibility/2006" xmlns:m="http://schemas.openxmlformats.org/officeDocument/2006/math" xmlns:aink="http://schemas.microsoft.com/office/drawing/2016/ink" xmlns:am3d="http://schemas.microsoft.com/office/drawing/2017/model3d" xmlns:oel="http://schemas.microsoft.com/office/2019/extlst" xmlns:r="http://schemas.openxmlformats.org/officeDocument/2006/relationships" xmlns:wp14="http://schemas.microsoft.com/office/word/2010/wordprocessingDrawing" xmlns:wp="http://schemas.openxmlformats.org/drawingml/2006/wordprocessingDrawing" xmlns:wpg="http://schemas.microsoft.com/office/word/2010/wordprocessingGroup" xmlns:wpi="http://schemas.microsoft.com/office/word/2010/wordprocessingInk" xmlns:wps="http://schemas.microsoft.com/office/word/2010/wordprocessingShape" xmlns:o="urn:schemas-microsoft-com:office:office" xmlns:v="urn:schemas-microsoft-com:vml" xmlns:w10="urn:schemas-microsoft-com:office:word" xmlns:w="http://schemas.openxmlformats.org/wordprocessingml/2006/main" xmlns:w14="http://schemas.microsoft.com/office/word/2010/wordml" xmlns:w15="http://schemas.microsoft.com/office/word/2012/wordml" xmlns:w16cex="http://schemas.microsoft.com/office/word/2018/wordml/cex" xmlns:w16cid="http://schemas.microsoft.com/office/word/2016/wordml/cid" xmlns:w16="http://schemas.microsoft.com/office/word/2018/wordml" xmlns:w16sdtdh="http://schemas.microsoft.com/office/word/2020/wordml/sdtdatahash" xmlns:w16sdtfl="http://schemas.microsoft.com/office/word/2024/wordml/sdtformatlock" xmlns:w16se="http://schemas.microsoft.com/office/word/2015/wordml/symex" xmlns:w16du="http://schemas.microsoft.com/office/word/2023/wordml/word16du" xmlns:wne="http://schemas.microsoft.com/office/word/2006/wordml" mc:Ignorable="w14 w15 w16se w16cid w16 w16cex w16sdtdh w16sdtfl w16du wp14">
+<w:endnotes xmlns:wpc="http://schemas.microsoft.com/office/word/2010/wordprocessingCanvas" xmlns:cx="http://schemas.microsoft.com/office/drawing/2014/chartex" xmlns:cx1="http://schemas.microsoft.com/office/drawing/2015/9/8/chartex" xmlns:cx2="http://schemas.microsoft.com/office/drawing/2015/10/21/chartex" xmlns:cx3="http://schemas.microsoft.com/office/drawing/2016/5/9/chartex" xmlns:cx4="http://schemas.microsoft.com/office/drawing/2016/5/10/chartex" xmlns:cx5="http://schemas.microsoft.com/office/drawing/2016/5/11/chartex" xmlns:cx6="http://schemas.microsoft.com/office/drawing/2016/5/12/chartex" xmlns:cx7="http://schemas.microsoft.com/office/drawing/2016/5/13/chartex" xmlns:cx8="http://schemas.microsoft.com/office/drawing/2016/5/14/chartex" xmlns:mc="http://schemas.openxmlformats.org/markup-compatibility/2006" xmlns:m="http://schemas.openxmlformats.org/officeDocument/2006/math" xmlns:aink="http://schemas.microsoft.com/office/drawing/2016/ink" xmlns:am3d="http://schemas.microsoft.com/office/drawing/2017/model3d" xmlns:oel="http://schemas.microsoft.com/office/2019/extlst" xmlns:r="http://schemas.openxmlformats.org/officeDocument/2006/relationships" xmlns:wp14="http://schemas.microsoft.com/office/word/2010/wordprocessingDrawing" xmlns:wp="http://schemas.openxmlformats.org/drawingml/2006/wordprocessingDrawing" xmlns:wpg="http://schemas.microsoft.com/office/word/2010/wordprocessingGroup" xmlns:wpi="http://schemas.microsoft.com/office/word/2010/wordprocessingInk" xmlns:wps="http://schemas.microsoft.com/office/word/2010/wordprocessingShape" xmlns:o="urn:schemas-microsoft-com:office:office" xmlns:v="urn:schemas-microsoft-com:vml" xmlns:w10="urn:schemas-microsoft-com:office:word" xmlns:w="http://schemas.openxmlformats.org/wordprocessingml/2006/main" xmlns:w14="http://schemas.microsoft.com/office/word/2010/wordml" xmlns:w15="http://schemas.microsoft.com/office/word/2012/wordml" xmlns:w16cei="http://schemas.microsoft.com/office/word/2026/wordml/cei" xmlns:w16cex="http://schemas.microsoft.com/office/word/2018/wordml/cex" xmlns:w16cid="http://schemas.microsoft.com/office/word/2016/wordml/cid" xmlns:w16="http://schemas.microsoft.com/office/word/2018/wordml" xmlns:w16sdtdh="http://schemas.microsoft.com/office/word/2020/wordml/sdtdatahash" xmlns:w16sdtfl="http://schemas.microsoft.com/office/word/2024/wordml/sdtformatlock" xmlns:w16se="http://schemas.microsoft.com/office/word/2015/wordml/symex" xmlns:w16du="http://schemas.microsoft.com/office/word/2023/wordml/word16du" xmlns:wne="http://schemas.microsoft.com/office/word/2006/wordml" mc:Ignorable="w14 w15 w16se w16cid w16 w16cex w16sdtdh w16sdtfl w16du wp14">
   <w:endnote w:type="separator" w:id="-1">
     <w:p>
       <w:r>
@@ -12503,7 +12570,7 @@
 </file>
 
 <file path=word/footnotes.xml><?xml version="1.0" encoding="utf-8"?>
-<w:footnotes xmlns:wpc="http://schemas.microsoft.com/office/word/2010/wordprocessingCanvas" xmlns:cx="http://schemas.microsoft.com/office/drawing/2014/chartex" xmlns:cx1="http://schemas.microsoft.com/office/drawing/2015/9/8/chartex" xmlns:cx2="http://schemas.microsoft.com/office/drawing/2015/10/21/chartex" xmlns:cx3="http://schemas.microsoft.com/office/drawing/2016/5/9/chartex" xmlns:cx4="http://schemas.microsoft.com/office/drawing/2016/5/10/chartex" xmlns:cx5="http://schemas.microsoft.com/office/drawing/2016/5/11/chartex" xmlns:cx6="http://schemas.microsoft.com/office/drawing/2016/5/12/chartex" xmlns:cx7="http://schemas.microsoft.com/office/drawing/2016/5/13/chartex" xmlns:cx8="http://schemas.microsoft.com/office/drawing/2016/5/14/chartex" xmlns:mc="http://schemas.openxmlformats.org/markup-compatibility/2006" xmlns:m="http://schemas.openxmlformats.org/officeDocument/2006/math" xmlns:aink="http://schemas.microsoft.com/office/drawing/2016/ink" xmlns:am3d="http://schemas.microsoft.com/office/drawing/2017/model3d" xmlns:oel="http://schemas.microsoft.com/office/2019/extlst" xmlns:r="http://schemas.openxmlformats.org/officeDocument/2006/relationships" xmlns:wp14="http://schemas.microsoft.com/office/word/2010/wordprocessingDrawing" xmlns:wp="http://schemas.openxmlformats.org/drawingml/2006/wordprocessingDrawing" xmlns:wpg="http://schemas.microsoft.com/office/word/2010/wordprocessingGroup" xmlns:wpi="http://schemas.microsoft.com/office/word/2010/wordprocessingInk" xmlns:wps="http://schemas.microsoft.com/office/word/2010/wordprocessingShape" xmlns:o="urn:schemas-microsoft-com:office:office" xmlns:v="urn:schemas-microsoft-com:vml" xmlns:w10="urn:schemas-microsoft-com:office:word" xmlns:w="http://schemas.openxmlformats.org/wordprocessingml/2006/main" xmlns:w14="http://schemas.microsoft.com/office/word/2010/wordml" xmlns:w15="http://schemas.microsoft.com/office/word/2012/wordml" xmlns:w16cex="http://schemas.microsoft.com/office/word/2018/wordml/cex" xmlns:w16cid="http://schemas.microsoft.com/office/word/2016/wordml/cid" xmlns:w16="http://schemas.microsoft.com/office/word/2018/wordml" xmlns:w16sdtdh="http://schemas.microsoft.com/office/word/2020/wordml/sdtdatahash" xmlns:w16sdtfl="http://schemas.microsoft.com/office/word/2024/wordml/sdtformatlock" xmlns:w16se="http://schemas.microsoft.com/office/word/2015/wordml/symex" xmlns:w16du="http://schemas.microsoft.com/office/word/2023/wordml/word16du" xmlns:wne="http://schemas.microsoft.com/office/word/2006/wordml" mc:Ignorable="w14 w15 w16se w16cid w16 w16cex w16sdtdh w16sdtfl w16du wp14">
+<w:footnotes xmlns:wpc="http://schemas.microsoft.com/office/word/2010/wordprocessingCanvas" xmlns:cx="http://schemas.microsoft.com/office/drawing/2014/chartex" xmlns:cx1="http://schemas.microsoft.com/office/drawing/2015/9/8/chartex" xmlns:cx2="http://schemas.microsoft.com/office/drawing/2015/10/21/chartex" xmlns:cx3="http://schemas.microsoft.com/office/drawing/2016/5/9/chartex" xmlns:cx4="http://schemas.microsoft.com/office/drawing/2016/5/10/chartex" xmlns:cx5="http://schemas.microsoft.com/office/drawing/2016/5/11/chartex" xmlns:cx6="http://schemas.microsoft.com/office/drawing/2016/5/12/chartex" xmlns:cx7="http://schemas.microsoft.com/office/drawing/2016/5/13/chartex" xmlns:cx8="http://schemas.microsoft.com/office/drawing/2016/5/14/chartex" xmlns:mc="http://schemas.openxmlformats.org/markup-compatibility/2006" xmlns:m="http://schemas.openxmlformats.org/officeDocument/2006/math" xmlns:aink="http://schemas.microsoft.com/office/drawing/2016/ink" xmlns:am3d="http://schemas.microsoft.com/office/drawing/2017/model3d" xmlns:oel="http://schemas.microsoft.com/office/2019/extlst" xmlns:r="http://schemas.openxmlformats.org/officeDocument/2006/relationships" xmlns:wp14="http://schemas.microsoft.com/office/word/2010/wordprocessingDrawing" xmlns:wp="http://schemas.openxmlformats.org/drawingml/2006/wordprocessingDrawing" xmlns:wpg="http://schemas.microsoft.com/office/word/2010/wordprocessingGroup" xmlns:wpi="http://schemas.microsoft.com/office/word/2010/wordprocessingInk" xmlns:wps="http://schemas.microsoft.com/office/word/2010/wordprocessingShape" xmlns:o="urn:schemas-microsoft-com:office:office" xmlns:v="urn:schemas-microsoft-com:vml" xmlns:w10="urn:schemas-microsoft-com:office:word" xmlns:w="http://schemas.openxmlformats.org/wordprocessingml/2006/main" xmlns:w14="http://schemas.microsoft.com/office/word/2010/wordml" xmlns:w15="http://schemas.microsoft.com/office/word/2012/wordml" xmlns:w16cei="http://schemas.microsoft.com/office/word/2026/wordml/cei" xmlns:w16cex="http://schemas.microsoft.com/office/word/2018/wordml/cex" xmlns:w16cid="http://schemas.microsoft.com/office/word/2016/wordml/cid" xmlns:w16="http://schemas.microsoft.com/office/word/2018/wordml" xmlns:w16sdtdh="http://schemas.microsoft.com/office/word/2020/wordml/sdtdatahash" xmlns:w16sdtfl="http://schemas.microsoft.com/office/word/2024/wordml/sdtformatlock" xmlns:w16se="http://schemas.microsoft.com/office/word/2015/wordml/symex" xmlns:w16du="http://schemas.microsoft.com/office/word/2023/wordml/word16du" xmlns:wne="http://schemas.microsoft.com/office/word/2006/wordml" mc:Ignorable="w14 w15 w16se w16cid w16 w16cex w16sdtdh w16sdtfl w16du wp14">
   <w:footnote w:type="separator" w:id="-1">
     <w:p>
       <w:r>
@@ -12525,7 +12592,7 @@
 </file>
 
 <file path=word/header1.xml><?xml version="1.0" encoding="utf-8"?>
-<w:hdr xmlns:wpc="http://schemas.microsoft.com/office/word/2010/wordprocessingCanvas" xmlns:cx="http://schemas.microsoft.com/office/drawing/2014/chartex" xmlns:cx1="http://schemas.microsoft.com/office/drawing/2015/9/8/chartex" xmlns:cx2="http://schemas.microsoft.com/office/drawing/2015/10/21/chartex" xmlns:cx3="http://schemas.microsoft.com/office/drawing/2016/5/9/chartex" xmlns:cx4="http://schemas.microsoft.com/office/drawing/2016/5/10/chartex" xmlns:cx5="http://schemas.microsoft.com/office/drawing/2016/5/11/chartex" xmlns:cx6="http://schemas.microsoft.com/office/drawing/2016/5/12/chartex" xmlns:cx7="http://schemas.microsoft.com/office/drawing/2016/5/13/chartex" xmlns:cx8="http://schemas.microsoft.com/office/drawing/2016/5/14/chartex" xmlns:mc="http://schemas.openxmlformats.org/markup-compatibility/2006" xmlns:m="http://schemas.openxmlformats.org/officeDocument/2006/math" xmlns:aink="http://schemas.microsoft.com/office/drawing/2016/ink" xmlns:am3d="http://schemas.microsoft.com/office/drawing/2017/model3d" xmlns:oel="http://schemas.microsoft.com/office/2019/extlst" xmlns:r="http://schemas.openxmlformats.org/officeDocument/2006/relationships" xmlns:wp14="http://schemas.microsoft.com/office/word/2010/wordprocessingDrawing" xmlns:wp="http://schemas.openxmlformats.org/drawingml/2006/wordprocessingDrawing" xmlns:wpg="http://schemas.microsoft.com/office/word/2010/wordprocessingGroup" xmlns:wpi="http://schemas.microsoft.com/office/word/2010/wordprocessingInk" xmlns:wps="http://schemas.microsoft.com/office/word/2010/wordprocessingShape" xmlns:o="urn:schemas-microsoft-com:office:office" xmlns:v="urn:schemas-microsoft-com:vml" xmlns:w10="urn:schemas-microsoft-com:office:word" xmlns:w="http://schemas.openxmlformats.org/wordprocessingml/2006/main" xmlns:w14="http://schemas.microsoft.com/office/word/2010/wordml" xmlns:w15="http://schemas.microsoft.com/office/word/2012/wordml" xmlns:w16cex="http://schemas.microsoft.com/office/word/2018/wordml/cex" xmlns:w16cid="http://schemas.microsoft.com/office/word/2016/wordml/cid" xmlns:w16="http://schemas.microsoft.com/office/word/2018/wordml" xmlns:w16sdtdh="http://schemas.microsoft.com/office/word/2020/wordml/sdtdatahash" xmlns:w16sdtfl="http://schemas.microsoft.com/office/word/2024/wordml/sdtformatlock" xmlns:w16se="http://schemas.microsoft.com/office/word/2015/wordml/symex" xmlns:w16du="http://schemas.microsoft.com/office/word/2023/wordml/word16du" xmlns:wne="http://schemas.microsoft.com/office/word/2006/wordml" mc:Ignorable="w14 w15 w16se w16cid w16 w16cex w16sdtdh w16sdtfl w16du wp14">
+<w:hdr xmlns:wpc="http://schemas.microsoft.com/office/word/2010/wordprocessingCanvas" xmlns:cx="http://schemas.microsoft.com/office/drawing/2014/chartex" xmlns:cx1="http://schemas.microsoft.com/office/drawing/2015/9/8/chartex" xmlns:cx2="http://schemas.microsoft.com/office/drawing/2015/10/21/chartex" xmlns:cx3="http://schemas.microsoft.com/office/drawing/2016/5/9/chartex" xmlns:cx4="http://schemas.microsoft.com/office/drawing/2016/5/10/chartex" xmlns:cx5="http://schemas.microsoft.com/office/drawing/2016/5/11/chartex" xmlns:cx6="http://schemas.microsoft.com/office/drawing/2016/5/12/chartex" xmlns:cx7="http://schemas.microsoft.com/office/drawing/2016/5/13/chartex" xmlns:cx8="http://schemas.microsoft.com/office/drawing/2016/5/14/chartex" xmlns:mc="http://schemas.openxmlformats.org/markup-compatibility/2006" xmlns:m="http://schemas.openxmlformats.org/officeDocument/2006/math" xmlns:aink="http://schemas.microsoft.com/office/drawing/2016/ink" xmlns:am3d="http://schemas.microsoft.com/office/drawing/2017/model3d" xmlns:oel="http://schemas.microsoft.com/office/2019/extlst" xmlns:r="http://schemas.openxmlformats.org/officeDocument/2006/relationships" xmlns:wp14="http://schemas.microsoft.com/office/word/2010/wordprocessingDrawing" xmlns:wp="http://schemas.openxmlformats.org/drawingml/2006/wordprocessingDrawing" xmlns:wpg="http://schemas.microsoft.com/office/word/2010/wordprocessingGroup" xmlns:wpi="http://schemas.microsoft.com/office/word/2010/wordprocessingInk" xmlns:wps="http://schemas.microsoft.com/office/word/2010/wordprocessingShape" xmlns:o="urn:schemas-microsoft-com:office:office" xmlns:v="urn:schemas-microsoft-com:vml" xmlns:w10="urn:schemas-microsoft-com:office:word" xmlns:w="http://schemas.openxmlformats.org/wordprocessingml/2006/main" xmlns:w14="http://schemas.microsoft.com/office/word/2010/wordml" xmlns:w15="http://schemas.microsoft.com/office/word/2012/wordml" xmlns:w16cei="http://schemas.microsoft.com/office/word/2026/wordml/cei" xmlns:w16cex="http://schemas.microsoft.com/office/word/2018/wordml/cex" xmlns:w16cid="http://schemas.microsoft.com/office/word/2016/wordml/cid" xmlns:w16="http://schemas.microsoft.com/office/word/2018/wordml" xmlns:w16sdtdh="http://schemas.microsoft.com/office/word/2020/wordml/sdtdatahash" xmlns:w16sdtfl="http://schemas.microsoft.com/office/word/2024/wordml/sdtformatlock" xmlns:w16se="http://schemas.microsoft.com/office/word/2015/wordml/symex" xmlns:w16du="http://schemas.microsoft.com/office/word/2023/wordml/word16du" xmlns:wne="http://schemas.microsoft.com/office/word/2006/wordml" mc:Ignorable="w14 w15 w16se w16cid w16 w16cex w16sdtdh w16sdtfl w16du wp14">
   <w:p>
     <w:pPr>
       <w:pStyle w:val="Header"/>
@@ -12595,7 +12662,7 @@
 </file>
 
 <file path=word/header2.xml><?xml version="1.0" encoding="utf-8"?>
-<w:hdr xmlns:wpc="http://schemas.microsoft.com/office/word/2010/wordprocessingCanvas" xmlns:cx="http://schemas.microsoft.com/office/drawing/2014/chartex" xmlns:cx1="http://schemas.microsoft.com/office/drawing/2015/9/8/chartex" xmlns:cx2="http://schemas.microsoft.com/office/drawing/2015/10/21/chartex" xmlns:cx3="http://schemas.microsoft.com/office/drawing/2016/5/9/chartex" xmlns:cx4="http://schemas.microsoft.com/office/drawing/2016/5/10/chartex" xmlns:cx5="http://schemas.microsoft.com/office/drawing/2016/5/11/chartex" xmlns:cx6="http://schemas.microsoft.com/office/drawing/2016/5/12/chartex" xmlns:cx7="http://schemas.microsoft.com/office/drawing/2016/5/13/chartex" xmlns:cx8="http://schemas.microsoft.com/office/drawing/2016/5/14/chartex" xmlns:mc="http://schemas.openxmlformats.org/markup-compatibility/2006" xmlns:m="http://schemas.openxmlformats.org/officeDocument/2006/math" xmlns:aink="http://schemas.microsoft.com/office/drawing/2016/ink" xmlns:am3d="http://schemas.microsoft.com/office/drawing/2017/model3d" xmlns:oel="http://schemas.microsoft.com/office/2019/extlst" xmlns:r="http://schemas.openxmlformats.org/officeDocument/2006/relationships" xmlns:wp14="http://schemas.microsoft.com/office/word/2010/wordprocessingDrawing" xmlns:wp="http://schemas.openxmlformats.org/drawingml/2006/wordprocessingDrawing" xmlns:wpg="http://schemas.microsoft.com/office/word/2010/wordprocessingGroup" xmlns:wpi="http://schemas.microsoft.com/office/word/2010/wordprocessingInk" xmlns:wps="http://schemas.microsoft.com/office/word/2010/wordprocessingShape" xmlns:o="urn:schemas-microsoft-com:office:office" xmlns:v="urn:schemas-microsoft-com:vml" xmlns:w10="urn:schemas-microsoft-com:office:word" xmlns:w="http://schemas.openxmlformats.org/wordprocessingml/2006/main" xmlns:w14="http://schemas.microsoft.com/office/word/2010/wordml" xmlns:w15="http://schemas.microsoft.com/office/word/2012/wordml" xmlns:w16cex="http://schemas.microsoft.com/office/word/2018/wordml/cex" xmlns:w16cid="http://schemas.microsoft.com/office/word/2016/wordml/cid" xmlns:w16="http://schemas.microsoft.com/office/word/2018/wordml" xmlns:w16sdtdh="http://schemas.microsoft.com/office/word/2020/wordml/sdtdatahash" xmlns:w16sdtfl="http://schemas.microsoft.com/office/word/2024/wordml/sdtformatlock" xmlns:w16se="http://schemas.microsoft.com/office/word/2015/wordml/symex" xmlns:w16du="http://schemas.microsoft.com/office/word/2023/wordml/word16du" xmlns:wne="http://schemas.microsoft.com/office/word/2006/wordml" mc:Ignorable="w14 w15 w16se w16cid w16 w16cex w16sdtdh w16sdtfl w16du wp14">
+<w:hdr xmlns:wpc="http://schemas.microsoft.com/office/word/2010/wordprocessingCanvas" xmlns:cx="http://schemas.microsoft.com/office/drawing/2014/chartex" xmlns:cx1="http://schemas.microsoft.com/office/drawing/2015/9/8/chartex" xmlns:cx2="http://schemas.microsoft.com/office/drawing/2015/10/21/chartex" xmlns:cx3="http://schemas.microsoft.com/office/drawing/2016/5/9/chartex" xmlns:cx4="http://schemas.microsoft.com/office/drawing/2016/5/10/chartex" xmlns:cx5="http://schemas.microsoft.com/office/drawing/2016/5/11/chartex" xmlns:cx6="http://schemas.microsoft.com/office/drawing/2016/5/12/chartex" xmlns:cx7="http://schemas.microsoft.com/office/drawing/2016/5/13/chartex" xmlns:cx8="http://schemas.microsoft.com/office/drawing/2016/5/14/chartex" xmlns:mc="http://schemas.openxmlformats.org/markup-compatibility/2006" xmlns:m="http://schemas.openxmlformats.org/officeDocument/2006/math" xmlns:aink="http://schemas.microsoft.com/office/drawing/2016/ink" xmlns:am3d="http://schemas.microsoft.com/office/drawing/2017/model3d" xmlns:oel="http://schemas.microsoft.com/office/2019/extlst" xmlns:r="http://schemas.openxmlformats.org/officeDocument/2006/relationships" xmlns:wp14="http://schemas.microsoft.com/office/word/2010/wordprocessingDrawing" xmlns:wp="http://schemas.openxmlformats.org/drawingml/2006/wordprocessingDrawing" xmlns:wpg="http://schemas.microsoft.com/office/word/2010/wordprocessingGroup" xmlns:wpi="http://schemas.microsoft.com/office/word/2010/wordprocessingInk" xmlns:wps="http://schemas.microsoft.com/office/word/2010/wordprocessingShape" xmlns:o="urn:schemas-microsoft-com:office:office" xmlns:v="urn:schemas-microsoft-com:vml" xmlns:w10="urn:schemas-microsoft-com:office:word" xmlns:w="http://schemas.openxmlformats.org/wordprocessingml/2006/main" xmlns:w14="http://schemas.microsoft.com/office/word/2010/wordml" xmlns:w15="http://schemas.microsoft.com/office/word/2012/wordml" xmlns:w16cei="http://schemas.microsoft.com/office/word/2026/wordml/cei" xmlns:w16cex="http://schemas.microsoft.com/office/word/2018/wordml/cex" xmlns:w16cid="http://schemas.microsoft.com/office/word/2016/wordml/cid" xmlns:w16="http://schemas.microsoft.com/office/word/2018/wordml" xmlns:w16sdtdh="http://schemas.microsoft.com/office/word/2020/wordml/sdtdatahash" xmlns:w16sdtfl="http://schemas.microsoft.com/office/word/2024/wordml/sdtformatlock" xmlns:w16se="http://schemas.microsoft.com/office/word/2015/wordml/symex" xmlns:w16du="http://schemas.microsoft.com/office/word/2023/wordml/word16du" xmlns:wne="http://schemas.microsoft.com/office/word/2006/wordml" mc:Ignorable="w14 w15 w16se w16cid w16 w16cex w16sdtdh w16sdtfl w16du wp14">
   <w:p>
     <w:pPr>
       <w:pStyle w:val="Header"/>
@@ -12680,7 +12747,7 @@
 </file>
 
 <file path=word/numbering.xml><?xml version="1.0" encoding="utf-8"?>
-<w:numbering xmlns:wpc="http://schemas.microsoft.com/office/word/2010/wordprocessingCanvas" xmlns:cx="http://schemas.microsoft.com/office/drawing/2014/chartex" xmlns:cx1="http://schemas.microsoft.com/office/drawing/2015/9/8/chartex" xmlns:cx2="http://schemas.microsoft.com/office/drawing/2015/10/21/chartex" xmlns:cx3="http://schemas.microsoft.com/office/drawing/2016/5/9/chartex" xmlns:cx4="http://schemas.microsoft.com/office/drawing/2016/5/10/chartex" xmlns:cx5="http://schemas.microsoft.com/office/drawing/2016/5/11/chartex" xmlns:cx6="http://schemas.microsoft.com/office/drawing/2016/5/12/chartex" xmlns:cx7="http://schemas.microsoft.com/office/drawing/2016/5/13/chartex" xmlns:cx8="http://schemas.microsoft.com/office/drawing/2016/5/14/chartex" xmlns:mc="http://schemas.openxmlformats.org/markup-compatibility/2006" xmlns:m="http://schemas.openxmlformats.org/officeDocument/2006/math" xmlns:aink="http://schemas.microsoft.com/office/drawing/2016/ink" xmlns:am3d="http://schemas.microsoft.com/office/drawing/2017/model3d" xmlns:oel="http://schemas.microsoft.com/office/2019/extlst" xmlns:r="http://schemas.openxmlformats.org/officeDocument/2006/relationships" xmlns:wp14="http://schemas.microsoft.com/office/word/2010/wordprocessingDrawing" xmlns:wp="http://schemas.openxmlformats.org/drawingml/2006/wordprocessingDrawing" xmlns:wpg="http://schemas.microsoft.com/office/word/2010/wordprocessingGroup" xmlns:wpi="http://schemas.microsoft.com/office/word/2010/wordprocessingInk" xmlns:wps="http://schemas.microsoft.com/office/word/2010/wordprocessingShape" xmlns:o="urn:schemas-microsoft-com:office:office" xmlns:v="urn:schemas-microsoft-com:vml" xmlns:w10="urn:schemas-microsoft-com:office:word" xmlns:w="http://schemas.openxmlformats.org/wordprocessingml/2006/main" xmlns:w14="http://schemas.microsoft.com/office/word/2010/wordml" xmlns:w15="http://schemas.microsoft.com/office/word/2012/wordml" xmlns:w16cex="http://schemas.microsoft.com/office/word/2018/wordml/cex" xmlns:w16cid="http://schemas.microsoft.com/office/word/2016/wordml/cid" xmlns:w16="http://schemas.microsoft.com/office/word/2018/wordml" xmlns:w16sdtdh="http://schemas.microsoft.com/office/word/2020/wordml/sdtdatahash" xmlns:w16sdtfl="http://schemas.microsoft.com/office/word/2024/wordml/sdtformatlock" xmlns:w16se="http://schemas.microsoft.com/office/word/2015/wordml/symex" xmlns:w16du="http://schemas.microsoft.com/office/word/2023/wordml/word16du" xmlns:wne="http://schemas.microsoft.com/office/word/2006/wordml" mc:Ignorable="w14 w15 w16se w16cid w16 w16cex w16sdtdh w16sdtfl w16du wp14">
+<w:numbering xmlns:wpc="http://schemas.microsoft.com/office/word/2010/wordprocessingCanvas" xmlns:cx="http://schemas.microsoft.com/office/drawing/2014/chartex" xmlns:cx1="http://schemas.microsoft.com/office/drawing/2015/9/8/chartex" xmlns:cx2="http://schemas.microsoft.com/office/drawing/2015/10/21/chartex" xmlns:cx3="http://schemas.microsoft.com/office/drawing/2016/5/9/chartex" xmlns:cx4="http://schemas.microsoft.com/office/drawing/2016/5/10/chartex" xmlns:cx5="http://schemas.microsoft.com/office/drawing/2016/5/11/chartex" xmlns:cx6="http://schemas.microsoft.com/office/drawing/2016/5/12/chartex" xmlns:cx7="http://schemas.microsoft.com/office/drawing/2016/5/13/chartex" xmlns:cx8="http://schemas.microsoft.com/office/drawing/2016/5/14/chartex" xmlns:mc="http://schemas.openxmlformats.org/markup-compatibility/2006" xmlns:m="http://schemas.openxmlformats.org/officeDocument/2006/math" xmlns:aink="http://schemas.microsoft.com/office/drawing/2016/ink" xmlns:am3d="http://schemas.microsoft.com/office/drawing/2017/model3d" xmlns:oel="http://schemas.microsoft.com/office/2019/extlst" xmlns:r="http://schemas.openxmlformats.org/officeDocument/2006/relationships" xmlns:wp14="http://schemas.microsoft.com/office/word/2010/wordprocessingDrawing" xmlns:wp="http://schemas.openxmlformats.org/drawingml/2006/wordprocessingDrawing" xmlns:wpg="http://schemas.microsoft.com/office/word/2010/wordprocessingGroup" xmlns:wpi="http://schemas.microsoft.com/office/word/2010/wordprocessingInk" xmlns:wps="http://schemas.microsoft.com/office/word/2010/wordprocessingShape" xmlns:o="urn:schemas-microsoft-com:office:office" xmlns:v="urn:schemas-microsoft-com:vml" xmlns:w10="urn:schemas-microsoft-com:office:word" xmlns:w="http://schemas.openxmlformats.org/wordprocessingml/2006/main" xmlns:w14="http://schemas.microsoft.com/office/word/2010/wordml" xmlns:w15="http://schemas.microsoft.com/office/word/2012/wordml" xmlns:w16cei="http://schemas.microsoft.com/office/word/2026/wordml/cei" xmlns:w16cex="http://schemas.microsoft.com/office/word/2018/wordml/cex" xmlns:w16cid="http://schemas.microsoft.com/office/word/2016/wordml/cid" xmlns:w16="http://schemas.microsoft.com/office/word/2018/wordml" xmlns:w16sdtdh="http://schemas.microsoft.com/office/word/2020/wordml/sdtdatahash" xmlns:w16sdtfl="http://schemas.microsoft.com/office/word/2024/wordml/sdtformatlock" xmlns:w16se="http://schemas.microsoft.com/office/word/2015/wordml/symex" xmlns:w16du="http://schemas.microsoft.com/office/word/2023/wordml/word16du" xmlns:wne="http://schemas.microsoft.com/office/word/2006/wordml" mc:Ignorable="w14 w15 w16se w16cid w16 w16cex w16sdtdh w16sdtfl w16du wp14">
   <w:abstractNum w:abstractNumId="0" w15:restartNumberingAfterBreak="0">
     <w:nsid w:val="15145751"/>
     <w:multiLevelType w:val="hybridMultilevel"/>
@@ -13107,6 +13174,155 @@
     </w:lvl>
   </w:abstractNum>
   <w:abstractNum w:abstractNumId="4" w15:restartNumberingAfterBreak="0">
+    <w:nsid w:val="6E382E55"/>
+    <w:multiLevelType w:val="multilevel"/>
+    <w:tmpl w:val="43FC8874"/>
+    <w:lvl w:ilvl="0">
+      <w:start w:val="1"/>
+      <w:numFmt w:val="bullet"/>
+      <w:lvlText w:val=""/>
+      <w:lvlJc w:val="left"/>
+      <w:pPr>
+        <w:tabs>
+          <w:tab w:val="num" w:pos="720"/>
+        </w:tabs>
+        <w:ind w:left="720" w:hanging="360"/>
+      </w:pPr>
+      <w:rPr>
+        <w:rFonts w:ascii="Symbol" w:hAnsi="Symbol" w:hint="default"/>
+        <w:sz w:val="20"/>
+      </w:rPr>
+    </w:lvl>
+    <w:lvl w:ilvl="1" w:tentative="1">
+      <w:start w:val="1"/>
+      <w:numFmt w:val="bullet"/>
+      <w:lvlText w:val=""/>
+      <w:lvlJc w:val="left"/>
+      <w:pPr>
+        <w:tabs>
+          <w:tab w:val="num" w:pos="1440"/>
+        </w:tabs>
+        <w:ind w:left="1440" w:hanging="360"/>
+      </w:pPr>
+      <w:rPr>
+        <w:rFonts w:ascii="Symbol" w:hAnsi="Symbol" w:hint="default"/>
+        <w:sz w:val="20"/>
+      </w:rPr>
+    </w:lvl>
+    <w:lvl w:ilvl="2" w:tentative="1">
+      <w:start w:val="1"/>
+      <w:numFmt w:val="bullet"/>
+      <w:lvlText w:val=""/>
+      <w:lvlJc w:val="left"/>
+      <w:pPr>
+        <w:tabs>
+          <w:tab w:val="num" w:pos="2160"/>
+        </w:tabs>
+        <w:ind w:left="2160" w:hanging="360"/>
+      </w:pPr>
+      <w:rPr>
+        <w:rFonts w:ascii="Symbol" w:hAnsi="Symbol" w:hint="default"/>
+        <w:sz w:val="20"/>
+      </w:rPr>
+    </w:lvl>
+    <w:lvl w:ilvl="3" w:tentative="1">
+      <w:start w:val="1"/>
+      <w:numFmt w:val="bullet"/>
+      <w:lvlText w:val=""/>
+      <w:lvlJc w:val="left"/>
+      <w:pPr>
+        <w:tabs>
+          <w:tab w:val="num" w:pos="2880"/>
+        </w:tabs>
+        <w:ind w:left="2880" w:hanging="360"/>
+      </w:pPr>
+      <w:rPr>
+        <w:rFonts w:ascii="Symbol" w:hAnsi="Symbol" w:hint="default"/>
+        <w:sz w:val="20"/>
+      </w:rPr>
+    </w:lvl>
+    <w:lvl w:ilvl="4" w:tentative="1">
+      <w:start w:val="1"/>
+      <w:numFmt w:val="bullet"/>
+      <w:lvlText w:val=""/>
+      <w:lvlJc w:val="left"/>
+      <w:pPr>
+        <w:tabs>
+          <w:tab w:val="num" w:pos="3600"/>
+        </w:tabs>
+        <w:ind w:left="3600" w:hanging="360"/>
+      </w:pPr>
+      <w:rPr>
+        <w:rFonts w:ascii="Symbol" w:hAnsi="Symbol" w:hint="default"/>
+        <w:sz w:val="20"/>
+      </w:rPr>
+    </w:lvl>
+    <w:lvl w:ilvl="5" w:tentative="1">
+      <w:start w:val="1"/>
+      <w:numFmt w:val="bullet"/>
+      <w:lvlText w:val=""/>
+      <w:lvlJc w:val="left"/>
+      <w:pPr>
+        <w:tabs>
+          <w:tab w:val="num" w:pos="4320"/>
+        </w:tabs>
+        <w:ind w:left="4320" w:hanging="360"/>
+      </w:pPr>
+      <w:rPr>
+        <w:rFonts w:ascii="Symbol" w:hAnsi="Symbol" w:hint="default"/>
+        <w:sz w:val="20"/>
+      </w:rPr>
+    </w:lvl>
+    <w:lvl w:ilvl="6" w:tentative="1">
+      <w:start w:val="1"/>
+      <w:numFmt w:val="bullet"/>
+      <w:lvlText w:val=""/>
+      <w:lvlJc w:val="left"/>
+      <w:pPr>
+        <w:tabs>
+          <w:tab w:val="num" w:pos="5040"/>
+        </w:tabs>
+        <w:ind w:left="5040" w:hanging="360"/>
+      </w:pPr>
+      <w:rPr>
+        <w:rFonts w:ascii="Symbol" w:hAnsi="Symbol" w:hint="default"/>
+        <w:sz w:val="20"/>
+      </w:rPr>
+    </w:lvl>
+    <w:lvl w:ilvl="7" w:tentative="1">
+      <w:start w:val="1"/>
+      <w:numFmt w:val="bullet"/>
+      <w:lvlText w:val=""/>
+      <w:lvlJc w:val="left"/>
+      <w:pPr>
+        <w:tabs>
+          <w:tab w:val="num" w:pos="5760"/>
+        </w:tabs>
+        <w:ind w:left="5760" w:hanging="360"/>
+      </w:pPr>
+      <w:rPr>
+        <w:rFonts w:ascii="Symbol" w:hAnsi="Symbol" w:hint="default"/>
+        <w:sz w:val="20"/>
+      </w:rPr>
+    </w:lvl>
+    <w:lvl w:ilvl="8" w:tentative="1">
+      <w:start w:val="1"/>
+      <w:numFmt w:val="bullet"/>
+      <w:lvlText w:val=""/>
+      <w:lvlJc w:val="left"/>
+      <w:pPr>
+        <w:tabs>
+          <w:tab w:val="num" w:pos="6480"/>
+        </w:tabs>
+        <w:ind w:left="6480" w:hanging="360"/>
+      </w:pPr>
+      <w:rPr>
+        <w:rFonts w:ascii="Symbol" w:hAnsi="Symbol" w:hint="default"/>
+        <w:sz w:val="20"/>
+      </w:rPr>
+    </w:lvl>
+  </w:abstractNum>
+  <w:abstractNum w:abstractNumId="5" w15:restartNumberingAfterBreak="0">
     <w:nsid w:val="7AF31535"/>
     <w:multiLevelType w:val="hybridMultilevel"/>
     <w:tmpl w:val="A5FA0B4E"/>
@@ -13232,6 +13448,9 @@
     <w:abstractNumId w:val="0"/>
   </w:num>
   <w:num w:numId="5" w16cid:durableId="31922767">
+    <w:abstractNumId w:val="5"/>
+  </w:num>
+  <w:num w:numId="6" w16cid:durableId="578297103">
     <w:abstractNumId w:val="4"/>
   </w:num>
   <w:numIdMacAtCleanup w:val="4"/>
@@ -13239,7 +13458,7 @@
 </file>
 
 <file path=word/people.xml><?xml version="1.0" encoding="utf-8"?>
-<w15:people xmlns:wpc="http://schemas.microsoft.com/office/word/2010/wordprocessingCanvas" xmlns:cx="http://schemas.microsoft.com/office/drawing/2014/chartex" xmlns:cx1="http://schemas.microsoft.com/office/drawing/2015/9/8/chartex" xmlns:cx2="http://schemas.microsoft.com/office/drawing/2015/10/21/chartex" xmlns:cx3="http://schemas.microsoft.com/office/drawing/2016/5/9/chartex" xmlns:cx4="http://schemas.microsoft.com/office/drawing/2016/5/10/chartex" xmlns:cx5="http://schemas.microsoft.com/office/drawing/2016/5/11/chartex" xmlns:cx6="http://schemas.microsoft.com/office/drawing/2016/5/12/chartex" xmlns:cx7="http://schemas.microsoft.com/office/drawing/2016/5/13/chartex" xmlns:cx8="http://schemas.microsoft.com/office/drawing/2016/5/14/chartex" xmlns:mc="http://schemas.openxmlformats.org/markup-compatibility/2006" xmlns:m="http://schemas.openxmlformats.org/officeDocument/2006/math" xmlns:aink="http://schemas.microsoft.com/office/drawing/2016/ink" xmlns:am3d="http://schemas.microsoft.com/office/drawing/2017/model3d" xmlns:oel="http://schemas.microsoft.com/office/2019/extlst" xmlns:r="http://schemas.openxmlformats.org/officeDocument/2006/relationships" xmlns:wp14="http://schemas.microsoft.com/office/word/2010/wordprocessingDrawing" xmlns:wp="http://schemas.openxmlformats.org/drawingml/2006/wordprocessingDrawing" xmlns:wpg="http://schemas.microsoft.com/office/word/2010/wordprocessingGroup" xmlns:wpi="http://schemas.microsoft.com/office/word/2010/wordprocessingInk" xmlns:wps="http://schemas.microsoft.com/office/word/2010/wordprocessingShape" xmlns:o="urn:schemas-microsoft-com:office:office" xmlns:v="urn:schemas-microsoft-com:vml" xmlns:w10="urn:schemas-microsoft-com:office:word" xmlns:w="http://schemas.openxmlformats.org/wordprocessingml/2006/main" xmlns:w14="http://schemas.microsoft.com/office/word/2010/wordml" xmlns:w15="http://schemas.microsoft.com/office/word/2012/wordml" xmlns:w16cex="http://schemas.microsoft.com/office/word/2018/wordml/cex" xmlns:w16cid="http://schemas.microsoft.com/office/word/2016/wordml/cid" xmlns:w16="http://schemas.microsoft.com/office/word/2018/wordml" xmlns:w16sdtdh="http://schemas.microsoft.com/office/word/2020/wordml/sdtdatahash" xmlns:w16sdtfl="http://schemas.microsoft.com/office/word/2024/wordml/sdtformatlock" xmlns:w16se="http://schemas.microsoft.com/office/word/2015/wordml/symex" xmlns:w16du="http://schemas.microsoft.com/office/word/2023/wordml/word16du" xmlns:wne="http://schemas.microsoft.com/office/word/2006/wordml" mc:Ignorable="w14 w15 w16se w16cid w16 w16cex w16sdtdh w16sdtfl w16du wp14">
+<w15:people xmlns:wpc="http://schemas.microsoft.com/office/word/2010/wordprocessingCanvas" xmlns:cx="http://schemas.microsoft.com/office/drawing/2014/chartex" xmlns:cx1="http://schemas.microsoft.com/office/drawing/2015/9/8/chartex" xmlns:cx2="http://schemas.microsoft.com/office/drawing/2015/10/21/chartex" xmlns:cx3="http://schemas.microsoft.com/office/drawing/2016/5/9/chartex" xmlns:cx4="http://schemas.microsoft.com/office/drawing/2016/5/10/chartex" xmlns:cx5="http://schemas.microsoft.com/office/drawing/2016/5/11/chartex" xmlns:cx6="http://schemas.microsoft.com/office/drawing/2016/5/12/chartex" xmlns:cx7="http://schemas.microsoft.com/office/drawing/2016/5/13/chartex" xmlns:cx8="http://schemas.microsoft.com/office/drawing/2016/5/14/chartex" xmlns:mc="http://schemas.openxmlformats.org/markup-compatibility/2006" xmlns:m="http://schemas.openxmlformats.org/officeDocument/2006/math" xmlns:aink="http://schemas.microsoft.com/office/drawing/2016/ink" xmlns:am3d="http://schemas.microsoft.com/office/drawing/2017/model3d" xmlns:oel="http://schemas.microsoft.com/office/2019/extlst" xmlns:r="http://schemas.openxmlformats.org/officeDocument/2006/relationships" xmlns:wp14="http://schemas.microsoft.com/office/word/2010/wordprocessingDrawing" xmlns:wp="http://schemas.openxmlformats.org/drawingml/2006/wordprocessingDrawing" xmlns:wpg="http://schemas.microsoft.com/office/word/2010/wordprocessingGroup" xmlns:wpi="http://schemas.microsoft.com/office/word/2010/wordprocessingInk" xmlns:wps="http://schemas.microsoft.com/office/word/2010/wordprocessingShape" xmlns:o="urn:schemas-microsoft-com:office:office" xmlns:v="urn:schemas-microsoft-com:vml" xmlns:w10="urn:schemas-microsoft-com:office:word" xmlns:w="http://schemas.openxmlformats.org/wordprocessingml/2006/main" xmlns:w14="http://schemas.microsoft.com/office/word/2010/wordml" xmlns:w15="http://schemas.microsoft.com/office/word/2012/wordml" xmlns:w16cei="http://schemas.microsoft.com/office/word/2026/wordml/cei" xmlns:w16cex="http://schemas.microsoft.com/office/word/2018/wordml/cex" xmlns:w16cid="http://schemas.microsoft.com/office/word/2016/wordml/cid" xmlns:w16="http://schemas.microsoft.com/office/word/2018/wordml" xmlns:w16sdtdh="http://schemas.microsoft.com/office/word/2020/wordml/sdtdatahash" xmlns:w16sdtfl="http://schemas.microsoft.com/office/word/2024/wordml/sdtformatlock" xmlns:w16se="http://schemas.microsoft.com/office/word/2015/wordml/symex" xmlns:w16du="http://schemas.microsoft.com/office/word/2023/wordml/word16du" xmlns:wne="http://schemas.microsoft.com/office/word/2006/wordml" mc:Ignorable="w14 w15 w16se w16cid w16 w16cex w16sdtdh w16sdtfl w16du wp14">
   <w15:person w15:author="James Dell">
     <w15:presenceInfo w15:providerId="AD" w15:userId="S::James.Dell@planet-it.net::473c7a0d-619f-4459-a135-45d1413fbe4c"/>
   </w15:person>
@@ -13714,7 +13933,6 @@
   <w:style w:type="character" w:default="1" w:styleId="DefaultParagraphFont">
     <w:name w:val="Default Paragraph Font"/>
     <w:uiPriority w:val="1"/>
-    <w:semiHidden/>
     <w:unhideWhenUsed/>
   </w:style>
   <w:style w:type="table" w:default="1" w:styleId="TableNormal">
@@ -14628,15 +14846,6 @@
 </file>
 
 <file path=customXml/item1.xml><?xml version="1.0" encoding="utf-8"?>
-<?mso-contentType ?>
-<FormTemplates xmlns="http://schemas.microsoft.com/sharepoint/v3/contenttype/forms">
-  <Display>DocumentLibraryForm</Display>
-  <Edit>DocumentLibraryForm</Edit>
-  <New>DocumentLibraryForm</New>
-</FormTemplates>
-</file>
-
-<file path=customXml/item2.xml><?xml version="1.0" encoding="utf-8"?>
 <p:properties xmlns:p="http://schemas.microsoft.com/office/2006/metadata/properties" xmlns:xsi="http://www.w3.org/2001/XMLSchema-instance" xmlns:pc="http://schemas.microsoft.com/office/infopath/2007/PartnerControls">
   <documentManagement>
     <_ip_UnifiedCompliancePolicyUIAction xmlns="http://schemas.microsoft.com/sharepoint/v3" xsi:nil="true"/>
@@ -14674,6 +14883,10 @@
     </SharedWithUsers>
   </documentManagement>
 </p:properties>
+</file>
+
+<file path=customXml/item2.xml><?xml version="1.0" encoding="utf-8"?>
+<b:Sources xmlns:b="http://schemas.openxmlformats.org/officeDocument/2006/bibliography" xmlns="http://schemas.openxmlformats.org/officeDocument/2006/bibliography" SelectedStyle="\APASixthEditionOfficeOnline.xsl" StyleName="APA" Version="6"/>
 </file>
 
 <file path=customXml/item3.xml><?xml version="1.0" encoding="utf-8"?>
@@ -14935,18 +15148,15 @@
 </file>
 
 <file path=customXml/item4.xml><?xml version="1.0" encoding="utf-8"?>
-<b:Sources xmlns:b="http://schemas.openxmlformats.org/officeDocument/2006/bibliography" xmlns="http://schemas.openxmlformats.org/officeDocument/2006/bibliography" SelectedStyle="\APASixthEditionOfficeOnline.xsl" StyleName="APA" Version="6"/>
+<?mso-contentType ?>
+<FormTemplates xmlns="http://schemas.microsoft.com/sharepoint/v3/contenttype/forms">
+  <Display>DocumentLibraryForm</Display>
+  <Edit>DocumentLibraryForm</Edit>
+  <New>DocumentLibraryForm</New>
+</FormTemplates>
 </file>
 
 <file path=customXml/itemProps1.xml><?xml version="1.0" encoding="utf-8"?>
-<ds:datastoreItem xmlns:ds="http://schemas.openxmlformats.org/officeDocument/2006/customXml" ds:itemID="{02C30E68-946A-4504-B925-FF5230B8A4C3}">
-  <ds:schemaRefs>
-    <ds:schemaRef ds:uri="http://schemas.microsoft.com/sharepoint/v3/contenttype/forms"/>
-  </ds:schemaRefs>
-</ds:datastoreItem>
-</file>
-
-<file path=customXml/itemProps2.xml><?xml version="1.0" encoding="utf-8"?>
 <ds:datastoreItem xmlns:ds="http://schemas.openxmlformats.org/officeDocument/2006/customXml" ds:itemID="{EDF12601-A8A7-4B7A-9481-1111248E774A}">
   <ds:schemaRefs>
     <ds:schemaRef ds:uri="http://schemas.microsoft.com/office/2006/metadata/properties"/>
@@ -14954,6 +15164,14 @@
     <ds:schemaRef ds:uri="http://schemas.microsoft.com/sharepoint/v3"/>
     <ds:schemaRef ds:uri="bc555557-3e8b-4e67-83dc-4a843c87bf48"/>
     <ds:schemaRef ds:uri="13e5e634-19bb-4da3-8eb1-d732f895062a"/>
+  </ds:schemaRefs>
+</ds:datastoreItem>
+</file>
+
+<file path=customXml/itemProps2.xml><?xml version="1.0" encoding="utf-8"?>
+<ds:datastoreItem xmlns:ds="http://schemas.openxmlformats.org/officeDocument/2006/customXml" ds:itemID="{41B34B53-803B-4600-951E-8C7B6ABDE6A5}">
+  <ds:schemaRefs>
+    <ds:schemaRef ds:uri="http://schemas.openxmlformats.org/officeDocument/2006/bibliography"/>
   </ds:schemaRefs>
 </ds:datastoreItem>
 </file>
@@ -14979,9 +15197,9 @@
 </file>
 
 <file path=customXml/itemProps4.xml><?xml version="1.0" encoding="utf-8"?>
-<ds:datastoreItem xmlns:ds="http://schemas.openxmlformats.org/officeDocument/2006/customXml" ds:itemID="{41B34B53-803B-4600-951E-8C7B6ABDE6A5}">
+<ds:datastoreItem xmlns:ds="http://schemas.openxmlformats.org/officeDocument/2006/customXml" ds:itemID="{02C30E68-946A-4504-B925-FF5230B8A4C3}">
   <ds:schemaRefs>
-    <ds:schemaRef ds:uri="http://schemas.openxmlformats.org/officeDocument/2006/bibliography"/>
+    <ds:schemaRef ds:uri="http://schemas.microsoft.com/sharepoint/v3/contenttype/forms"/>
   </ds:schemaRefs>
 </ds:datastoreItem>
 </file>
--- a/planet_it_maturity_assessment_template_v2.docx
+++ b/planet_it_maturity_assessment_template_v2.docx
@@ -1293,6 +1293,52 @@
         <w:t>{{ maturity_score_category }}</w:t>
       </w:r>
     </w:p>
+    <w:p>
+      <w:pPr>
+        <w:tabs>
+          <w:tab w:val="num" w:pos="720"/>
+        </w:tabs>
+      </w:pPr>
+    </w:p>
+    <w:p>
+      <w:pPr>
+        <w:tabs>
+          <w:tab w:val="num" w:pos="720"/>
+        </w:tabs>
+      </w:pPr>
+      <w:r>
+        <w:t xml:space="preserve">{{ </w:t>
+      </w:r>
+      <w:r>
+        <w:t>domain_ratings_bullets</w:t>
+      </w:r>
+      <w:r>
+        <w:t xml:space="preserve"> }}</w:t>
+      </w:r>
+    </w:p>
+    <w:p>
+      <w:pPr>
+        <w:tabs>
+          <w:tab w:val="num" w:pos="720"/>
+        </w:tabs>
+      </w:pPr>
+      <w:r>
+        <w:t>{{</w:t>
+      </w:r>
+      <w:r>
+        <w:t>domain_ratings</w:t>
+      </w:r>
+      <w:r>
+        <w:t xml:space="preserve"> }}</w:t>
+      </w:r>
+    </w:p>
+    <w:p>
+      <w:pPr>
+        <w:tabs>
+          <w:tab w:val="num" w:pos="720"/>
+        </w:tabs>
+      </w:pPr>
+    </w:p>
     <w:p/>
     <w:p/>
     <w:p>
@@ -1316,6 +1362,7 @@
         <w:pStyle w:val="Heading2"/>
       </w:pPr>
       <w:r>
+        <w:lastRenderedPageBreak/>
         <w:t>Executive Commentary</w:t>
       </w:r>
     </w:p>
@@ -1819,7 +1866,6 @@
         <w:rPr>
           <w:bdr w:val="none" w:sz="0" w:space="0" w:color="auto" w:frame="1"/>
         </w:rPr>
-        <w:lastRenderedPageBreak/>
         <w:br w:type="page"/>
       </w:r>
     </w:p>
@@ -12355,6 +12401,7 @@
         <w:rPr>
           <w:b/>
         </w:rPr>
+        <w:lastRenderedPageBreak/>
         <w:t>{{ maturity_gauge }}</w:t>
       </w:r>
     </w:p>
@@ -13933,6 +13980,7 @@
   <w:style w:type="character" w:default="1" w:styleId="DefaultParagraphFont">
     <w:name w:val="Default Paragraph Font"/>
     <w:uiPriority w:val="1"/>
+    <w:semiHidden/>
     <w:unhideWhenUsed/>
   </w:style>
   <w:style w:type="table" w:default="1" w:styleId="TableNormal">
@@ -14846,47 +14894,16 @@
 </file>
 
 <file path=customXml/item1.xml><?xml version="1.0" encoding="utf-8"?>
-<p:properties xmlns:p="http://schemas.microsoft.com/office/2006/metadata/properties" xmlns:xsi="http://www.w3.org/2001/XMLSchema-instance" xmlns:pc="http://schemas.microsoft.com/office/infopath/2007/PartnerControls">
-  <documentManagement>
-    <_ip_UnifiedCompliancePolicyUIAction xmlns="http://schemas.microsoft.com/sharepoint/v3" xsi:nil="true"/>
-    <_ip_UnifiedCompliancePolicyProperties xmlns="http://schemas.microsoft.com/sharepoint/v3" xsi:nil="true"/>
-    <lcf76f155ced4ddcb4097134ff3c332f xmlns="bc555557-3e8b-4e67-83dc-4a843c87bf48">
-      <Terms xmlns="http://schemas.microsoft.com/office/infopath/2007/PartnerControls"/>
-    </lcf76f155ced4ddcb4097134ff3c332f>
-    <TaxCatchAll xmlns="13e5e634-19bb-4da3-8eb1-d732f895062a" xsi:nil="true"/>
-    <SharedWithUsers xmlns="13e5e634-19bb-4da3-8eb1-d732f895062a">
-      <UserInfo>
-        <DisplayName>James Dell</DisplayName>
-        <AccountId>10</AccountId>
-        <AccountType/>
-      </UserInfo>
-      <UserInfo>
-        <DisplayName>Luke Finch</DisplayName>
-        <AccountId>44</AccountId>
-        <AccountType/>
-      </UserInfo>
-      <UserInfo>
-        <DisplayName>Sam Wray</DisplayName>
-        <AccountId>39</AccountId>
-        <AccountType/>
-      </UserInfo>
-      <UserInfo>
-        <DisplayName>Nick Johns</DisplayName>
-        <AccountId>18</AccountId>
-        <AccountType/>
-      </UserInfo>
-      <UserInfo>
-        <DisplayName>Justin Towle</DisplayName>
-        <AccountId>70</AccountId>
-        <AccountType/>
-      </UserInfo>
-    </SharedWithUsers>
-  </documentManagement>
-</p:properties>
+<b:Sources xmlns:b="http://schemas.openxmlformats.org/officeDocument/2006/bibliography" xmlns="http://schemas.openxmlformats.org/officeDocument/2006/bibliography" SelectedStyle="\APASixthEditionOfficeOnline.xsl" StyleName="APA" Version="6"/>
 </file>
 
 <file path=customXml/item2.xml><?xml version="1.0" encoding="utf-8"?>
-<b:Sources xmlns:b="http://schemas.openxmlformats.org/officeDocument/2006/bibliography" xmlns="http://schemas.openxmlformats.org/officeDocument/2006/bibliography" SelectedStyle="\APASixthEditionOfficeOnline.xsl" StyleName="APA" Version="6"/>
+<?mso-contentType ?>
+<FormTemplates xmlns="http://schemas.microsoft.com/sharepoint/v3/contenttype/forms">
+  <Display>DocumentLibraryForm</Display>
+  <Edit>DocumentLibraryForm</Edit>
+  <New>DocumentLibraryForm</New>
+</FormTemplates>
 </file>
 
 <file path=customXml/item3.xml><?xml version="1.0" encoding="utf-8"?>
@@ -15148,30 +15165,57 @@
 </file>
 
 <file path=customXml/item4.xml><?xml version="1.0" encoding="utf-8"?>
-<?mso-contentType ?>
-<FormTemplates xmlns="http://schemas.microsoft.com/sharepoint/v3/contenttype/forms">
-  <Display>DocumentLibraryForm</Display>
-  <Edit>DocumentLibraryForm</Edit>
-  <New>DocumentLibraryForm</New>
-</FormTemplates>
+<p:properties xmlns:p="http://schemas.microsoft.com/office/2006/metadata/properties" xmlns:xsi="http://www.w3.org/2001/XMLSchema-instance" xmlns:pc="http://schemas.microsoft.com/office/infopath/2007/PartnerControls">
+  <documentManagement>
+    <_ip_UnifiedCompliancePolicyUIAction xmlns="http://schemas.microsoft.com/sharepoint/v3" xsi:nil="true"/>
+    <_ip_UnifiedCompliancePolicyProperties xmlns="http://schemas.microsoft.com/sharepoint/v3" xsi:nil="true"/>
+    <lcf76f155ced4ddcb4097134ff3c332f xmlns="bc555557-3e8b-4e67-83dc-4a843c87bf48">
+      <Terms xmlns="http://schemas.microsoft.com/office/infopath/2007/PartnerControls"/>
+    </lcf76f155ced4ddcb4097134ff3c332f>
+    <TaxCatchAll xmlns="13e5e634-19bb-4da3-8eb1-d732f895062a" xsi:nil="true"/>
+    <SharedWithUsers xmlns="13e5e634-19bb-4da3-8eb1-d732f895062a">
+      <UserInfo>
+        <DisplayName>James Dell</DisplayName>
+        <AccountId>10</AccountId>
+        <AccountType/>
+      </UserInfo>
+      <UserInfo>
+        <DisplayName>Luke Finch</DisplayName>
+        <AccountId>44</AccountId>
+        <AccountType/>
+      </UserInfo>
+      <UserInfo>
+        <DisplayName>Sam Wray</DisplayName>
+        <AccountId>39</AccountId>
+        <AccountType/>
+      </UserInfo>
+      <UserInfo>
+        <DisplayName>Nick Johns</DisplayName>
+        <AccountId>18</AccountId>
+        <AccountType/>
+      </UserInfo>
+      <UserInfo>
+        <DisplayName>Justin Towle</DisplayName>
+        <AccountId>70</AccountId>
+        <AccountType/>
+      </UserInfo>
+    </SharedWithUsers>
+  </documentManagement>
+</p:properties>
 </file>
 
 <file path=customXml/itemProps1.xml><?xml version="1.0" encoding="utf-8"?>
-<ds:datastoreItem xmlns:ds="http://schemas.openxmlformats.org/officeDocument/2006/customXml" ds:itemID="{EDF12601-A8A7-4B7A-9481-1111248E774A}">
+<ds:datastoreItem xmlns:ds="http://schemas.openxmlformats.org/officeDocument/2006/customXml" ds:itemID="{41B34B53-803B-4600-951E-8C7B6ABDE6A5}">
   <ds:schemaRefs>
-    <ds:schemaRef ds:uri="http://schemas.microsoft.com/office/2006/metadata/properties"/>
-    <ds:schemaRef ds:uri="http://schemas.microsoft.com/office/infopath/2007/PartnerControls"/>
-    <ds:schemaRef ds:uri="http://schemas.microsoft.com/sharepoint/v3"/>
-    <ds:schemaRef ds:uri="bc555557-3e8b-4e67-83dc-4a843c87bf48"/>
-    <ds:schemaRef ds:uri="13e5e634-19bb-4da3-8eb1-d732f895062a"/>
+    <ds:schemaRef ds:uri="http://schemas.openxmlformats.org/officeDocument/2006/bibliography"/>
   </ds:schemaRefs>
 </ds:datastoreItem>
 </file>
 
 <file path=customXml/itemProps2.xml><?xml version="1.0" encoding="utf-8"?>
-<ds:datastoreItem xmlns:ds="http://schemas.openxmlformats.org/officeDocument/2006/customXml" ds:itemID="{41B34B53-803B-4600-951E-8C7B6ABDE6A5}">
+<ds:datastoreItem xmlns:ds="http://schemas.openxmlformats.org/officeDocument/2006/customXml" ds:itemID="{02C30E68-946A-4504-B925-FF5230B8A4C3}">
   <ds:schemaRefs>
-    <ds:schemaRef ds:uri="http://schemas.openxmlformats.org/officeDocument/2006/bibliography"/>
+    <ds:schemaRef ds:uri="http://schemas.microsoft.com/sharepoint/v3/contenttype/forms"/>
   </ds:schemaRefs>
 </ds:datastoreItem>
 </file>
@@ -15197,9 +15241,13 @@
 </file>
 
 <file path=customXml/itemProps4.xml><?xml version="1.0" encoding="utf-8"?>
-<ds:datastoreItem xmlns:ds="http://schemas.openxmlformats.org/officeDocument/2006/customXml" ds:itemID="{02C30E68-946A-4504-B925-FF5230B8A4C3}">
+<ds:datastoreItem xmlns:ds="http://schemas.openxmlformats.org/officeDocument/2006/customXml" ds:itemID="{EDF12601-A8A7-4B7A-9481-1111248E774A}">
   <ds:schemaRefs>
-    <ds:schemaRef ds:uri="http://schemas.microsoft.com/sharepoint/v3/contenttype/forms"/>
+    <ds:schemaRef ds:uri="http://schemas.microsoft.com/office/2006/metadata/properties"/>
+    <ds:schemaRef ds:uri="http://schemas.microsoft.com/office/infopath/2007/PartnerControls"/>
+    <ds:schemaRef ds:uri="http://schemas.microsoft.com/sharepoint/v3"/>
+    <ds:schemaRef ds:uri="bc555557-3e8b-4e67-83dc-4a843c87bf48"/>
+    <ds:schemaRef ds:uri="13e5e634-19bb-4da3-8eb1-d732f895062a"/>
   </ds:schemaRefs>
 </ds:datastoreItem>
 </file>
--- a/planet_it_maturity_assessment_template_v2.docx
+++ b/planet_it_maturity_assessment_template_v2.docx
@@ -11,13 +11,74 @@
           <w:noProof/>
         </w:rPr>
         <w:drawing>
-          <wp:anchor distT="0" distB="0" distL="114300" distR="114300" simplePos="0" relativeHeight="251657216" behindDoc="0" locked="0" layoutInCell="1" allowOverlap="1" wp14:anchorId="4F2D5C5B" wp14:editId="7037679D">
+          <wp:anchor distT="0" distB="0" distL="114300" distR="114300" simplePos="0" relativeHeight="251657218" behindDoc="0" locked="0" layoutInCell="1" allowOverlap="1" wp14:anchorId="52E05962" wp14:editId="5889D1CC">
             <wp:simplePos x="0" y="0"/>
             <wp:positionH relativeFrom="column">
-              <wp:posOffset>-977265</wp:posOffset>
+              <wp:posOffset>-85090</wp:posOffset>
             </wp:positionH>
             <wp:positionV relativeFrom="paragraph">
-              <wp:posOffset>-1261110</wp:posOffset>
+              <wp:posOffset>-96338</wp:posOffset>
+            </wp:positionV>
+            <wp:extent cx="4363720" cy="532765"/>
+            <wp:effectExtent l="0" t="0" r="5080" b="635"/>
+            <wp:wrapNone/>
+            <wp:docPr id="9" name="Picture 9"/>
+            <wp:cNvGraphicFramePr>
+              <a:graphicFrameLocks xmlns:a="http://schemas.openxmlformats.org/drawingml/2006/main" noChangeAspect="1"/>
+            </wp:cNvGraphicFramePr>
+            <a:graphic xmlns:a="http://schemas.openxmlformats.org/drawingml/2006/main">
+              <a:graphicData uri="http://schemas.openxmlformats.org/drawingml/2006/picture">
+                <pic:pic xmlns:pic="http://schemas.openxmlformats.org/drawingml/2006/picture">
+                  <pic:nvPicPr>
+                    <pic:cNvPr id="9" name="Picture 9"/>
+                    <pic:cNvPicPr/>
+                  </pic:nvPicPr>
+                  <pic:blipFill>
+                    <a:blip r:embed="rId11">
+                      <a:extLst>
+                        <a:ext uri="{28A0092B-C50C-407E-A947-70E740481C1C}">
+                          <a14:useLocalDpi xmlns:a14="http://schemas.microsoft.com/office/drawing/2010/main" val="0"/>
+                        </a:ext>
+                      </a:extLst>
+                    </a:blip>
+                    <a:stretch>
+                      <a:fillRect/>
+                    </a:stretch>
+                  </pic:blipFill>
+                  <pic:spPr>
+                    <a:xfrm>
+                      <a:off x="0" y="0"/>
+                      <a:ext cx="4363720" cy="532765"/>
+                    </a:xfrm>
+                    <a:prstGeom prst="rect">
+                      <a:avLst/>
+                    </a:prstGeom>
+                  </pic:spPr>
+                </pic:pic>
+              </a:graphicData>
+            </a:graphic>
+            <wp14:sizeRelH relativeFrom="page">
+              <wp14:pctWidth>0</wp14:pctWidth>
+            </wp14:sizeRelH>
+            <wp14:sizeRelV relativeFrom="page">
+              <wp14:pctHeight>0</wp14:pctHeight>
+            </wp14:sizeRelV>
+          </wp:anchor>
+        </w:drawing>
+      </w:r>
+      <w:r>
+        <w:rPr>
+          <w:bCs/>
+          <w:noProof/>
+        </w:rPr>
+        <w:drawing>
+          <wp:anchor distT="0" distB="0" distL="114300" distR="114300" simplePos="0" relativeHeight="251656193" behindDoc="0" locked="0" layoutInCell="1" allowOverlap="1" wp14:anchorId="73F15309" wp14:editId="39B1E40A">
+            <wp:simplePos x="0" y="0"/>
+            <wp:positionH relativeFrom="column">
+              <wp:posOffset>-976448</wp:posOffset>
+            </wp:positionH>
+            <wp:positionV relativeFrom="paragraph">
+              <wp:posOffset>-1269637</wp:posOffset>
             </wp:positionV>
             <wp:extent cx="7619365" cy="10748645"/>
             <wp:effectExtent l="0" t="0" r="635" b="0"/>
@@ -36,7 +97,7 @@
                     </pic:cNvPicPr>
                   </pic:nvPicPr>
                   <pic:blipFill>
-                    <a:blip r:embed="rId11">
+                    <a:blip r:embed="rId12">
                       <a:extLst>
                         <a:ext uri="{28A0092B-C50C-407E-A947-70E740481C1C}">
                           <a14:useLocalDpi xmlns:a14="http://schemas.microsoft.com/office/drawing/2010/main" val="0"/>
@@ -76,83 +137,6 @@
             </wp14:sizeRelV>
           </wp:anchor>
         </w:drawing>
-      </w:r>
-      <w:r>
-        <w:rPr>
-          <w:bCs/>
-          <w:noProof/>
-        </w:rPr>
-        <w:drawing>
-          <wp:anchor distT="0" distB="0" distL="114300" distR="114300" simplePos="0" relativeHeight="251657218" behindDoc="0" locked="0" layoutInCell="1" allowOverlap="1" wp14:anchorId="52E05962" wp14:editId="638B4087">
-            <wp:simplePos x="0" y="0"/>
-            <wp:positionH relativeFrom="column">
-              <wp:posOffset>-99695</wp:posOffset>
-            </wp:positionH>
-            <wp:positionV relativeFrom="paragraph">
-              <wp:posOffset>-234315</wp:posOffset>
-            </wp:positionV>
-            <wp:extent cx="4363720" cy="532765"/>
-            <wp:effectExtent l="0" t="0" r="5080" b="635"/>
-            <wp:wrapNone/>
-            <wp:docPr id="9" name="Picture 9"/>
-            <wp:cNvGraphicFramePr>
-              <a:graphicFrameLocks xmlns:a="http://schemas.openxmlformats.org/drawingml/2006/main" noChangeAspect="1"/>
-            </wp:cNvGraphicFramePr>
-            <a:graphic xmlns:a="http://schemas.openxmlformats.org/drawingml/2006/main">
-              <a:graphicData uri="http://schemas.openxmlformats.org/drawingml/2006/picture">
-                <pic:pic xmlns:pic="http://schemas.openxmlformats.org/drawingml/2006/picture">
-                  <pic:nvPicPr>
-                    <pic:cNvPr id="9" name="Picture 9"/>
-                    <pic:cNvPicPr/>
-                  </pic:nvPicPr>
-                  <pic:blipFill>
-                    <a:blip r:embed="rId12">
-                      <a:extLst>
-                        <a:ext uri="{28A0092B-C50C-407E-A947-70E740481C1C}">
-                          <a14:useLocalDpi xmlns:a14="http://schemas.microsoft.com/office/drawing/2010/main" val="0"/>
-                        </a:ext>
-                      </a:extLst>
-                    </a:blip>
-                    <a:stretch>
-                      <a:fillRect/>
-                    </a:stretch>
-                  </pic:blipFill>
-                  <pic:spPr>
-                    <a:xfrm>
-                      <a:off x="0" y="0"/>
-                      <a:ext cx="4363720" cy="532765"/>
-                    </a:xfrm>
-                    <a:prstGeom prst="rect">
-                      <a:avLst/>
-                    </a:prstGeom>
-                  </pic:spPr>
-                </pic:pic>
-              </a:graphicData>
-            </a:graphic>
-            <wp14:sizeRelH relativeFrom="page">
-              <wp14:pctWidth>0</wp14:pctWidth>
-            </wp14:sizeRelH>
-            <wp14:sizeRelV relativeFrom="page">
-              <wp14:pctHeight>0</wp14:pctHeight>
-            </wp14:sizeRelV>
-          </wp:anchor>
-        </w:drawing>
-      </w:r>
-      <w:r>
-        <w:t>Mate all good dworry</w:t>
-      </w:r>
-    </w:p>
-    <w:p>
-      <w:hyperlink r:id="rId13" w:history="1">
-        <w:r>
-          <w:rPr>
-            <w:rStyle w:val="Hyperlink"/>
-          </w:rPr>
-          <w:t>Accred_2024_3star.png</w:t>
-        </w:r>
-      </w:hyperlink>
-      <w:r>
-        <w:t>X2</w:t>
       </w:r>
     </w:p>
     <w:p>
@@ -211,7 +195,7 @@
                           </pic:cNvPicPr>
                         </pic:nvPicPr>
                         <pic:blipFill>
-                          <a:blip r:embed="rId14" cstate="screen">
+                          <a:blip r:embed="rId13" cstate="screen">
                             <a:extLst>
                               <a:ext uri="{28A0092B-C50C-407E-A947-70E740481C1C}">
                                 <a14:useLocalDpi xmlns:a14="http://schemas.microsoft.com/office/drawing/2010/main"/>
@@ -246,7 +230,7 @@
                           </pic:cNvPicPr>
                         </pic:nvPicPr>
                         <pic:blipFill>
-                          <a:blip r:embed="rId15" cstate="screen">
+                          <a:blip r:embed="rId14" cstate="screen">
                             <a:extLst>
                               <a:ext uri="{28A0092B-C50C-407E-A947-70E740481C1C}">
                                 <a14:useLocalDpi xmlns:a14="http://schemas.microsoft.com/office/drawing/2010/main"/>
@@ -281,7 +265,7 @@
                           </pic:cNvPicPr>
                         </pic:nvPicPr>
                         <pic:blipFill>
-                          <a:blip r:embed="rId16" cstate="screen">
+                          <a:blip r:embed="rId15" cstate="screen">
                             <a:extLst>
                               <a:ext uri="{28A0092B-C50C-407E-A947-70E740481C1C}">
                                 <a14:useLocalDpi xmlns:a14="http://schemas.microsoft.com/office/drawing/2010/main"/>
@@ -316,7 +300,7 @@
                           </pic:cNvPicPr>
                         </pic:nvPicPr>
                         <pic:blipFill>
-                          <a:blip r:embed="rId17" cstate="screen">
+                          <a:blip r:embed="rId16" cstate="screen">
                             <a:extLst>
                               <a:ext uri="{28A0092B-C50C-407E-A947-70E740481C1C}">
                                 <a14:useLocalDpi xmlns:a14="http://schemas.microsoft.com/office/drawing/2010/main"/>
@@ -351,7 +335,7 @@
                           </pic:cNvPicPr>
                         </pic:nvPicPr>
                         <pic:blipFill>
-                          <a:blip r:embed="rId18" cstate="screen">
+                          <a:blip r:embed="rId17" cstate="screen">
                             <a:extLst>
                               <a:ext uri="{28A0092B-C50C-407E-A947-70E740481C1C}">
                                 <a14:useLocalDpi xmlns:a14="http://schemas.microsoft.com/office/drawing/2010/main"/>
@@ -386,7 +370,7 @@
                           </pic:cNvPicPr>
                         </pic:nvPicPr>
                         <pic:blipFill>
-                          <a:blip r:embed="rId19" cstate="screen">
+                          <a:blip r:embed="rId18" cstate="screen">
                             <a:extLst>
                               <a:ext uri="{28A0092B-C50C-407E-A947-70E740481C1C}">
                                 <a14:useLocalDpi xmlns:a14="http://schemas.microsoft.com/office/drawing/2010/main"/>
@@ -421,7 +405,7 @@
                           </pic:cNvPicPr>
                         </pic:nvPicPr>
                         <pic:blipFill>
-                          <a:blip r:embed="rId20" cstate="screen">
+                          <a:blip r:embed="rId19" cstate="screen">
                             <a:extLst>
                               <a:ext uri="{28A0092B-C50C-407E-A947-70E740481C1C}">
                                 <a14:useLocalDpi xmlns:a14="http://schemas.microsoft.com/office/drawing/2010/main"/>
@@ -455,7 +439,7 @@
                           </pic:cNvPicPr>
                         </pic:nvPicPr>
                         <pic:blipFill>
-                          <a:blip r:embed="rId21" cstate="screen">
+                          <a:blip r:embed="rId20" cstate="screen">
                             <a:extLst>
                               <a:ext uri="{28A0092B-C50C-407E-A947-70E740481C1C}">
                                 <a14:useLocalDpi xmlns:a14="http://schemas.microsoft.com/office/drawing/2010/main"/>
@@ -739,7 +723,7 @@
                 <v:stroke joinstyle="miter"/>
                 <v:path gradientshapeok="t" o:connecttype="rect"/>
               </v:shapetype>
-              <v:shape id="Text Box 916039276" o:spid="_x0000_s1026" type="#_x0000_t202" style="position:absolute;margin-left:-19.95pt;margin-top:54.75pt;width:513.95pt;height:546.4pt;z-index:251657219;visibility:visible;mso-wrap-style:square;mso-width-percent:0;mso-height-percent:0;mso-wrap-distance-left:9pt;mso-wrap-distance-top:0;mso-wrap-distance-right:9pt;mso-wrap-distance-bottom:0;mso-position-horizontal:absolute;mso-position-horizontal-relative:margin;mso-position-vertical:absolute;mso-position-vertical-relative:text;mso-width-percent:0;mso-height-percent:0;mso-width-relative:margin;mso-height-relative:margin;v-text-anchor:top" o:gfxdata="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" filled="f" stroked="f" strokeweight=".5pt">
+              <v:shape id="Text Box 916039276" o:spid="_x0000_s1027" type="#_x0000_t202" style="position:absolute;margin-left:-19.95pt;margin-top:54.75pt;width:513.95pt;height:546.4pt;z-index:251657219;visibility:visible;mso-wrap-style:square;mso-width-percent:0;mso-height-percent:0;mso-wrap-distance-left:9pt;mso-wrap-distance-top:0;mso-wrap-distance-right:9pt;mso-wrap-distance-bottom:0;mso-position-horizontal:absolute;mso-position-horizontal-relative:margin;mso-position-vertical:absolute;mso-position-vertical-relative:text;mso-width-percent:0;mso-height-percent:0;mso-width-relative:margin;mso-height-relative:margin;v-text-anchor:top" o:gfxdata="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" filled="f" stroked="f" strokeweight=".5pt">
                 <v:textbox>
                   <w:txbxContent>
                     <w:p>
@@ -882,52 +866,6 @@
             </w:pict>
           </mc:Fallback>
         </mc:AlternateContent>
-      </w:r>
-      <w:r>
-        <w:rPr>
-          <w:noProof/>
-        </w:rPr>
-        <w:drawing>
-          <wp:inline distT="0" distB="0" distL="0" distR="0" wp14:anchorId="48375678" wp14:editId="3BF6AEBF">
-            <wp:extent cx="826135" cy="1439545"/>
-            <wp:effectExtent l="0" t="0" r="0" b="0"/>
-            <wp:docPr id="1585102273" name="Picture 1" descr="A sign with red and white text&#10;&#10;Description automatically generated"/>
-            <wp:cNvGraphicFramePr>
-              <a:graphicFrameLocks xmlns:a="http://schemas.openxmlformats.org/drawingml/2006/main" noChangeAspect="1"/>
-            </wp:cNvGraphicFramePr>
-            <a:graphic xmlns:a="http://schemas.openxmlformats.org/drawingml/2006/main">
-              <a:graphicData uri="http://schemas.openxmlformats.org/drawingml/2006/picture">
-                <pic:pic xmlns:pic="http://schemas.openxmlformats.org/drawingml/2006/picture">
-                  <pic:nvPicPr>
-                    <pic:cNvPr id="0" name="Picture 1"/>
-                    <pic:cNvPicPr/>
-                  </pic:nvPicPr>
-                  <pic:blipFill>
-                    <a:blip r:embed="rId30">
-                      <a:extLst>
-                        <a:ext uri="{28A0092B-C50C-407E-A947-70E740481C1C}">
-                          <a14:useLocalDpi xmlns:a14="http://schemas.microsoft.com/office/drawing/2010/main" val="0"/>
-                        </a:ext>
-                      </a:extLst>
-                    </a:blip>
-                    <a:stretch>
-                      <a:fillRect/>
-                    </a:stretch>
-                  </pic:blipFill>
-                  <pic:spPr>
-                    <a:xfrm>
-                      <a:off x="0" y="0"/>
-                      <a:ext cx="826135" cy="1439545"/>
-                    </a:xfrm>
-                    <a:prstGeom prst="rect">
-                      <a:avLst/>
-                    </a:prstGeom>
-                  </pic:spPr>
-                </pic:pic>
-              </a:graphicData>
-            </a:graphic>
-          </wp:inline>
-        </w:drawing>
       </w:r>
       <w:r>
         <w:br w:type="page"/>
@@ -1331,13 +1269,6 @@
       <w:r>
         <w:t xml:space="preserve"> }}</w:t>
       </w:r>
-    </w:p>
-    <w:p>
-      <w:pPr>
-        <w:tabs>
-          <w:tab w:val="num" w:pos="720"/>
-        </w:tabs>
-      </w:pPr>
     </w:p>
     <w:p/>
     <w:p/>
@@ -1511,7 +1442,7 @@
           </mc:Choice>
           <mc:Fallback>
             <w:pict>
-              <v:shape w14:anchorId="346E967A" id="TextBox 9" o:spid="_x0000_s1027" type="#_x0000_t202" style="position:absolute;margin-left:354pt;margin-top:158.4pt;width:66pt;height:36pt;z-index:251663378;visibility:visible;mso-wrap-style:square;mso-width-percent:0;mso-height-percent:0;mso-wrap-distance-left:9pt;mso-wrap-distance-top:0;mso-wrap-distance-right:9pt;mso-wrap-distance-bottom:0;mso-position-horizontal:absolute;mso-position-horizontal-relative:text;mso-position-vertical:absolute;mso-position-vertical-relative:text;mso-width-percent:0;mso-height-percent:0;mso-width-relative:margin;mso-height-relative:margin;v-text-anchor:top" o:gfxdata="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" filled="f" strokecolor="#ff9300" strokeweight="1.5pt">
+              <v:shape w14:anchorId="346E967A" id="TextBox 9" o:spid="_x0000_s1028" type="#_x0000_t202" style="position:absolute;margin-left:354pt;margin-top:158.4pt;width:66pt;height:36pt;z-index:251663378;visibility:visible;mso-wrap-style:square;mso-width-percent:0;mso-height-percent:0;mso-wrap-distance-left:9pt;mso-wrap-distance-top:0;mso-wrap-distance-right:9pt;mso-wrap-distance-bottom:0;mso-position-horizontal:absolute;mso-position-horizontal-relative:text;mso-position-vertical:absolute;mso-position-vertical-relative:text;mso-width-percent:0;mso-height-percent:0;mso-width-relative:margin;mso-height-relative:margin;v-text-anchor:top" o:gfxdata="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" filled="f" strokecolor="#ff9300" strokeweight="1.5pt">
                 <v:textbox>
                   <w:txbxContent>
                     <w:p>
@@ -1647,7 +1578,7 @@
                     <pic:cNvPicPr/>
                   </pic:nvPicPr>
                   <pic:blipFill>
-                    <a:blip r:embed="rId31"/>
+                    <a:blip r:embed="rId30"/>
                     <a:stretch>
                       <a:fillRect/>
                     </a:stretch>
@@ -5589,6 +5520,14 @@
     </w:p>
     <w:p>
       <w:pPr>
+        <w:pStyle w:val="NormalWeb"/>
+        <w:rPr>
+          <w:rStyle w:val="HTMLCode"/>
+        </w:rPr>
+      </w:pPr>
+    </w:p>
+    <w:p>
+      <w:pPr>
         <w:spacing w:before="240" w:after="120"/>
         <w:rPr>
           <w:b/>
@@ -5632,7 +5571,7 @@
           <w:sz w:val="12"/>
           <w:szCs w:val="12"/>
         </w:rPr>
-        <w:t>{{ customer_name }}</w:t>
+        <w:t>{{ customer_name }</w:t>
       </w:r>
       <w:r>
         <w:rPr>
@@ -5642,7 +5581,17 @@
           <w:sz w:val="12"/>
           <w:szCs w:val="12"/>
         </w:rPr>
-        <w:t xml:space="preserve"> – this is meant as an illustration of potential risks only</w:t>
+        <w:t xml:space="preserve">} </w:t>
+      </w:r>
+      <w:r>
+        <w:rPr>
+          <w:bCs/>
+          <w:i/>
+          <w:iCs/>
+          <w:sz w:val="12"/>
+          <w:szCs w:val="12"/>
+        </w:rPr>
+        <w:t>– this is meant as an illustration of potential risks only</w:t>
       </w:r>
     </w:p>
     <w:p>
@@ -5873,7 +5822,7 @@
                     <pic:cNvPicPr/>
                   </pic:nvPicPr>
                   <pic:blipFill>
-                    <a:blip r:embed="rId36">
+                    <a:blip r:embed="rId35">
                       <a:extLst>
                         <a:ext uri="{28A0092B-C50C-407E-A947-70E740481C1C}">
                           <a14:useLocalDpi xmlns:a14="http://schemas.microsoft.com/office/drawing/2010/main" val="0"/>
@@ -6139,7 +6088,7 @@
                           </pic:cNvPicPr>
                         </pic:nvPicPr>
                         <pic:blipFill>
-                          <a:blip r:embed="rId37">
+                          <a:blip r:embed="rId36">
                             <a:extLst>
                               <a:ext uri="{28A0092B-C50C-407E-A947-70E740481C1C}">
                                 <a14:useLocalDpi xmlns:a14="http://schemas.microsoft.com/office/drawing/2010/main" val="0"/>
@@ -6179,7 +6128,7 @@
                           </pic:cNvPicPr>
                         </pic:nvPicPr>
                         <pic:blipFill>
-                          <a:blip r:embed="rId38" cstate="print">
+                          <a:blip r:embed="rId37" cstate="print">
                             <a:extLst>
                               <a:ext uri="{28A0092B-C50C-407E-A947-70E740481C1C}">
                                 <a14:useLocalDpi xmlns:a14="http://schemas.microsoft.com/office/drawing/2010/main" val="0"/>
@@ -6214,7 +6163,7 @@
                           </pic:cNvPicPr>
                         </pic:nvPicPr>
                         <pic:blipFill>
-                          <a:blip r:embed="rId39">
+                          <a:blip r:embed="rId38">
                             <a:clrChange>
                               <a:clrFrom>
                                 <a:srgbClr val="FFFFFF"/>
@@ -7272,7 +7221,7 @@
           </mc:Choice>
           <mc:Fallback>
             <w:pict>
-              <v:shape w14:anchorId="37D5DB8D" id="Text Box 1395801432" o:spid="_x0000_s1028" type="#_x0000_t202" style="position:absolute;margin-left:234.55pt;margin-top:10.6pt;width:228.1pt;height:486.2pt;z-index:251657225;visibility:visible;mso-wrap-style:square;mso-height-percent:0;mso-wrap-distance-left:9pt;mso-wrap-distance-top:0;mso-wrap-distance-right:9pt;mso-wrap-distance-bottom:0;mso-position-horizontal:absolute;mso-position-horizontal-relative:text;mso-position-vertical:absolute;mso-position-vertical-relative:text;mso-height-percent:0;mso-height-relative:margin;v-text-anchor:top" o:gfxdata="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" fillcolor="white [3201]" stroked="f" strokeweight=".5pt">
+              <v:shape w14:anchorId="37D5DB8D" id="Text Box 1395801432" o:spid="_x0000_s1029" type="#_x0000_t202" style="position:absolute;margin-left:234.55pt;margin-top:10.6pt;width:228.1pt;height:486.2pt;z-index:251657225;visibility:visible;mso-wrap-style:square;mso-height-percent:0;mso-wrap-distance-left:9pt;mso-wrap-distance-top:0;mso-wrap-distance-right:9pt;mso-wrap-distance-bottom:0;mso-position-horizontal:absolute;mso-position-horizontal-relative:text;mso-position-vertical:absolute;mso-position-vertical-relative:text;mso-height-percent:0;mso-height-relative:margin;v-text-anchor:top" o:gfxdata="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" fillcolor="white [3201]" stroked="f" strokeweight=".5pt">
                 <v:textbox>
                   <w:txbxContent>
                     <w:p>
@@ -7322,7 +7271,7 @@
                       <w:pPr>
                         <w:numPr>
                           <w:ilvl w:val="0"/>
-                          <w:numId w:val="1"/>
+                          <w:numId w:val="3"/>
                         </w:numPr>
                         <w:pBdr>
                           <w:top w:val="nil"/>
@@ -7365,7 +7314,7 @@
                       <w:pPr>
                         <w:numPr>
                           <w:ilvl w:val="0"/>
-                          <w:numId w:val="1"/>
+                          <w:numId w:val="3"/>
                         </w:numPr>
                         <w:pBdr>
                           <w:top w:val="nil"/>
@@ -7408,7 +7357,7 @@
                       <w:pPr>
                         <w:numPr>
                           <w:ilvl w:val="0"/>
-                          <w:numId w:val="1"/>
+                          <w:numId w:val="3"/>
                         </w:numPr>
                         <w:pBdr>
                           <w:top w:val="nil"/>
@@ -7444,7 +7393,7 @@
                       <w:pPr>
                         <w:numPr>
                           <w:ilvl w:val="0"/>
-                          <w:numId w:val="1"/>
+                          <w:numId w:val="3"/>
                         </w:numPr>
                         <w:pBdr>
                           <w:top w:val="nil"/>
@@ -7480,7 +7429,7 @@
                       <w:pPr>
                         <w:numPr>
                           <w:ilvl w:val="0"/>
-                          <w:numId w:val="1"/>
+                          <w:numId w:val="3"/>
                         </w:numPr>
                         <w:pBdr>
                           <w:top w:val="nil"/>
@@ -7516,7 +7465,7 @@
                       <w:pPr>
                         <w:numPr>
                           <w:ilvl w:val="0"/>
-                          <w:numId w:val="1"/>
+                          <w:numId w:val="3"/>
                         </w:numPr>
                         <w:pBdr>
                           <w:top w:val="nil"/>
@@ -7552,7 +7501,7 @@
                       <w:pPr>
                         <w:numPr>
                           <w:ilvl w:val="0"/>
-                          <w:numId w:val="1"/>
+                          <w:numId w:val="3"/>
                         </w:numPr>
                         <w:pBdr>
                           <w:top w:val="nil"/>
@@ -7588,7 +7537,7 @@
                       <w:pPr>
                         <w:numPr>
                           <w:ilvl w:val="1"/>
-                          <w:numId w:val="1"/>
+                          <w:numId w:val="3"/>
                         </w:numPr>
                         <w:pBdr>
                           <w:top w:val="nil"/>
@@ -7632,7 +7581,7 @@
                       <w:pPr>
                         <w:numPr>
                           <w:ilvl w:val="1"/>
-                          <w:numId w:val="1"/>
+                          <w:numId w:val="3"/>
                         </w:numPr>
                         <w:pBdr>
                           <w:top w:val="nil"/>
@@ -7676,7 +7625,7 @@
                       <w:pPr>
                         <w:numPr>
                           <w:ilvl w:val="1"/>
-                          <w:numId w:val="1"/>
+                          <w:numId w:val="3"/>
                         </w:numPr>
                         <w:pBdr>
                           <w:top w:val="nil"/>
@@ -7706,7 +7655,7 @@
                       <w:pPr>
                         <w:numPr>
                           <w:ilvl w:val="1"/>
-                          <w:numId w:val="1"/>
+                          <w:numId w:val="3"/>
                         </w:numPr>
                         <w:pBdr>
                           <w:top w:val="nil"/>
@@ -7736,7 +7685,7 @@
                       <w:pPr>
                         <w:numPr>
                           <w:ilvl w:val="1"/>
-                          <w:numId w:val="1"/>
+                          <w:numId w:val="3"/>
                         </w:numPr>
                         <w:pBdr>
                           <w:top w:val="nil"/>
@@ -7766,7 +7715,7 @@
                       <w:pPr>
                         <w:numPr>
                           <w:ilvl w:val="1"/>
-                          <w:numId w:val="1"/>
+                          <w:numId w:val="3"/>
                         </w:numPr>
                         <w:pBdr>
                           <w:top w:val="nil"/>
@@ -7796,7 +7745,7 @@
                       <w:pPr>
                         <w:numPr>
                           <w:ilvl w:val="0"/>
-                          <w:numId w:val="1"/>
+                          <w:numId w:val="3"/>
                         </w:numPr>
                         <w:pBdr>
                           <w:top w:val="nil"/>
@@ -7833,7 +7782,7 @@
                       <w:pPr>
                         <w:numPr>
                           <w:ilvl w:val="0"/>
-                          <w:numId w:val="1"/>
+                          <w:numId w:val="3"/>
                         </w:numPr>
                         <w:pBdr>
                           <w:top w:val="nil"/>
@@ -7877,7 +7826,7 @@
                       <w:pPr>
                         <w:numPr>
                           <w:ilvl w:val="0"/>
-                          <w:numId w:val="1"/>
+                          <w:numId w:val="3"/>
                         </w:numPr>
                         <w:pBdr>
                           <w:top w:val="nil"/>
@@ -7921,7 +7870,7 @@
                       <w:pPr>
                         <w:numPr>
                           <w:ilvl w:val="0"/>
-                          <w:numId w:val="1"/>
+                          <w:numId w:val="3"/>
                         </w:numPr>
                         <w:pBdr>
                           <w:top w:val="nil"/>
@@ -7958,7 +7907,7 @@
                       <w:pPr>
                         <w:numPr>
                           <w:ilvl w:val="0"/>
-                          <w:numId w:val="1"/>
+                          <w:numId w:val="3"/>
                         </w:numPr>
                         <w:pBdr>
                           <w:top w:val="nil"/>
@@ -8928,7 +8877,7 @@
           </mc:Choice>
           <mc:Fallback>
             <w:pict>
-              <v:shape w14:anchorId="0BFEBFDA" id="Text Box 1749209667" o:spid="_x0000_s1029" type="#_x0000_t202" style="position:absolute;margin-left:-20.7pt;margin-top:10.6pt;width:228.1pt;height:532.35pt;z-index:251657224;visibility:visible;mso-wrap-style:square;mso-height-percent:0;mso-wrap-distance-left:9pt;mso-wrap-distance-top:0;mso-wrap-distance-right:9pt;mso-wrap-distance-bottom:0;mso-position-horizontal:absolute;mso-position-horizontal-relative:text;mso-position-vertical:absolute;mso-position-vertical-relative:text;mso-height-percent:0;mso-height-relative:margin;v-text-anchor:top" o:gfxdata="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" fillcolor="white [3201]" stroked="f" strokeweight=".5pt">
+              <v:shape w14:anchorId="0BFEBFDA" id="Text Box 1749209667" o:spid="_x0000_s1030" type="#_x0000_t202" style="position:absolute;margin-left:-20.7pt;margin-top:10.6pt;width:228.1pt;height:532.35pt;z-index:251657224;visibility:visible;mso-wrap-style:square;mso-height-percent:0;mso-wrap-distance-left:9pt;mso-wrap-distance-top:0;mso-wrap-distance-right:9pt;mso-wrap-distance-bottom:0;mso-position-horizontal:absolute;mso-position-horizontal-relative:text;mso-position-vertical:absolute;mso-position-vertical-relative:text;mso-height-percent:0;mso-height-relative:margin;v-text-anchor:top" o:gfxdata="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" fillcolor="white [3201]" stroked="f" strokeweight=".5pt">
                 <v:textbox>
                   <w:txbxContent>
                     <w:p>
@@ -8957,7 +8906,7 @@
                       <w:pPr>
                         <w:numPr>
                           <w:ilvl w:val="0"/>
-                          <w:numId w:val="1"/>
+                          <w:numId w:val="3"/>
                         </w:numPr>
                         <w:pBdr>
                           <w:top w:val="nil"/>
@@ -9015,7 +8964,7 @@
                       <w:pPr>
                         <w:numPr>
                           <w:ilvl w:val="0"/>
-                          <w:numId w:val="1"/>
+                          <w:numId w:val="3"/>
                         </w:numPr>
                         <w:pBdr>
                           <w:top w:val="nil"/>
@@ -9059,7 +9008,7 @@
                       <w:pPr>
                         <w:numPr>
                           <w:ilvl w:val="0"/>
-                          <w:numId w:val="1"/>
+                          <w:numId w:val="3"/>
                         </w:numPr>
                         <w:pBdr>
                           <w:top w:val="nil"/>
@@ -9103,7 +9052,7 @@
                       <w:pPr>
                         <w:numPr>
                           <w:ilvl w:val="0"/>
-                          <w:numId w:val="1"/>
+                          <w:numId w:val="3"/>
                         </w:numPr>
                         <w:pBdr>
                           <w:top w:val="nil"/>
@@ -9147,7 +9096,7 @@
                       <w:pPr>
                         <w:numPr>
                           <w:ilvl w:val="0"/>
-                          <w:numId w:val="1"/>
+                          <w:numId w:val="3"/>
                         </w:numPr>
                         <w:pBdr>
                           <w:top w:val="nil"/>
@@ -9177,7 +9126,7 @@
                       <w:pPr>
                         <w:numPr>
                           <w:ilvl w:val="0"/>
-                          <w:numId w:val="1"/>
+                          <w:numId w:val="3"/>
                         </w:numPr>
                         <w:pBdr>
                           <w:top w:val="nil"/>
@@ -9221,7 +9170,7 @@
                       <w:pPr>
                         <w:numPr>
                           <w:ilvl w:val="0"/>
-                          <w:numId w:val="1"/>
+                          <w:numId w:val="3"/>
                         </w:numPr>
                         <w:pBdr>
                           <w:top w:val="nil"/>
@@ -9258,7 +9207,7 @@
                       <w:pPr>
                         <w:numPr>
                           <w:ilvl w:val="0"/>
-                          <w:numId w:val="1"/>
+                          <w:numId w:val="3"/>
                         </w:numPr>
                         <w:pBdr>
                           <w:top w:val="nil"/>
@@ -9295,7 +9244,7 @@
                       <w:pPr>
                         <w:numPr>
                           <w:ilvl w:val="0"/>
-                          <w:numId w:val="1"/>
+                          <w:numId w:val="3"/>
                         </w:numPr>
                         <w:pBdr>
                           <w:top w:val="nil"/>
@@ -9325,7 +9274,7 @@
                       <w:pPr>
                         <w:numPr>
                           <w:ilvl w:val="0"/>
-                          <w:numId w:val="1"/>
+                          <w:numId w:val="3"/>
                         </w:numPr>
                         <w:pBdr>
                           <w:top w:val="nil"/>
@@ -9383,7 +9332,7 @@
                       <w:pPr>
                         <w:numPr>
                           <w:ilvl w:val="0"/>
-                          <w:numId w:val="1"/>
+                          <w:numId w:val="3"/>
                         </w:numPr>
                         <w:pBdr>
                           <w:top w:val="nil"/>
@@ -9427,7 +9376,7 @@
                       <w:pPr>
                         <w:numPr>
                           <w:ilvl w:val="0"/>
-                          <w:numId w:val="1"/>
+                          <w:numId w:val="3"/>
                         </w:numPr>
                         <w:pBdr>
                           <w:top w:val="nil"/>
@@ -9471,7 +9420,7 @@
                       <w:pPr>
                         <w:numPr>
                           <w:ilvl w:val="0"/>
-                          <w:numId w:val="1"/>
+                          <w:numId w:val="3"/>
                         </w:numPr>
                         <w:pBdr>
                           <w:top w:val="nil"/>
@@ -9515,7 +9464,7 @@
                       <w:pPr>
                         <w:numPr>
                           <w:ilvl w:val="0"/>
-                          <w:numId w:val="1"/>
+                          <w:numId w:val="3"/>
                         </w:numPr>
                         <w:pBdr>
                           <w:top w:val="nil"/>
@@ -9552,7 +9501,7 @@
                       <w:pPr>
                         <w:numPr>
                           <w:ilvl w:val="0"/>
-                          <w:numId w:val="1"/>
+                          <w:numId w:val="3"/>
                         </w:numPr>
                         <w:pBdr>
                           <w:top w:val="nil"/>
@@ -9596,7 +9545,7 @@
                       <w:pPr>
                         <w:numPr>
                           <w:ilvl w:val="0"/>
-                          <w:numId w:val="1"/>
+                          <w:numId w:val="3"/>
                         </w:numPr>
                         <w:pBdr>
                           <w:top w:val="nil"/>
@@ -9626,7 +9575,7 @@
                       <w:pPr>
                         <w:numPr>
                           <w:ilvl w:val="0"/>
-                          <w:numId w:val="1"/>
+                          <w:numId w:val="3"/>
                         </w:numPr>
                         <w:pBdr>
                           <w:top w:val="nil"/>
@@ -9663,7 +9612,7 @@
                       <w:pPr>
                         <w:numPr>
                           <w:ilvl w:val="0"/>
-                          <w:numId w:val="1"/>
+                          <w:numId w:val="3"/>
                         </w:numPr>
                         <w:pBdr>
                           <w:top w:val="nil"/>
@@ -9700,7 +9649,7 @@
                       <w:pPr>
                         <w:numPr>
                           <w:ilvl w:val="0"/>
-                          <w:numId w:val="1"/>
+                          <w:numId w:val="3"/>
                         </w:numPr>
                         <w:pBdr>
                           <w:top w:val="nil"/>
@@ -10888,6 +10837,7 @@
               <w:t>{{ customer_name }}</w:t>
             </w:r>
           </w:p>
+          <w:p/>
         </w:tc>
       </w:tr>
     </w:tbl>
@@ -11450,30 +11400,11 @@
           </mc:Choice>
           <mc:Fallback>
             <w:pict>
-              <v:group w14:anchorId="392E5ACB" id="Group 32" o:spid="_x0000_s1030" style="position:absolute;margin-left:-61.9pt;margin-top:20.9pt;width:576.4pt;height:333.5pt;z-index:251657228;mso-height-relative:margin" coordorigin=",636" coordsize="73205,41718" o:gfxdata="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">
-                <v:shapetype id="_x0000_t75" coordsize="21600,21600" o:spt="75" o:preferrelative="t" path="m@4@5l@4@11@9@11@9@5xe" filled="f" stroked="f">
-                  <v:stroke joinstyle="miter"/>
-                  <v:formulas>
-                    <v:f eqn="if lineDrawn pixelLineWidth 0"/>
-                    <v:f eqn="sum @0 1 0"/>
-                    <v:f eqn="sum 0 0 @1"/>
-                    <v:f eqn="prod @2 1 2"/>
-                    <v:f eqn="prod @3 21600 pixelWidth"/>
-                    <v:f eqn="prod @3 21600 pixelHeight"/>
-                    <v:f eqn="sum @0 0 1"/>
-                    <v:f eqn="prod @6 1 2"/>
-                    <v:f eqn="prod @7 21600 pixelWidth"/>
-                    <v:f eqn="sum @8 21600 0"/>
-                    <v:f eqn="prod @7 21600 pixelHeight"/>
-                    <v:f eqn="sum @10 21600 0"/>
-                  </v:formulas>
-                  <v:path o:extrusionok="f" gradientshapeok="t" o:connecttype="rect"/>
-                  <o:lock v:ext="edit" aspectratio="t"/>
-                </v:shapetype>
-                <v:shape id="Picture 522" o:spid="_x0000_s1031" type="#_x0000_t75" style="position:absolute;left:18765;top:636;width:37179;height:4569;visibility:visible;mso-wrap-style:square" o:gfxdata="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">
+              <v:group w14:anchorId="392E5ACB" id="Group 32" o:spid="_x0000_s1031" style="position:absolute;margin-left:-61.9pt;margin-top:20.9pt;width:576.4pt;height:333.5pt;z-index:251657228;mso-height-relative:margin" coordorigin=",636" coordsize="73205,41718" o:gfxdata="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">
+                <v:shape id="Picture 522" o:spid="_x0000_s1032" type="#_x0000_t75" style="position:absolute;left:18765;top:636;width:37179;height:4569;visibility:visible;mso-wrap-style:square" o:gfxdata="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">
                   <v:imagedata r:id="rId49" o:title=""/>
                 </v:shape>
-                <v:shape id="Text Box 363991275" o:spid="_x0000_s1032" type="#_x0000_t202" style="position:absolute;top:27750;width:24384;height:4064;visibility:visible;mso-wrap-style:square;v-text-anchor:top" o:gfxdata="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" filled="f" stroked="f" strokeweight=".5pt">
+                <v:shape id="Text Box 363991275" o:spid="_x0000_s1033" type="#_x0000_t202" style="position:absolute;top:27750;width:24384;height:4064;visibility:visible;mso-wrap-style:square;v-text-anchor:top" o:gfxdata="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" filled="f" stroked="f" strokeweight=".5pt">
                   <v:textbox>
                     <w:txbxContent>
                       <w:p>
@@ -11497,7 +11428,7 @@
                     </w:txbxContent>
                   </v:textbox>
                 </v:shape>
-                <v:shape id="Text Box 573268449" o:spid="_x0000_s1033" type="#_x0000_t202" style="position:absolute;left:48821;top:27352;width:24384;height:4064;visibility:visible;mso-wrap-style:square;v-text-anchor:top" o:gfxdata="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" filled="f" stroked="f" strokeweight=".5pt">
+                <v:shape id="Text Box 573268449" o:spid="_x0000_s1034" type="#_x0000_t202" style="position:absolute;left:48821;top:27352;width:24384;height:4064;visibility:visible;mso-wrap-style:square;v-text-anchor:top" o:gfxdata="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" filled="f" stroked="f" strokeweight=".5pt">
                   <v:textbox>
                     <w:txbxContent>
                       <w:p>
@@ -11521,7 +11452,7 @@
                     </w:txbxContent>
                   </v:textbox>
                 </v:shape>
-                <v:shape id="Text Box 532173996" o:spid="_x0000_s1034" type="#_x0000_t202" style="position:absolute;left:25364;top:27750;width:24384;height:14605;visibility:visible;mso-wrap-style:square;v-text-anchor:top" o:gfxdata="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" filled="f" stroked="f" strokeweight=".5pt">
+                <v:shape id="Text Box 532173996" o:spid="_x0000_s1035" type="#_x0000_t202" style="position:absolute;left:25364;top:27750;width:24384;height:14605;visibility:visible;mso-wrap-style:square;v-text-anchor:top" o:gfxdata="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" filled="f" stroked="f" strokeweight=".5pt">
                   <v:textbox>
                     <w:txbxContent>
                       <w:p>
@@ -11637,13 +11568,13 @@
                     </w:txbxContent>
                   </v:textbox>
                 </v:shape>
-                <v:shape id="Picture 529" o:spid="_x0000_s1035" type="#_x0000_t75" alt="A picture containing text, clipart, tableware, light&#10;&#10;Description automatically generated" style="position:absolute;left:9859;top:22979;width:4445;height:4445;visibility:visible;mso-wrap-style:square" o:gfxdata="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">
+                <v:shape id="Picture 529" o:spid="_x0000_s1036" type="#_x0000_t75" alt="A picture containing text, clipart, tableware, light&#10;&#10;Description automatically generated" style="position:absolute;left:9859;top:22979;width:4445;height:4445;visibility:visible;mso-wrap-style:square" o:gfxdata="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">
                   <v:imagedata r:id="rId50" o:title="A picture containing text, clipart, tableware, light&#10;&#10;Description automatically generated"/>
                 </v:shape>
-                <v:shape id="Picture 530" o:spid="_x0000_s1036" type="#_x0000_t75" alt="Icon&#10;&#10;Description automatically generated" style="position:absolute;left:34985;top:22740;width:4445;height:4445;visibility:visible;mso-wrap-style:square" o:gfxdata="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">
+                <v:shape id="Picture 530" o:spid="_x0000_s1037" type="#_x0000_t75" alt="Icon&#10;&#10;Description automatically generated" style="position:absolute;left:34985;top:22740;width:4445;height:4445;visibility:visible;mso-wrap-style:square" o:gfxdata="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">
                   <v:imagedata r:id="rId51" o:title="Icon&#10;&#10;Description automatically generated"/>
                 </v:shape>
-                <v:shape id="Picture 533" o:spid="_x0000_s1037" type="#_x0000_t75" alt="Icon&#10;&#10;Description automatically generated" style="position:absolute;left:57805;top:22661;width:4445;height:4445;visibility:visible;mso-wrap-style:square" o:gfxdata="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">
+                <v:shape id="Picture 533" o:spid="_x0000_s1038" type="#_x0000_t75" alt="Icon&#10;&#10;Description automatically generated" style="position:absolute;left:57805;top:22661;width:4445;height:4445;visibility:visible;mso-wrap-style:square" o:gfxdata="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">
                   <v:imagedata r:id="rId52" o:title="Icon&#10;&#10;Description automatically generated"/>
                 </v:shape>
               </v:group>
@@ -12073,7 +12004,7 @@
           </mc:Choice>
           <mc:Fallback>
             <w:pict>
-              <v:shape w14:anchorId="2B49E626" id="Text Box 11" o:spid="_x0000_s1038" type="#_x0000_t202" style="position:absolute;margin-left:-30.45pt;margin-top:7.6pt;width:512.85pt;height:224pt;z-index:251657221;visibility:visible;mso-wrap-style:square;mso-width-percent:0;mso-height-percent:0;mso-wrap-distance-left:9pt;mso-wrap-distance-top:0;mso-wrap-distance-right:9pt;mso-wrap-distance-bottom:0;mso-position-horizontal:absolute;mso-position-horizontal-relative:margin;mso-position-vertical:absolute;mso-position-vertical-relative:text;mso-width-percent:0;mso-height-percent:0;mso-width-relative:margin;mso-height-relative:margin;v-text-anchor:top" o:gfxdata="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" filled="f" stroked="f" strokeweight=".5pt">
+              <v:shape w14:anchorId="2B49E626" id="Text Box 11" o:spid="_x0000_s1039" type="#_x0000_t202" style="position:absolute;margin-left:-30.45pt;margin-top:7.6pt;width:512.85pt;height:224pt;z-index:251657221;visibility:visible;mso-wrap-style:square;mso-width-percent:0;mso-height-percent:0;mso-wrap-distance-left:9pt;mso-wrap-distance-top:0;mso-wrap-distance-right:9pt;mso-wrap-distance-bottom:0;mso-position-horizontal:absolute;mso-position-horizontal-relative:margin;mso-position-vertical:absolute;mso-position-vertical-relative:text;mso-width-percent:0;mso-height-percent:0;mso-width-relative:margin;mso-height-relative:margin;v-text-anchor:top" o:gfxdata="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" filled="f" stroked="f" strokeweight=".5pt">
                 <v:textbox>
                   <w:txbxContent>
                     <w:p>
@@ -12395,32 +12326,6 @@
     <w:p/>
     <w:bookmarkEnd w:id="11"/>
     <w:p/>
-    <w:p/>
-    <w:p>
-      <w:r>
-        <w:rPr>
-          <w:b/>
-        </w:rPr>
-        <w:lastRenderedPageBreak/>
-        <w:t>{{ maturity_gauge }}</w:t>
-      </w:r>
-    </w:p>
-    <w:p>
-      <w:r>
-        <w:rPr>
-          <w:b/>
-        </w:rPr>
-        <w:t>{{ maturity_score }}</w:t>
-      </w:r>
-    </w:p>
-    <w:p>
-      <w:r>
-        <w:rPr>
-          <w:b/>
-        </w:rPr>
-        <w:t>{{ maturity_score_category }}</w:t>
-      </w:r>
-    </w:p>
     <w:sectPr>
       <w:headerReference w:type="default" r:id="rId53"/>
       <w:headerReference w:type="first" r:id="rId54"/>
@@ -13221,155 +13126,6 @@
     </w:lvl>
   </w:abstractNum>
   <w:abstractNum w:abstractNumId="4" w15:restartNumberingAfterBreak="0">
-    <w:nsid w:val="6E382E55"/>
-    <w:multiLevelType w:val="multilevel"/>
-    <w:tmpl w:val="43FC8874"/>
-    <w:lvl w:ilvl="0">
-      <w:start w:val="1"/>
-      <w:numFmt w:val="bullet"/>
-      <w:lvlText w:val=""/>
-      <w:lvlJc w:val="left"/>
-      <w:pPr>
-        <w:tabs>
-          <w:tab w:val="num" w:pos="720"/>
-        </w:tabs>
-        <w:ind w:left="720" w:hanging="360"/>
-      </w:pPr>
-      <w:rPr>
-        <w:rFonts w:ascii="Symbol" w:hAnsi="Symbol" w:hint="default"/>
-        <w:sz w:val="20"/>
-      </w:rPr>
-    </w:lvl>
-    <w:lvl w:ilvl="1" w:tentative="1">
-      <w:start w:val="1"/>
-      <w:numFmt w:val="bullet"/>
-      <w:lvlText w:val=""/>
-      <w:lvlJc w:val="left"/>
-      <w:pPr>
-        <w:tabs>
-          <w:tab w:val="num" w:pos="1440"/>
-        </w:tabs>
-        <w:ind w:left="1440" w:hanging="360"/>
-      </w:pPr>
-      <w:rPr>
-        <w:rFonts w:ascii="Symbol" w:hAnsi="Symbol" w:hint="default"/>
-        <w:sz w:val="20"/>
-      </w:rPr>
-    </w:lvl>
-    <w:lvl w:ilvl="2" w:tentative="1">
-      <w:start w:val="1"/>
-      <w:numFmt w:val="bullet"/>
-      <w:lvlText w:val=""/>
-      <w:lvlJc w:val="left"/>
-      <w:pPr>
-        <w:tabs>
-          <w:tab w:val="num" w:pos="2160"/>
-        </w:tabs>
-        <w:ind w:left="2160" w:hanging="360"/>
-      </w:pPr>
-      <w:rPr>
-        <w:rFonts w:ascii="Symbol" w:hAnsi="Symbol" w:hint="default"/>
-        <w:sz w:val="20"/>
-      </w:rPr>
-    </w:lvl>
-    <w:lvl w:ilvl="3" w:tentative="1">
-      <w:start w:val="1"/>
-      <w:numFmt w:val="bullet"/>
-      <w:lvlText w:val=""/>
-      <w:lvlJc w:val="left"/>
-      <w:pPr>
-        <w:tabs>
-          <w:tab w:val="num" w:pos="2880"/>
-        </w:tabs>
-        <w:ind w:left="2880" w:hanging="360"/>
-      </w:pPr>
-      <w:rPr>
-        <w:rFonts w:ascii="Symbol" w:hAnsi="Symbol" w:hint="default"/>
-        <w:sz w:val="20"/>
-      </w:rPr>
-    </w:lvl>
-    <w:lvl w:ilvl="4" w:tentative="1">
-      <w:start w:val="1"/>
-      <w:numFmt w:val="bullet"/>
-      <w:lvlText w:val=""/>
-      <w:lvlJc w:val="left"/>
-      <w:pPr>
-        <w:tabs>
-          <w:tab w:val="num" w:pos="3600"/>
-        </w:tabs>
-        <w:ind w:left="3600" w:hanging="360"/>
-      </w:pPr>
-      <w:rPr>
-        <w:rFonts w:ascii="Symbol" w:hAnsi="Symbol" w:hint="default"/>
-        <w:sz w:val="20"/>
-      </w:rPr>
-    </w:lvl>
-    <w:lvl w:ilvl="5" w:tentative="1">
-      <w:start w:val="1"/>
-      <w:numFmt w:val="bullet"/>
-      <w:lvlText w:val=""/>
-      <w:lvlJc w:val="left"/>
-      <w:pPr>
-        <w:tabs>
-          <w:tab w:val="num" w:pos="4320"/>
-        </w:tabs>
-        <w:ind w:left="4320" w:hanging="360"/>
-      </w:pPr>
-      <w:rPr>
-        <w:rFonts w:ascii="Symbol" w:hAnsi="Symbol" w:hint="default"/>
-        <w:sz w:val="20"/>
-      </w:rPr>
-    </w:lvl>
-    <w:lvl w:ilvl="6" w:tentative="1">
-      <w:start w:val="1"/>
-      <w:numFmt w:val="bullet"/>
-      <w:lvlText w:val=""/>
-      <w:lvlJc w:val="left"/>
-      <w:pPr>
-        <w:tabs>
-          <w:tab w:val="num" w:pos="5040"/>
-        </w:tabs>
-        <w:ind w:left="5040" w:hanging="360"/>
-      </w:pPr>
-      <w:rPr>
-        <w:rFonts w:ascii="Symbol" w:hAnsi="Symbol" w:hint="default"/>
-        <w:sz w:val="20"/>
-      </w:rPr>
-    </w:lvl>
-    <w:lvl w:ilvl="7" w:tentative="1">
-      <w:start w:val="1"/>
-      <w:numFmt w:val="bullet"/>
-      <w:lvlText w:val=""/>
-      <w:lvlJc w:val="left"/>
-      <w:pPr>
-        <w:tabs>
-          <w:tab w:val="num" w:pos="5760"/>
-        </w:tabs>
-        <w:ind w:left="5760" w:hanging="360"/>
-      </w:pPr>
-      <w:rPr>
-        <w:rFonts w:ascii="Symbol" w:hAnsi="Symbol" w:hint="default"/>
-        <w:sz w:val="20"/>
-      </w:rPr>
-    </w:lvl>
-    <w:lvl w:ilvl="8" w:tentative="1">
-      <w:start w:val="1"/>
-      <w:numFmt w:val="bullet"/>
-      <w:lvlText w:val=""/>
-      <w:lvlJc w:val="left"/>
-      <w:pPr>
-        <w:tabs>
-          <w:tab w:val="num" w:pos="6480"/>
-        </w:tabs>
-        <w:ind w:left="6480" w:hanging="360"/>
-      </w:pPr>
-      <w:rPr>
-        <w:rFonts w:ascii="Symbol" w:hAnsi="Symbol" w:hint="default"/>
-        <w:sz w:val="20"/>
-      </w:rPr>
-    </w:lvl>
-  </w:abstractNum>
-  <w:abstractNum w:abstractNumId="5" w15:restartNumberingAfterBreak="0">
     <w:nsid w:val="7AF31535"/>
     <w:multiLevelType w:val="hybridMultilevel"/>
     <w:tmpl w:val="A5FA0B4E"/>
@@ -13495,9 +13251,6 @@
     <w:abstractNumId w:val="0"/>
   </w:num>
   <w:num w:numId="5" w16cid:durableId="31922767">
-    <w:abstractNumId w:val="5"/>
-  </w:num>
-  <w:num w:numId="6" w16cid:durableId="578297103">
     <w:abstractNumId w:val="4"/>
   </w:num>
   <w:numIdMacAtCleanup w:val="4"/>
@@ -14894,16 +14647,16 @@
 </file>
 
 <file path=customXml/item1.xml><?xml version="1.0" encoding="utf-8"?>
-<b:Sources xmlns:b="http://schemas.openxmlformats.org/officeDocument/2006/bibliography" xmlns="http://schemas.openxmlformats.org/officeDocument/2006/bibliography" SelectedStyle="\APASixthEditionOfficeOnline.xsl" StyleName="APA" Version="6"/>
-</file>
-
-<file path=customXml/item2.xml><?xml version="1.0" encoding="utf-8"?>
 <?mso-contentType ?>
 <FormTemplates xmlns="http://schemas.microsoft.com/sharepoint/v3/contenttype/forms">
   <Display>DocumentLibraryForm</Display>
   <Edit>DocumentLibraryForm</Edit>
   <New>DocumentLibraryForm</New>
 </FormTemplates>
+</file>
+
+<file path=customXml/item2.xml><?xml version="1.0" encoding="utf-8"?>
+<b:Sources xmlns:b="http://schemas.openxmlformats.org/officeDocument/2006/bibliography" xmlns="http://schemas.openxmlformats.org/officeDocument/2006/bibliography" SelectedStyle="\APASixthEditionOfficeOnline.xsl" StyleName="APA" Version="6"/>
 </file>
 
 <file path=customXml/item3.xml><?xml version="1.0" encoding="utf-8"?>
@@ -15205,17 +14958,17 @@
 </file>
 
 <file path=customXml/itemProps1.xml><?xml version="1.0" encoding="utf-8"?>
-<ds:datastoreItem xmlns:ds="http://schemas.openxmlformats.org/officeDocument/2006/customXml" ds:itemID="{41B34B53-803B-4600-951E-8C7B6ABDE6A5}">
+<ds:datastoreItem xmlns:ds="http://schemas.openxmlformats.org/officeDocument/2006/customXml" ds:itemID="{02C30E68-946A-4504-B925-FF5230B8A4C3}">
   <ds:schemaRefs>
-    <ds:schemaRef ds:uri="http://schemas.openxmlformats.org/officeDocument/2006/bibliography"/>
+    <ds:schemaRef ds:uri="http://schemas.microsoft.com/sharepoint/v3/contenttype/forms"/>
   </ds:schemaRefs>
 </ds:datastoreItem>
 </file>
 
 <file path=customXml/itemProps2.xml><?xml version="1.0" encoding="utf-8"?>
-<ds:datastoreItem xmlns:ds="http://schemas.openxmlformats.org/officeDocument/2006/customXml" ds:itemID="{02C30E68-946A-4504-B925-FF5230B8A4C3}">
+<ds:datastoreItem xmlns:ds="http://schemas.openxmlformats.org/officeDocument/2006/customXml" ds:itemID="{41B34B53-803B-4600-951E-8C7B6ABDE6A5}">
   <ds:schemaRefs>
-    <ds:schemaRef ds:uri="http://schemas.microsoft.com/sharepoint/v3/contenttype/forms"/>
+    <ds:schemaRef ds:uri="http://schemas.openxmlformats.org/officeDocument/2006/bibliography"/>
   </ds:schemaRefs>
 </ds:datastoreItem>
 </file>

--- a/planet_it_maturity_assessment_template_v2.docx
+++ b/planet_it_maturity_assessment_template_v2.docx
@@ -1774,6 +1774,42 @@
           <w:rStyle w:val="Heading2Char"/>
         </w:rPr>
       </w:pPr>
+    </w:p>
+    <w:p>
+      <w:pPr>
+        <w:pStyle w:val="Heading2"/>
+      </w:pPr>
+      <w:r>
+        <w:t>Monte-Carlo Assessment</w:t>
+      </w:r>
+    </w:p>
+    <w:p>
+      <w:pPr>
+        <w:rPr>
+          <w:rStyle w:val="Heading2Char"/>
+        </w:rPr>
+      </w:pPr>
+    </w:p>
+    <w:p>
+      <w:pPr>
+        <w:pStyle w:val="BodyText"/>
+        <w:rPr>
+          <w:rStyle w:val="Heading2Char"/>
+          <w:rFonts w:ascii="Arial" w:hAnsi="Arial" w:cs="Arial"/>
+          <w:color w:val="auto"/>
+          <w:szCs w:val="20"/>
+        </w:rPr>
+      </w:pPr>
+      <w:r>
+        <w:rPr>
+          <w:rStyle w:val="Heading2Char"/>
+          <w:rFonts w:ascii="Arial" w:hAnsi="Arial" w:cs="Arial"/>
+          <w:color w:val="auto"/>
+          <w:szCs w:val="20"/>
+        </w:rPr>
+        <w:lastRenderedPageBreak/>
+        <w:t>{{ monte_carlo_section }}</w:t>
+      </w:r>
     </w:p>
     <w:p/>
     <w:p/>
@@ -14647,16 +14683,47 @@
 </file>
 
 <file path=customXml/item1.xml><?xml version="1.0" encoding="utf-8"?>
-<?mso-contentType ?>
-<FormTemplates xmlns="http://schemas.microsoft.com/sharepoint/v3/contenttype/forms">
-  <Display>DocumentLibraryForm</Display>
-  <Edit>DocumentLibraryForm</Edit>
-  <New>DocumentLibraryForm</New>
-</FormTemplates>
+<b:Sources xmlns:b="http://schemas.openxmlformats.org/officeDocument/2006/bibliography" xmlns="http://schemas.openxmlformats.org/officeDocument/2006/bibliography" SelectedStyle="\APASixthEditionOfficeOnline.xsl" StyleName="APA" Version="6"/>
 </file>
 
 <file path=customXml/item2.xml><?xml version="1.0" encoding="utf-8"?>
-<b:Sources xmlns:b="http://schemas.openxmlformats.org/officeDocument/2006/bibliography" xmlns="http://schemas.openxmlformats.org/officeDocument/2006/bibliography" SelectedStyle="\APASixthEditionOfficeOnline.xsl" StyleName="APA" Version="6"/>
+<p:properties xmlns:p="http://schemas.microsoft.com/office/2006/metadata/properties" xmlns:xsi="http://www.w3.org/2001/XMLSchema-instance" xmlns:pc="http://schemas.microsoft.com/office/infopath/2007/PartnerControls">
+  <documentManagement>
+    <_ip_UnifiedCompliancePolicyUIAction xmlns="http://schemas.microsoft.com/sharepoint/v3" xsi:nil="true"/>
+    <_ip_UnifiedCompliancePolicyProperties xmlns="http://schemas.microsoft.com/sharepoint/v3" xsi:nil="true"/>
+    <lcf76f155ced4ddcb4097134ff3c332f xmlns="bc555557-3e8b-4e67-83dc-4a843c87bf48">
+      <Terms xmlns="http://schemas.microsoft.com/office/infopath/2007/PartnerControls"/>
+    </lcf76f155ced4ddcb4097134ff3c332f>
+    <TaxCatchAll xmlns="13e5e634-19bb-4da3-8eb1-d732f895062a" xsi:nil="true"/>
+    <SharedWithUsers xmlns="13e5e634-19bb-4da3-8eb1-d732f895062a">
+      <UserInfo>
+        <DisplayName>James Dell</DisplayName>
+        <AccountId>10</AccountId>
+        <AccountType/>
+      </UserInfo>
+      <UserInfo>
+        <DisplayName>Luke Finch</DisplayName>
+        <AccountId>44</AccountId>
+        <AccountType/>
+      </UserInfo>
+      <UserInfo>
+        <DisplayName>Sam Wray</DisplayName>
+        <AccountId>39</AccountId>
+        <AccountType/>
+      </UserInfo>
+      <UserInfo>
+        <DisplayName>Nick Johns</DisplayName>
+        <AccountId>18</AccountId>
+        <AccountType/>
+      </UserInfo>
+      <UserInfo>
+        <DisplayName>Justin Towle</DisplayName>
+        <AccountId>70</AccountId>
+        <AccountType/>
+      </UserInfo>
+    </SharedWithUsers>
+  </documentManagement>
+</p:properties>
 </file>
 
 <file path=customXml/item3.xml><?xml version="1.0" encoding="utf-8"?>
@@ -14918,57 +14985,30 @@
 </file>
 
 <file path=customXml/item4.xml><?xml version="1.0" encoding="utf-8"?>
-<p:properties xmlns:p="http://schemas.microsoft.com/office/2006/metadata/properties" xmlns:xsi="http://www.w3.org/2001/XMLSchema-instance" xmlns:pc="http://schemas.microsoft.com/office/infopath/2007/PartnerControls">
-  <documentManagement>
-    <_ip_UnifiedCompliancePolicyUIAction xmlns="http://schemas.microsoft.com/sharepoint/v3" xsi:nil="true"/>
-    <_ip_UnifiedCompliancePolicyProperties xmlns="http://schemas.microsoft.com/sharepoint/v3" xsi:nil="true"/>
-    <lcf76f155ced4ddcb4097134ff3c332f xmlns="bc555557-3e8b-4e67-83dc-4a843c87bf48">
-      <Terms xmlns="http://schemas.microsoft.com/office/infopath/2007/PartnerControls"/>
-    </lcf76f155ced4ddcb4097134ff3c332f>
-    <TaxCatchAll xmlns="13e5e634-19bb-4da3-8eb1-d732f895062a" xsi:nil="true"/>
-    <SharedWithUsers xmlns="13e5e634-19bb-4da3-8eb1-d732f895062a">
-      <UserInfo>
-        <DisplayName>James Dell</DisplayName>
-        <AccountId>10</AccountId>
-        <AccountType/>
-      </UserInfo>
-      <UserInfo>
-        <DisplayName>Luke Finch</DisplayName>
-        <AccountId>44</AccountId>
-        <AccountType/>
-      </UserInfo>
-      <UserInfo>
-        <DisplayName>Sam Wray</DisplayName>
-        <AccountId>39</AccountId>
-        <AccountType/>
-      </UserInfo>
-      <UserInfo>
-        <DisplayName>Nick Johns</DisplayName>
-        <AccountId>18</AccountId>
-        <AccountType/>
-      </UserInfo>
-      <UserInfo>
-        <DisplayName>Justin Towle</DisplayName>
-        <AccountId>70</AccountId>
-        <AccountType/>
-      </UserInfo>
-    </SharedWithUsers>
-  </documentManagement>
-</p:properties>
+<?mso-contentType ?>
+<FormTemplates xmlns="http://schemas.microsoft.com/sharepoint/v3/contenttype/forms">
+  <Display>DocumentLibraryForm</Display>
+  <Edit>DocumentLibraryForm</Edit>
+  <New>DocumentLibraryForm</New>
+</FormTemplates>
 </file>
 
 <file path=customXml/itemProps1.xml><?xml version="1.0" encoding="utf-8"?>
-<ds:datastoreItem xmlns:ds="http://schemas.openxmlformats.org/officeDocument/2006/customXml" ds:itemID="{02C30E68-946A-4504-B925-FF5230B8A4C3}">
+<ds:datastoreItem xmlns:ds="http://schemas.openxmlformats.org/officeDocument/2006/customXml" ds:itemID="{41B34B53-803B-4600-951E-8C7B6ABDE6A5}">
   <ds:schemaRefs>
-    <ds:schemaRef ds:uri="http://schemas.microsoft.com/sharepoint/v3/contenttype/forms"/>
+    <ds:schemaRef ds:uri="http://schemas.openxmlformats.org/officeDocument/2006/bibliography"/>
   </ds:schemaRefs>
 </ds:datastoreItem>
 </file>
 
 <file path=customXml/itemProps2.xml><?xml version="1.0" encoding="utf-8"?>
-<ds:datastoreItem xmlns:ds="http://schemas.openxmlformats.org/officeDocument/2006/customXml" ds:itemID="{41B34B53-803B-4600-951E-8C7B6ABDE6A5}">
+<ds:datastoreItem xmlns:ds="http://schemas.openxmlformats.org/officeDocument/2006/customXml" ds:itemID="{EDF12601-A8A7-4B7A-9481-1111248E774A}">
   <ds:schemaRefs>
-    <ds:schemaRef ds:uri="http://schemas.openxmlformats.org/officeDocument/2006/bibliography"/>
+    <ds:schemaRef ds:uri="http://schemas.microsoft.com/office/2006/metadata/properties"/>
+    <ds:schemaRef ds:uri="http://schemas.microsoft.com/office/infopath/2007/PartnerControls"/>
+    <ds:schemaRef ds:uri="http://schemas.microsoft.com/sharepoint/v3"/>
+    <ds:schemaRef ds:uri="bc555557-3e8b-4e67-83dc-4a843c87bf48"/>
+    <ds:schemaRef ds:uri="13e5e634-19bb-4da3-8eb1-d732f895062a"/>
   </ds:schemaRefs>
 </ds:datastoreItem>
 </file>
@@ -14994,13 +15034,9 @@
 </file>
 
 <file path=customXml/itemProps4.xml><?xml version="1.0" encoding="utf-8"?>
-<ds:datastoreItem xmlns:ds="http://schemas.openxmlformats.org/officeDocument/2006/customXml" ds:itemID="{EDF12601-A8A7-4B7A-9481-1111248E774A}">
+<ds:datastoreItem xmlns:ds="http://schemas.openxmlformats.org/officeDocument/2006/customXml" ds:itemID="{02C30E68-946A-4504-B925-FF5230B8A4C3}">
   <ds:schemaRefs>
-    <ds:schemaRef ds:uri="http://schemas.microsoft.com/office/2006/metadata/properties"/>
-    <ds:schemaRef ds:uri="http://schemas.microsoft.com/office/infopath/2007/PartnerControls"/>
-    <ds:schemaRef ds:uri="http://schemas.microsoft.com/sharepoint/v3"/>
-    <ds:schemaRef ds:uri="bc555557-3e8b-4e67-83dc-4a843c87bf48"/>
-    <ds:schemaRef ds:uri="13e5e634-19bb-4da3-8eb1-d732f895062a"/>
+    <ds:schemaRef ds:uri="http://schemas.microsoft.com/sharepoint/v3/contenttype/forms"/>
   </ds:schemaRefs>
 </ds:datastoreItem>
 </file>
--- a/planet_it_maturity_assessment_template_v2.docx
+++ b/planet_it_maturity_assessment_template_v2.docx
@@ -1168,6 +1168,31 @@
           <w:b/>
           <w:bCs/>
         </w:rPr>
+        <w:t>AI Governance &amp; Control:</w:t>
+      </w:r>
+      <w:r>
+        <w:t xml:space="preserve"> </w:t>
+      </w:r>
+      <w:r>
+        <w:t>The strategies and controls in place</w:t>
+      </w:r>
+      <w:r>
+        <w:t xml:space="preserve"> to identify, govern and control access to approved AI systems as well as identification and control of shadow AI usage.</w:t>
+      </w:r>
+    </w:p>
+    <w:p>
+      <w:pPr>
+        <w:pStyle w:val="ListParagraph"/>
+        <w:numPr>
+          <w:ilvl w:val="0"/>
+          <w:numId w:val="3"/>
+        </w:numPr>
+      </w:pPr>
+      <w:r>
+        <w:rPr>
+          <w:b/>
+          <w:bCs/>
+        </w:rPr>
         <w:t>Governance, Risk &amp; Compliance (GRC):</w:t>
       </w:r>
       <w:r>
@@ -1293,7 +1318,6 @@
         <w:pStyle w:val="Heading2"/>
       </w:pPr>
       <w:r>
-        <w:lastRenderedPageBreak/>
         <w:t>Executive Commentary</w:t>
       </w:r>
     </w:p>
@@ -1780,6 +1804,7 @@
         <w:pStyle w:val="Heading2"/>
       </w:pPr>
       <w:r>
+        <w:lastRenderedPageBreak/>
         <w:t>Monte-Carlo Assessment</w:t>
       </w:r>
     </w:p>
@@ -1807,7 +1832,6 @@
           <w:color w:val="auto"/>
           <w:szCs w:val="20"/>
         </w:rPr>
-        <w:lastRenderedPageBreak/>
         <w:t>{{ monte_carlo_section }}</w:t>
       </w:r>
     </w:p>
@@ -12513,9 +12537,9 @@
 
 <file path=word/commentsExtended.xml><?xml version="1.0" encoding="utf-8"?>
 <w15:commentsEx xmlns:wpc="http://schemas.microsoft.com/office/word/2010/wordprocessingCanvas" xmlns:cx="http://schemas.microsoft.com/office/drawing/2014/chartex" xmlns:cx1="http://schemas.microsoft.com/office/drawing/2015/9/8/chartex" xmlns:cx2="http://schemas.microsoft.com/office/drawing/2015/10/21/chartex" xmlns:cx3="http://schemas.microsoft.com/office/drawing/2016/5/9/chartex" xmlns:cx4="http://schemas.microsoft.com/office/drawing/2016/5/10/chartex" xmlns:cx5="http://schemas.microsoft.com/office/drawing/2016/5/11/chartex" xmlns:cx6="http://schemas.microsoft.com/office/drawing/2016/5/12/chartex" xmlns:cx7="http://schemas.microsoft.com/office/drawing/2016/5/13/chartex" xmlns:cx8="http://schemas.microsoft.com/office/drawing/2016/5/14/chartex" xmlns:mc="http://schemas.openxmlformats.org/markup-compatibility/2006" xmlns:m="http://schemas.openxmlformats.org/officeDocument/2006/math" xmlns:aink="http://schemas.microsoft.com/office/drawing/2016/ink" xmlns:am3d="http://schemas.microsoft.com/office/drawing/2017/model3d" xmlns:oel="http://schemas.microsoft.com/office/2019/extlst" xmlns:r="http://schemas.openxmlformats.org/officeDocument/2006/relationships" xmlns:wp14="http://schemas.microsoft.com/office/word/2010/wordprocessingDrawing" xmlns:wp="http://schemas.openxmlformats.org/drawingml/2006/wordprocessingDrawing" xmlns:wpg="http://schemas.microsoft.com/office/word/2010/wordprocessingGroup" xmlns:wpi="http://schemas.microsoft.com/office/word/2010/wordprocessingInk" xmlns:wps="http://schemas.microsoft.com/office/word/2010/wordprocessingShape" xmlns:o="urn:schemas-microsoft-com:office:office" xmlns:v="urn:schemas-microsoft-com:vml" xmlns:w10="urn:schemas-microsoft-com:office:word" xmlns:w="http://schemas.openxmlformats.org/wordprocessingml/2006/main" xmlns:w14="http://schemas.microsoft.com/office/word/2010/wordml" xmlns:w15="http://schemas.microsoft.com/office/word/2012/wordml" xmlns:w16cei="http://schemas.microsoft.com/office/word/2026/wordml/cei" xmlns:w16cex="http://schemas.microsoft.com/office/word/2018/wordml/cex" xmlns:w16cid="http://schemas.microsoft.com/office/word/2016/wordml/cid" xmlns:w16="http://schemas.microsoft.com/office/word/2018/wordml" xmlns:w16sdtdh="http://schemas.microsoft.com/office/word/2020/wordml/sdtdatahash" xmlns:w16sdtfl="http://schemas.microsoft.com/office/word/2024/wordml/sdtformatlock" xmlns:w16se="http://schemas.microsoft.com/office/word/2015/wordml/symex" xmlns:w16du="http://schemas.microsoft.com/office/word/2023/wordml/word16du" xmlns:wne="http://schemas.microsoft.com/office/word/2006/wordml" mc:Ignorable="w14 w15 w16se w16cid w16 w16cex w16sdtdh w16sdtfl w16du wp14">
-  <w15:commentEx w15:paraId="51F97860" w15:done="0"/>
-  <w15:commentEx w15:paraId="55A6ECFB" w15:done="0"/>
-  <w15:commentEx w15:paraId="4FBA6D35" w15:paraIdParent="55A6ECFB" w15:done="0"/>
+  <w15:commentEx w15:paraId="51F97860" w15:done="1"/>
+  <w15:commentEx w15:paraId="55A6ECFB" w15:done="1"/>
+  <w15:commentEx w15:paraId="4FBA6D35" w15:paraIdParent="55A6ECFB" w15:done="1"/>
 </w15:commentsEx>
 </file>
 
@@ -14318,6 +14342,10 @@
         </t:Anchor>
         <t:SetTitle title="Do we want to change any of these @Barry O'Brien"/>
       </t:Event>
+      <t:Event id="{17047718-4658-C144-90DF-4B739A515A56}" time="2026-08-12T12:43:59.327Z">
+        <t:Attribution userId="S::Bradley.Collis@planet-it.net::c995d575-4a36-4d7a-ab80-9fae64ab9450" userProvider="AD" userName="Bradley Collis"/>
+        <t:Progress percentComplete="100"/>
+      </t:Event>
     </t:History>
   </t:Task>
   <t:Task id="{F947833D-949F-6741-A83F-32927F3C7D3A}">
@@ -14345,6 +14373,10 @@
           <t:Comment id="217686103"/>
         </t:Anchor>
         <t:SetTitle title="@Barry O'Brien do we have one of these with updated vendor logos? "/>
+      </t:Event>
+      <t:Event id="{84FF84CF-027D-AA4D-832C-25DF70C69E85}" time="2026-08-12T12:44:02.342Z">
+        <t:Attribution userId="S::Bradley.Collis@planet-it.net::c995d575-4a36-4d7a-ab80-9fae64ab9450" userProvider="AD" userName="Bradley Collis"/>
+        <t:Progress percentComplete="100"/>
       </t:Event>
     </t:History>
   </t:Task>
@@ -14683,50 +14715,6 @@
 </file>
 
 <file path=customXml/item1.xml><?xml version="1.0" encoding="utf-8"?>
-<b:Sources xmlns:b="http://schemas.openxmlformats.org/officeDocument/2006/bibliography" xmlns="http://schemas.openxmlformats.org/officeDocument/2006/bibliography" SelectedStyle="\APASixthEditionOfficeOnline.xsl" StyleName="APA" Version="6"/>
-</file>
-
-<file path=customXml/item2.xml><?xml version="1.0" encoding="utf-8"?>
-<p:properties xmlns:p="http://schemas.microsoft.com/office/2006/metadata/properties" xmlns:xsi="http://www.w3.org/2001/XMLSchema-instance" xmlns:pc="http://schemas.microsoft.com/office/infopath/2007/PartnerControls">
-  <documentManagement>
-    <_ip_UnifiedCompliancePolicyUIAction xmlns="http://schemas.microsoft.com/sharepoint/v3" xsi:nil="true"/>
-    <_ip_UnifiedCompliancePolicyProperties xmlns="http://schemas.microsoft.com/sharepoint/v3" xsi:nil="true"/>
-    <lcf76f155ced4ddcb4097134ff3c332f xmlns="bc555557-3e8b-4e67-83dc-4a843c87bf48">
-      <Terms xmlns="http://schemas.microsoft.com/office/infopath/2007/PartnerControls"/>
-    </lcf76f155ced4ddcb4097134ff3c332f>
-    <TaxCatchAll xmlns="13e5e634-19bb-4da3-8eb1-d732f895062a" xsi:nil="true"/>
-    <SharedWithUsers xmlns="13e5e634-19bb-4da3-8eb1-d732f895062a">
-      <UserInfo>
-        <DisplayName>James Dell</DisplayName>
-        <AccountId>10</AccountId>
-        <AccountType/>
-      </UserInfo>
-      <UserInfo>
-        <DisplayName>Luke Finch</DisplayName>
-        <AccountId>44</AccountId>
-        <AccountType/>
-      </UserInfo>
-      <UserInfo>
-        <DisplayName>Sam Wray</DisplayName>
-        <AccountId>39</AccountId>
-        <AccountType/>
-      </UserInfo>
-      <UserInfo>
-        <DisplayName>Nick Johns</DisplayName>
-        <AccountId>18</AccountId>
-        <AccountType/>
-      </UserInfo>
-      <UserInfo>
-        <DisplayName>Justin Towle</DisplayName>
-        <AccountId>70</AccountId>
-        <AccountType/>
-      </UserInfo>
-    </SharedWithUsers>
-  </documentManagement>
-</p:properties>
-</file>
-
-<file path=customXml/item3.xml><?xml version="1.0" encoding="utf-8"?>
 <ct:contentTypeSchema xmlns:ct="http://schemas.microsoft.com/office/2006/metadata/contentType" xmlns:ma="http://schemas.microsoft.com/office/2006/metadata/properties/metaAttributes" ct:_="" ma:_="" ma:contentTypeName="Document" ma:contentTypeID="0x01010035785702D987474A98E5EB52BEDD3AA6" ma:contentTypeVersion="19" ma:contentTypeDescription="Create a new document." ma:contentTypeScope="" ma:versionID="7475e8a14b23e3b44613142ca3702c71">
   <xsd:schema xmlns:xsd="http://www.w3.org/2001/XMLSchema" xmlns:xs="http://www.w3.org/2001/XMLSchema" xmlns:p="http://schemas.microsoft.com/office/2006/metadata/properties" xmlns:ns1="http://schemas.microsoft.com/sharepoint/v3" xmlns:ns2="bc555557-3e8b-4e67-83dc-4a843c87bf48" xmlns:ns3="13e5e634-19bb-4da3-8eb1-d732f895062a" targetNamespace="http://schemas.microsoft.com/office/2006/metadata/properties" ma:root="true" ma:fieldsID="a0e591cb8f16aef1e2d445ad70521c76" ns1:_="" ns2:_="" ns3:_="">
     <xsd:import namespace="http://schemas.microsoft.com/sharepoint/v3"/>
@@ -14984,6 +14972,50 @@
 </ct:contentTypeSchema>
 </file>
 
+<file path=customXml/item2.xml><?xml version="1.0" encoding="utf-8"?>
+<p:properties xmlns:p="http://schemas.microsoft.com/office/2006/metadata/properties" xmlns:xsi="http://www.w3.org/2001/XMLSchema-instance" xmlns:pc="http://schemas.microsoft.com/office/infopath/2007/PartnerControls">
+  <documentManagement>
+    <_ip_UnifiedCompliancePolicyUIAction xmlns="http://schemas.microsoft.com/sharepoint/v3" xsi:nil="true"/>
+    <_ip_UnifiedCompliancePolicyProperties xmlns="http://schemas.microsoft.com/sharepoint/v3" xsi:nil="true"/>
+    <lcf76f155ced4ddcb4097134ff3c332f xmlns="bc555557-3e8b-4e67-83dc-4a843c87bf48">
+      <Terms xmlns="http://schemas.microsoft.com/office/infopath/2007/PartnerControls"/>
+    </lcf76f155ced4ddcb4097134ff3c332f>
+    <TaxCatchAll xmlns="13e5e634-19bb-4da3-8eb1-d732f895062a" xsi:nil="true"/>
+    <SharedWithUsers xmlns="13e5e634-19bb-4da3-8eb1-d732f895062a">
+      <UserInfo>
+        <DisplayName>James Dell</DisplayName>
+        <AccountId>10</AccountId>
+        <AccountType/>
+      </UserInfo>
+      <UserInfo>
+        <DisplayName>Luke Finch</DisplayName>
+        <AccountId>44</AccountId>
+        <AccountType/>
+      </UserInfo>
+      <UserInfo>
+        <DisplayName>Sam Wray</DisplayName>
+        <AccountId>39</AccountId>
+        <AccountType/>
+      </UserInfo>
+      <UserInfo>
+        <DisplayName>Nick Johns</DisplayName>
+        <AccountId>18</AccountId>
+        <AccountType/>
+      </UserInfo>
+      <UserInfo>
+        <DisplayName>Justin Towle</DisplayName>
+        <AccountId>70</AccountId>
+        <AccountType/>
+      </UserInfo>
+    </SharedWithUsers>
+  </documentManagement>
+</p:properties>
+</file>
+
+<file path=customXml/item3.xml><?xml version="1.0" encoding="utf-8"?>
+<b:Sources xmlns:b="http://schemas.openxmlformats.org/officeDocument/2006/bibliography" xmlns="http://schemas.openxmlformats.org/officeDocument/2006/bibliography" SelectedStyle="\APASixthEditionOfficeOnline.xsl" StyleName="APA" Version="6"/>
+</file>
+
 <file path=customXml/item4.xml><?xml version="1.0" encoding="utf-8"?>
 <?mso-contentType ?>
 <FormTemplates xmlns="http://schemas.microsoft.com/sharepoint/v3/contenttype/forms">
@@ -14994,26 +15026,6 @@
 </file>
 
 <file path=customXml/itemProps1.xml><?xml version="1.0" encoding="utf-8"?>
-<ds:datastoreItem xmlns:ds="http://schemas.openxmlformats.org/officeDocument/2006/customXml" ds:itemID="{41B34B53-803B-4600-951E-8C7B6ABDE6A5}">
-  <ds:schemaRefs>
-    <ds:schemaRef ds:uri="http://schemas.openxmlformats.org/officeDocument/2006/bibliography"/>
-  </ds:schemaRefs>
-</ds:datastoreItem>
-</file>
-
-<file path=customXml/itemProps2.xml><?xml version="1.0" encoding="utf-8"?>
-<ds:datastoreItem xmlns:ds="http://schemas.openxmlformats.org/officeDocument/2006/customXml" ds:itemID="{EDF12601-A8A7-4B7A-9481-1111248E774A}">
-  <ds:schemaRefs>
-    <ds:schemaRef ds:uri="http://schemas.microsoft.com/office/2006/metadata/properties"/>
-    <ds:schemaRef ds:uri="http://schemas.microsoft.com/office/infopath/2007/PartnerControls"/>
-    <ds:schemaRef ds:uri="http://schemas.microsoft.com/sharepoint/v3"/>
-    <ds:schemaRef ds:uri="bc555557-3e8b-4e67-83dc-4a843c87bf48"/>
-    <ds:schemaRef ds:uri="13e5e634-19bb-4da3-8eb1-d732f895062a"/>
-  </ds:schemaRefs>
-</ds:datastoreItem>
-</file>
-
-<file path=customXml/itemProps3.xml><?xml version="1.0" encoding="utf-8"?>
 <ds:datastoreItem xmlns:ds="http://schemas.openxmlformats.org/officeDocument/2006/customXml" ds:itemID="{7F9D1B01-7FEE-4553-9877-3B31209422E5}">
   <ds:schemaRefs>
     <ds:schemaRef ds:uri="http://schemas.microsoft.com/office/2006/metadata/contentType"/>
@@ -15033,6 +15045,26 @@
 </ds:datastoreItem>
 </file>
 
+<file path=customXml/itemProps2.xml><?xml version="1.0" encoding="utf-8"?>
+<ds:datastoreItem xmlns:ds="http://schemas.openxmlformats.org/officeDocument/2006/customXml" ds:itemID="{EDF12601-A8A7-4B7A-9481-1111248E774A}">
+  <ds:schemaRefs>
+    <ds:schemaRef ds:uri="http://schemas.microsoft.com/office/2006/metadata/properties"/>
+    <ds:schemaRef ds:uri="http://schemas.microsoft.com/office/infopath/2007/PartnerControls"/>
+    <ds:schemaRef ds:uri="http://schemas.microsoft.com/sharepoint/v3"/>
+    <ds:schemaRef ds:uri="bc555557-3e8b-4e67-83dc-4a843c87bf48"/>
+    <ds:schemaRef ds:uri="13e5e634-19bb-4da3-8eb1-d732f895062a"/>
+  </ds:schemaRefs>
+</ds:datastoreItem>
+</file>
+
+<file path=customXml/itemProps3.xml><?xml version="1.0" encoding="utf-8"?>
+<ds:datastoreItem xmlns:ds="http://schemas.openxmlformats.org/officeDocument/2006/customXml" ds:itemID="{41B34B53-803B-4600-951E-8C7B6ABDE6A5}">
+  <ds:schemaRefs>
+    <ds:schemaRef ds:uri="http://schemas.openxmlformats.org/officeDocument/2006/bibliography"/>
+  </ds:schemaRefs>
+</ds:datastoreItem>
+</file>
+
 <file path=customXml/itemProps4.xml><?xml version="1.0" encoding="utf-8"?>
 <ds:datastoreItem xmlns:ds="http://schemas.openxmlformats.org/officeDocument/2006/customXml" ds:itemID="{02C30E68-946A-4504-B925-FF5230B8A4C3}">
   <ds:schemaRefs>

--- a/planet_it_maturity_assessment_template_v2.docx
+++ b/planet_it_maturity_assessment_template_v2.docx
@@ -1,6 +1,6 @@
 
 <file path=word/document.xml><?xml version="1.0" encoding="utf-8"?>
-<w:document xmlns:wpc="http://schemas.microsoft.com/office/word/2010/wordprocessingCanvas" xmlns:cx="http://schemas.microsoft.com/office/drawing/2014/chartex" xmlns:cx1="http://schemas.microsoft.com/office/drawing/2015/9/8/chartex" xmlns:cx2="http://schemas.microsoft.com/office/drawing/2015/10/21/chartex" xmlns:cx3="http://schemas.microsoft.com/office/drawing/2016/5/9/chartex" xmlns:cx4="http://schemas.microsoft.com/office/drawing/2016/5/10/chartex" xmlns:cx5="http://schemas.microsoft.com/office/drawing/2016/5/11/chartex" xmlns:cx6="http://schemas.microsoft.com/office/drawing/2016/5/12/chartex" xmlns:cx7="http://schemas.microsoft.com/office/drawing/2016/5/13/chartex" xmlns:cx8="http://schemas.microsoft.com/office/drawing/2016/5/14/chartex" xmlns:mc="http://schemas.openxmlformats.org/markup-compatibility/2006" xmlns:m="http://schemas.openxmlformats.org/officeDocument/2006/math" xmlns:aink="http://schemas.microsoft.com/office/drawing/2016/ink" xmlns:am3d="http://schemas.microsoft.com/office/drawing/2017/model3d" xmlns:oel="http://schemas.microsoft.com/office/2019/extlst" xmlns:r="http://schemas.openxmlformats.org/officeDocument/2006/relationships" xmlns:wp14="http://schemas.microsoft.com/office/word/2010/wordprocessingDrawing" xmlns:wp="http://schemas.openxmlformats.org/drawingml/2006/wordprocessingDrawing" xmlns:wpg="http://schemas.microsoft.com/office/word/2010/wordprocessingGroup" xmlns:wpi="http://schemas.microsoft.com/office/word/2010/wordprocessingInk" xmlns:wps="http://schemas.microsoft.com/office/word/2010/wordprocessingShape" xmlns:o="urn:schemas-microsoft-com:office:office" xmlns:v="urn:schemas-microsoft-com:vml" xmlns:w10="urn:schemas-microsoft-com:office:word" xmlns:w="http://schemas.openxmlformats.org/wordprocessingml/2006/main" xmlns:w14="http://schemas.microsoft.com/office/word/2010/wordml" xmlns:w15="http://schemas.microsoft.com/office/word/2012/wordml" xmlns:w16cei="http://schemas.microsoft.com/office/word/2026/wordml/cei" xmlns:w16cex="http://schemas.microsoft.com/office/word/2018/wordml/cex" xmlns:w16cid="http://schemas.microsoft.com/office/word/2016/wordml/cid" xmlns:w16="http://schemas.microsoft.com/office/word/2018/wordml" xmlns:w16sdtdh="http://schemas.microsoft.com/office/word/2020/wordml/sdtdatahash" xmlns:w16sdtfl="http://schemas.microsoft.com/office/word/2024/wordml/sdtformatlock" xmlns:w16se="http://schemas.microsoft.com/office/word/2015/wordml/symex" xmlns:w16du="http://schemas.microsoft.com/office/word/2023/wordml/word16du" xmlns:wne="http://schemas.microsoft.com/office/word/2006/wordml" mc:Ignorable="w14 w15 w16se w16cid w16 w16cex w16sdtdh w16sdtfl w16du wp14">
+<w:document xmlns:wpc="http://schemas.microsoft.com/office/word/2010/wordprocessingCanvas" xmlns:cx="http://schemas.microsoft.com/office/drawing/2014/chartex" xmlns:cx1="http://schemas.microsoft.com/office/drawing/2015/9/8/chartex" xmlns:cx2="http://schemas.microsoft.com/office/drawing/2015/10/21/chartex" xmlns:cx3="http://schemas.microsoft.com/office/drawing/2016/5/9/chartex" xmlns:cx4="http://schemas.microsoft.com/office/drawing/2016/5/10/chartex" xmlns:cx5="http://schemas.microsoft.com/office/drawing/2016/5/11/chartex" xmlns:cx6="http://schemas.microsoft.com/office/drawing/2016/5/12/chartex" xmlns:cx7="http://schemas.microsoft.com/office/drawing/2016/5/13/chartex" xmlns:cx8="http://schemas.microsoft.com/office/drawing/2016/5/14/chartex" xmlns:mc="http://schemas.openxmlformats.org/markup-compatibility/2006" xmlns:m="http://schemas.openxmlformats.org/officeDocument/2006/math" xmlns:aink="http://schemas.microsoft.com/office/drawing/2016/ink" xmlns:am3d="http://schemas.microsoft.com/office/drawing/2017/model3d" xmlns:oel="http://schemas.microsoft.com/office/2019/extlst" xmlns:r="http://schemas.openxmlformats.org/officeDocument/2006/relationships" xmlns:wp14="http://schemas.microsoft.com/office/word/2010/wordprocessingDrawing" xmlns:wp="http://schemas.openxmlformats.org/drawingml/2006/wordprocessingDrawing" xmlns:wpg="http://schemas.microsoft.com/office/word/2010/wordprocessingGroup" xmlns:wpi="http://schemas.microsoft.com/office/word/2010/wordprocessingInk" xmlns:wps="http://schemas.microsoft.com/office/word/2010/wordprocessingShape" xmlns:o="urn:schemas-microsoft-com:office:office" xmlns:v="urn:schemas-microsoft-com:vml" xmlns:w10="urn:schemas-microsoft-com:office:word" xmlns:w="http://schemas.openxmlformats.org/wordprocessingml/2006/main" xmlns:w14="http://schemas.microsoft.com/office/word/2010/wordml" xmlns:w15="http://schemas.microsoft.com/office/word/2012/wordml" xmlns:w16cex="http://schemas.microsoft.com/office/word/2018/wordml/cex" xmlns:w16cid="http://schemas.microsoft.com/office/word/2016/wordml/cid" xmlns:w16="http://schemas.microsoft.com/office/word/2018/wordml" xmlns:w16sdtdh="http://schemas.microsoft.com/office/word/2020/wordml/sdtdatahash" xmlns:w16sdtfl="http://schemas.microsoft.com/office/word/2024/wordml/sdtformatlock" xmlns:w16se="http://schemas.microsoft.com/office/word/2015/wordml/symex" xmlns:w16du="http://schemas.microsoft.com/office/word/2023/wordml/word16du" xmlns:wne="http://schemas.microsoft.com/office/word/2006/wordml" mc:Ignorable="w14 w15 w16se w16cid w16 w16cex w16sdtdh w16sdtfl w16du wp14">
   <w:body>
     <w:p>
       <w:bookmarkStart w:id="0" w:name="_Toc530485983"/>
@@ -473,7 +473,7 @@
               </wp:anchor>
             </w:drawing>
           </mc:Choice>
-          <mc:Fallback>
+          <mc:Fallback xmlns:w16cei="http://schemas.microsoft.com/office/word/2026/wordml/cei">
             <w:pict>
               <v:group w14:anchorId="1A256209" id="Group 12" o:spid="_x0000_s1026" style="position:absolute;margin-left:-52pt;margin-top:573.05pt;width:555.05pt;height:124.45pt;z-index:251665426;mso-width-relative:margin;mso-height-relative:margin" coordsize="96424,21621" o:gfxdata="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">
                 <v:shapetype id="_x0000_t75" coordsize="21600,21600" o:spt="75" o:preferrelative="t" path="m@4@5l@4@11@9@11@9@5xe" filled="f" stroked="f">
@@ -717,7 +717,7 @@
               </wp:anchor>
             </w:drawing>
           </mc:Choice>
-          <mc:Fallback>
+          <mc:Fallback xmlns:w16cei="http://schemas.microsoft.com/office/word/2026/wordml/cei">
             <w:pict>
               <v:shapetype w14:anchorId="25BCA1CF" id="_x0000_t202" coordsize="21600,21600" o:spt="202" path="m,l,21600r21600,l21600,xe">
                 <v:stroke joinstyle="miter"/>
@@ -1464,7 +1464,7 @@
               </wp:anchor>
             </w:drawing>
           </mc:Choice>
-          <mc:Fallback>
+          <mc:Fallback xmlns:w16cei="http://schemas.microsoft.com/office/word/2026/wordml/cei">
             <w:pict>
               <v:shape w14:anchorId="346E967A" id="TextBox 9" o:spid="_x0000_s1028" type="#_x0000_t202" style="position:absolute;margin-left:354pt;margin-top:158.4pt;width:66pt;height:36pt;z-index:251663378;visibility:visible;mso-wrap-style:square;mso-width-percent:0;mso-height-percent:0;mso-wrap-distance-left:9pt;mso-wrap-distance-top:0;mso-wrap-distance-right:9pt;mso-wrap-distance-bottom:0;mso-position-horizontal:absolute;mso-position-horizontal-relative:text;mso-position-vertical:absolute;mso-position-vertical-relative:text;mso-width-percent:0;mso-height-percent:0;mso-width-relative:margin;mso-height-relative:margin;v-text-anchor:top" o:gfxdata="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" filled="f" strokecolor="#ff9300" strokeweight="1.5pt">
                 <v:textbox>
@@ -1568,7 +1568,7 @@
               </wp:anchor>
             </w:drawing>
           </mc:Choice>
-          <mc:Fallback>
+          <mc:Fallback xmlns:w16cei="http://schemas.microsoft.com/office/word/2026/wordml/cei">
             <w:pict>
               <v:shapetype w14:anchorId="1DEC5F31" id="_x0000_t32" coordsize="21600,21600" o:spt="32" o:oned="t" path="m,l21600,21600e" filled="f">
                 <v:path arrowok="t" fillok="f" o:connecttype="none"/>
@@ -5807,37 +5807,7 @@
           <w:sz w:val="20"/>
           <w:szCs w:val="24"/>
         </w:rPr>
-        <w:t xml:space="preserve">e are highly experienced in planning and installing entire new IT systems in large </w:t>
-      </w:r>
-      <w:commentRangeStart w:id="3"/>
-      <w:r>
-        <w:rPr>
-          <w:rFonts w:ascii="Roboto" w:eastAsiaTheme="minorHAnsi" w:hAnsi="Roboto" w:cstheme="minorBidi"/>
-          <w:color w:val="auto"/>
-          <w:sz w:val="20"/>
-          <w:szCs w:val="24"/>
-        </w:rPr>
-        <w:t>organisations</w:t>
-      </w:r>
-      <w:commentRangeEnd w:id="3"/>
-      <w:r>
-        <w:rPr>
-          <w:rStyle w:val="CommentReference"/>
-          <w:rFonts w:ascii="Roboto" w:eastAsiaTheme="minorHAnsi" w:hAnsi="Roboto" w:cstheme="minorBidi"/>
-          <w:color w:val="auto"/>
-          <w:sz w:val="20"/>
-          <w:szCs w:val="24"/>
-        </w:rPr>
-        <w:commentReference w:id="3"/>
-      </w:r>
-      <w:r>
-        <w:rPr>
-          <w:rFonts w:ascii="Roboto" w:eastAsiaTheme="minorHAnsi" w:hAnsi="Roboto" w:cstheme="minorBidi"/>
-          <w:color w:val="auto"/>
-          <w:sz w:val="20"/>
-          <w:szCs w:val="24"/>
-        </w:rPr>
-        <w:t>.</w:t>
+        <w:t>e are highly experienced in planning and installing entire new IT systems in large organisations.</w:t>
       </w:r>
     </w:p>
     <w:p>
@@ -5882,7 +5852,7 @@
                     <pic:cNvPicPr/>
                   </pic:nvPicPr>
                   <pic:blipFill>
-                    <a:blip r:embed="rId35">
+                    <a:blip r:embed="rId31">
                       <a:extLst>
                         <a:ext uri="{28A0092B-C50C-407E-A947-70E740481C1C}">
                           <a14:useLocalDpi xmlns:a14="http://schemas.microsoft.com/office/drawing/2010/main" val="0"/>
@@ -6148,7 +6118,7 @@
                           </pic:cNvPicPr>
                         </pic:nvPicPr>
                         <pic:blipFill>
-                          <a:blip r:embed="rId36">
+                          <a:blip r:embed="rId32">
                             <a:extLst>
                               <a:ext uri="{28A0092B-C50C-407E-A947-70E740481C1C}">
                                 <a14:useLocalDpi xmlns:a14="http://schemas.microsoft.com/office/drawing/2010/main" val="0"/>
@@ -6188,7 +6158,7 @@
                           </pic:cNvPicPr>
                         </pic:nvPicPr>
                         <pic:blipFill>
-                          <a:blip r:embed="rId37" cstate="print">
+                          <a:blip r:embed="rId33" cstate="print">
                             <a:extLst>
                               <a:ext uri="{28A0092B-C50C-407E-A947-70E740481C1C}">
                                 <a14:useLocalDpi xmlns:a14="http://schemas.microsoft.com/office/drawing/2010/main" val="0"/>
@@ -6223,7 +6193,7 @@
                           </pic:cNvPicPr>
                         </pic:nvPicPr>
                         <pic:blipFill>
-                          <a:blip r:embed="rId38">
+                          <a:blip r:embed="rId34">
                             <a:clrChange>
                               <a:clrFrom>
                                 <a:srgbClr val="FFFFFF"/>
@@ -6262,7 +6232,7 @@
               </wp:anchor>
             </w:drawing>
           </mc:Choice>
-          <mc:Fallback>
+          <mc:Fallback xmlns:w16cei="http://schemas.microsoft.com/office/word/2026/wordml/cei">
             <w:pict>
               <v:group w14:anchorId="682D241F" id="Group 33" o:spid="_x0000_s1026" style="position:absolute;margin-left:-69.9pt;margin-top:13.3pt;width:593.1pt;height:619.5pt;z-index:251660306" coordsize="75323,78675" o:gfxdata="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">
                 <v:shape id="Picture 1423970209" o:spid="_x0000_s1027" type="#_x0000_t75" alt="Logo, company name&#10;&#10;Description automatically generated" style="position:absolute;width:75323;height:71342;visibility:visible;mso-wrap-style:square" o:gfxdata="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">
@@ -6286,33 +6256,7 @@
         <w:t>client relationship</w:t>
       </w:r>
       <w:r>
-        <w:t xml:space="preserve">s. Here's a snapshot of some of the customers we work with </w:t>
-      </w:r>
-      <w:commentRangeStart w:id="5"/>
-      <w:commentRangeStart w:id="6"/>
-      <w:r>
-        <w:t>today</w:t>
-      </w:r>
-      <w:commentRangeEnd w:id="5"/>
-      <w:r>
-        <w:rPr>
-          <w:rStyle w:val="CommentReference"/>
-          <w:sz w:val="20"/>
-          <w:szCs w:val="24"/>
-        </w:rPr>
-        <w:commentReference w:id="5"/>
-      </w:r>
-      <w:commentRangeEnd w:id="6"/>
-      <w:r>
-        <w:rPr>
-          <w:rStyle w:val="CommentReference"/>
-          <w:sz w:val="20"/>
-          <w:szCs w:val="24"/>
-        </w:rPr>
-        <w:commentReference w:id="6"/>
-      </w:r>
-      <w:r>
-        <w:t>.</w:t>
+        <w:t>s. Here's a snapshot of some of the customers we work with today.</w:t>
       </w:r>
     </w:p>
     <w:p>
@@ -6339,9 +6283,9 @@
           <w:rFonts w:eastAsia="Times New Roman"/>
         </w:rPr>
       </w:pPr>
-      <w:bookmarkStart w:id="9" w:name="_Toc530486053"/>
-      <w:bookmarkStart w:id="10" w:name="_Toc530486045"/>
-      <w:bookmarkStart w:id="11" w:name="_Toc530486060"/>
+      <w:bookmarkStart w:id="3" w:name="_Toc530486053"/>
+      <w:bookmarkStart w:id="4" w:name="_Toc530486045"/>
+      <w:bookmarkStart w:id="5" w:name="_Toc530486060"/>
       <w:bookmarkEnd w:id="2"/>
       <w:r>
         <w:rPr>
@@ -7279,7 +7223,7 @@
               </wp:anchor>
             </w:drawing>
           </mc:Choice>
-          <mc:Fallback>
+          <mc:Fallback xmlns:w16cei="http://schemas.microsoft.com/office/word/2026/wordml/cei">
             <w:pict>
               <v:shape w14:anchorId="37D5DB8D" id="Text Box 1395801432" o:spid="_x0000_s1029" type="#_x0000_t202" style="position:absolute;margin-left:234.55pt;margin-top:10.6pt;width:228.1pt;height:486.2pt;z-index:251657225;visibility:visible;mso-wrap-style:square;mso-height-percent:0;mso-wrap-distance-left:9pt;mso-wrap-distance-top:0;mso-wrap-distance-right:9pt;mso-wrap-distance-bottom:0;mso-position-horizontal:absolute;mso-position-horizontal-relative:text;mso-position-vertical:absolute;mso-position-vertical-relative:text;mso-height-percent:0;mso-height-relative:margin;v-text-anchor:top" o:gfxdata="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" fillcolor="white [3201]" stroked="f" strokeweight=".5pt">
                 <v:textbox>
@@ -8935,7 +8879,7 @@
               </wp:anchor>
             </w:drawing>
           </mc:Choice>
-          <mc:Fallback>
+          <mc:Fallback xmlns:w16cei="http://schemas.microsoft.com/office/word/2026/wordml/cei">
             <w:pict>
               <v:shape w14:anchorId="0BFEBFDA" id="Text Box 1749209667" o:spid="_x0000_s1030" type="#_x0000_t202" style="position:absolute;margin-left:-20.7pt;margin-top:10.6pt;width:228.1pt;height:532.35pt;z-index:251657224;visibility:visible;mso-wrap-style:square;mso-height-percent:0;mso-wrap-distance-left:9pt;mso-wrap-distance-top:0;mso-wrap-distance-right:9pt;mso-wrap-distance-bottom:0;mso-position-horizontal:absolute;mso-position-horizontal-relative:text;mso-position-vertical:absolute;mso-position-vertical-relative:text;mso-height-percent:0;mso-height-relative:margin;v-text-anchor:top" o:gfxdata="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" fillcolor="white [3201]" stroked="f" strokeweight=".5pt">
                 <v:textbox>
@@ -9801,9 +9745,9 @@
       <w:r>
         <w:br w:type="page"/>
       </w:r>
-      <w:bookmarkStart w:id="12" w:name="_Toc534620788"/>
+      <w:bookmarkStart w:id="6" w:name="_Toc534620788"/>
     </w:p>
-    <w:bookmarkEnd w:id="12"/>
+    <w:bookmarkEnd w:id="6"/>
     <w:p>
       <w:pPr>
         <w:pStyle w:val="Heading1"/>
@@ -11003,7 +10947,7 @@
               </wp:anchor>
             </w:drawing>
           </mc:Choice>
-          <mc:Fallback>
+          <mc:Fallback xmlns:w16cei="http://schemas.microsoft.com/office/word/2026/wordml/cei">
             <w:pict>
               <v:rect w14:anchorId="377CAA87" id="Rectangle 514" o:spid="_x0000_s1026" style="position:absolute;margin-left:-77.45pt;margin-top:-104.05pt;width:615.35pt;height:1001.75pt;z-index:-251659246;visibility:visible;mso-wrap-style:square;mso-width-percent:0;mso-height-percent:0;mso-wrap-distance-left:9pt;mso-wrap-distance-top:0;mso-wrap-distance-right:9pt;mso-wrap-distance-bottom:0;mso-position-horizontal:absolute;mso-position-horizontal-relative:text;mso-position-vertical:absolute;mso-position-vertical-relative:text;mso-width-percent:0;mso-height-percent:0;mso-width-relative:margin;mso-height-relative:margin;v-text-anchor:middle" o:gfxdata="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" fillcolor="#03546e" stroked="f" strokeweight="1pt">
                 <v:fill opacity="49087f"/>
@@ -11458,7 +11402,7 @@
               </wp:anchor>
             </w:drawing>
           </mc:Choice>
-          <mc:Fallback>
+          <mc:Fallback xmlns:w16cei="http://schemas.microsoft.com/office/word/2026/wordml/cei">
             <w:pict>
               <v:group w14:anchorId="392E5ACB" id="Group 32" o:spid="_x0000_s1031" style="position:absolute;margin-left:-61.9pt;margin-top:20.9pt;width:576.4pt;height:333.5pt;z-index:251657228;mso-height-relative:margin" coordorigin=",636" coordsize="73205,41718" o:gfxdata="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">
                 <v:shape id="Picture 522" o:spid="_x0000_s1032" type="#_x0000_t75" style="position:absolute;left:18765;top:636;width:37179;height:4569;visibility:visible;mso-wrap-style:square" o:gfxdata="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">
@@ -11672,13 +11616,13 @@
           <w:szCs w:val="32"/>
         </w:rPr>
       </w:pPr>
-      <w:bookmarkStart w:id="13" w:name="_Toc530485984"/>
-      <w:bookmarkStart w:id="14" w:name="_Toc530486036"/>
-      <w:bookmarkEnd w:id="9"/>
-      <w:bookmarkEnd w:id="10"/>
+      <w:bookmarkStart w:id="7" w:name="_Toc530485984"/>
+      <w:bookmarkStart w:id="8" w:name="_Toc530486036"/>
+      <w:bookmarkEnd w:id="3"/>
+      <w:bookmarkEnd w:id="4"/>
     </w:p>
-    <w:bookmarkEnd w:id="13"/>
-    <w:bookmarkEnd w:id="14"/>
+    <w:bookmarkEnd w:id="7"/>
+    <w:bookmarkEnd w:id="8"/>
     <w:p/>
     <w:p/>
     <w:p/>
@@ -12062,7 +12006,7 @@
               </wp:anchor>
             </w:drawing>
           </mc:Choice>
-          <mc:Fallback>
+          <mc:Fallback xmlns:w16cei="http://schemas.microsoft.com/office/word/2026/wordml/cei">
             <w:pict>
               <v:shape w14:anchorId="2B49E626" id="Text Box 11" o:spid="_x0000_s1039" type="#_x0000_t202" style="position:absolute;margin-left:-30.45pt;margin-top:7.6pt;width:512.85pt;height:224pt;z-index:251657221;visibility:visible;mso-wrap-style:square;mso-width-percent:0;mso-height-percent:0;mso-wrap-distance-left:9pt;mso-wrap-distance-top:0;mso-wrap-distance-right:9pt;mso-wrap-distance-bottom:0;mso-position-horizontal:absolute;mso-position-horizontal-relative:margin;mso-position-vertical:absolute;mso-position-vertical-relative:text;mso-width-percent:0;mso-height-percent:0;mso-width-relative:margin;mso-height-relative:margin;v-text-anchor:top" o:gfxdata="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" filled="f" stroked="f" strokeweight=".5pt">
                 <v:textbox>
@@ -12384,7 +12328,7 @@
     <w:p/>
     <w:p/>
     <w:p/>
-    <w:bookmarkEnd w:id="11"/>
+    <w:bookmarkEnd w:id="5"/>
     <w:p/>
     <w:sectPr>
       <w:headerReference w:type="default" r:id="rId53"/>
@@ -12399,168 +12343,8 @@
 </w:document>
 </file>
 
-<file path=word/comments.xml><?xml version="1.0" encoding="utf-8"?>
-<w:comments xmlns:wpc="http://schemas.microsoft.com/office/word/2010/wordprocessingCanvas" xmlns:cx="http://schemas.microsoft.com/office/drawing/2014/chartex" xmlns:cx1="http://schemas.microsoft.com/office/drawing/2015/9/8/chartex" xmlns:cx2="http://schemas.microsoft.com/office/drawing/2015/10/21/chartex" xmlns:cx3="http://schemas.microsoft.com/office/drawing/2016/5/9/chartex" xmlns:cx4="http://schemas.microsoft.com/office/drawing/2016/5/10/chartex" xmlns:cx5="http://schemas.microsoft.com/office/drawing/2016/5/11/chartex" xmlns:cx6="http://schemas.microsoft.com/office/drawing/2016/5/12/chartex" xmlns:cx7="http://schemas.microsoft.com/office/drawing/2016/5/13/chartex" xmlns:cx8="http://schemas.microsoft.com/office/drawing/2016/5/14/chartex" xmlns:mc="http://schemas.openxmlformats.org/markup-compatibility/2006" xmlns:m="http://schemas.openxmlformats.org/officeDocument/2006/math" xmlns:aink="http://schemas.microsoft.com/office/drawing/2016/ink" xmlns:am3d="http://schemas.microsoft.com/office/drawing/2017/model3d" xmlns:oel="http://schemas.microsoft.com/office/2019/extlst" xmlns:r="http://schemas.openxmlformats.org/officeDocument/2006/relationships" xmlns:wp14="http://schemas.microsoft.com/office/word/2010/wordprocessingDrawing" xmlns:wp="http://schemas.openxmlformats.org/drawingml/2006/wordprocessingDrawing" xmlns:wpg="http://schemas.microsoft.com/office/word/2010/wordprocessingGroup" xmlns:wpi="http://schemas.microsoft.com/office/word/2010/wordprocessingInk" xmlns:wps="http://schemas.microsoft.com/office/word/2010/wordprocessingShape" xmlns:o="urn:schemas-microsoft-com:office:office" xmlns:v="urn:schemas-microsoft-com:vml" xmlns:w10="urn:schemas-microsoft-com:office:word" xmlns:w="http://schemas.openxmlformats.org/wordprocessingml/2006/main" xmlns:w14="http://schemas.microsoft.com/office/word/2010/wordml" xmlns:w15="http://schemas.microsoft.com/office/word/2012/wordml" xmlns:w16cei="http://schemas.microsoft.com/office/word/2026/wordml/cei" xmlns:w16cex="http://schemas.microsoft.com/office/word/2018/wordml/cex" xmlns:w16cid="http://schemas.microsoft.com/office/word/2016/wordml/cid" xmlns:w16="http://schemas.microsoft.com/office/word/2018/wordml" xmlns:w16sdtdh="http://schemas.microsoft.com/office/word/2020/wordml/sdtdatahash" xmlns:w16sdtfl="http://schemas.microsoft.com/office/word/2024/wordml/sdtformatlock" xmlns:w16se="http://schemas.microsoft.com/office/word/2015/wordml/symex" xmlns:w16du="http://schemas.microsoft.com/office/word/2023/wordml/word16du" xmlns:wne="http://schemas.microsoft.com/office/word/2006/wordml" mc:Ignorable="w14 w15 w16se w16cid w16 w16cex w16sdtdh w16sdtfl w16du wp14">
-  <w:comment w:id="3" w:author="James Dell" w:date="2025-03-31T14:25:00Z" w:initials="JD">
-    <w:p>
-      <w:r>
-        <w:rPr>
-          <w:rStyle w:val="CommentReference"/>
-        </w:rPr>
-        <w:annotationRef/>
-      </w:r>
-      <w:r>
-        <w:rPr>
-          <w:szCs w:val="20"/>
-        </w:rPr>
-        <w:fldChar w:fldCharType="begin"/>
-      </w:r>
-      <w:r>
-        <w:rPr>
-          <w:szCs w:val="20"/>
-        </w:rPr>
-        <w:instrText>HYPERLINK "mailto:Barry.OBrien@planet-it.net"</w:instrText>
-      </w:r>
-      <w:r>
-        <w:rPr>
-          <w:szCs w:val="20"/>
-        </w:rPr>
-      </w:r>
-      <w:bookmarkStart w:id="4" w:name="_@_1AC465CF0D31D54887012D1C6E2FF561Z"/>
-      <w:r>
-        <w:rPr>
-          <w:szCs w:val="20"/>
-        </w:rPr>
-        <w:fldChar w:fldCharType="separate"/>
-      </w:r>
-      <w:bookmarkEnd w:id="4"/>
-      <w:r>
-        <w:rPr>
-          <w:rStyle w:val="Mention"/>
-          <w:noProof/>
-          <w:szCs w:val="20"/>
-        </w:rPr>
-        <w:t>@Barry O'Brien</w:t>
-      </w:r>
-      <w:r>
-        <w:rPr>
-          <w:szCs w:val="20"/>
-        </w:rPr>
-        <w:fldChar w:fldCharType="end"/>
-      </w:r>
-      <w:r>
-        <w:rPr>
-          <w:szCs w:val="20"/>
-        </w:rPr>
-        <w:t xml:space="preserve"> do we have one of these with updated vendor logos?</w:t>
-      </w:r>
-    </w:p>
-    <w:p/>
-  </w:comment>
-  <w:comment w:id="5" w:author="James Dell" w:date="2025-03-31T14:25:00Z" w:initials="JD">
-    <w:p>
-      <w:r>
-        <w:rPr>
-          <w:rStyle w:val="CommentReference"/>
-        </w:rPr>
-        <w:annotationRef/>
-      </w:r>
-      <w:r>
-        <w:rPr>
-          <w:szCs w:val="20"/>
-        </w:rPr>
-        <w:t xml:space="preserve">Do we want to change any of these </w:t>
-      </w:r>
-      <w:r>
-        <w:fldChar w:fldCharType="begin"/>
-      </w:r>
-      <w:r>
-        <w:instrText>HYPERLINK "mailto:Barry.OBrien@planet-it.net"</w:instrText>
-      </w:r>
-      <w:bookmarkStart w:id="7" w:name="_@_EF5D7F938E9B93478702AB2AFB51A3B8Z"/>
-      <w:r>
-        <w:fldChar w:fldCharType="separate"/>
-      </w:r>
-      <w:bookmarkEnd w:id="7"/>
-      <w:r>
-        <w:rPr>
-          <w:rStyle w:val="Mention"/>
-          <w:noProof/>
-        </w:rPr>
-        <w:t>@Barry O'Brien</w:t>
-      </w:r>
-      <w:r>
-        <w:fldChar w:fldCharType="end"/>
-      </w:r>
-    </w:p>
-  </w:comment>
-  <w:comment w:id="6" w:author="Barry O'Brien" w:date="2025-03-31T14:29:00Z" w:initials="BO">
-    <w:p>
-      <w:r>
-        <w:rPr>
-          <w:rStyle w:val="CommentReference"/>
-        </w:rPr>
-        <w:annotationRef/>
-      </w:r>
-      <w:r>
-        <w:rPr>
-          <w:color w:val="000000"/>
-          <w:szCs w:val="20"/>
-        </w:rPr>
-        <w:t xml:space="preserve">I just added a couple but not going to remove any </w:t>
-      </w:r>
-      <w:r>
-        <w:fldChar w:fldCharType="begin"/>
-      </w:r>
-      <w:r>
-        <w:instrText>HYPERLINK "mailto:James.Dell@planet-it.net"</w:instrText>
-      </w:r>
-      <w:bookmarkStart w:id="8" w:name="_@_D049DB355048BC4C922148307B14773EZ"/>
-      <w:r>
-        <w:fldChar w:fldCharType="separate"/>
-      </w:r>
-      <w:bookmarkEnd w:id="8"/>
-      <w:r>
-        <w:rPr>
-          <w:rStyle w:val="Mention"/>
-          <w:noProof/>
-        </w:rPr>
-        <w:t>@James Dell</w:t>
-      </w:r>
-      <w:r>
-        <w:fldChar w:fldCharType="end"/>
-      </w:r>
-    </w:p>
-  </w:comment>
-</w:comments>
-</file>
-
-<file path=word/commentsExtended.xml><?xml version="1.0" encoding="utf-8"?>
-<w15:commentsEx xmlns:wpc="http://schemas.microsoft.com/office/word/2010/wordprocessingCanvas" xmlns:cx="http://schemas.microsoft.com/office/drawing/2014/chartex" xmlns:cx1="http://schemas.microsoft.com/office/drawing/2015/9/8/chartex" xmlns:cx2="http://schemas.microsoft.com/office/drawing/2015/10/21/chartex" xmlns:cx3="http://schemas.microsoft.com/office/drawing/2016/5/9/chartex" xmlns:cx4="http://schemas.microsoft.com/office/drawing/2016/5/10/chartex" xmlns:cx5="http://schemas.microsoft.com/office/drawing/2016/5/11/chartex" xmlns:cx6="http://schemas.microsoft.com/office/drawing/2016/5/12/chartex" xmlns:cx7="http://schemas.microsoft.com/office/drawing/2016/5/13/chartex" xmlns:cx8="http://schemas.microsoft.com/office/drawing/2016/5/14/chartex" xmlns:mc="http://schemas.openxmlformats.org/markup-compatibility/2006" xmlns:m="http://schemas.openxmlformats.org/officeDocument/2006/math" xmlns:aink="http://schemas.microsoft.com/office/drawing/2016/ink" xmlns:am3d="http://schemas.microsoft.com/office/drawing/2017/model3d" xmlns:oel="http://schemas.microsoft.com/office/2019/extlst" xmlns:r="http://schemas.openxmlformats.org/officeDocument/2006/relationships" xmlns:wp14="http://schemas.microsoft.com/office/word/2010/wordprocessingDrawing" xmlns:wp="http://schemas.openxmlformats.org/drawingml/2006/wordprocessingDrawing" xmlns:wpg="http://schemas.microsoft.com/office/word/2010/wordprocessingGroup" xmlns:wpi="http://schemas.microsoft.com/office/word/2010/wordprocessingInk" xmlns:wps="http://schemas.microsoft.com/office/word/2010/wordprocessingShape" xmlns:o="urn:schemas-microsoft-com:office:office" xmlns:v="urn:schemas-microsoft-com:vml" xmlns:w10="urn:schemas-microsoft-com:office:word" xmlns:w="http://schemas.openxmlformats.org/wordprocessingml/2006/main" xmlns:w14="http://schemas.microsoft.com/office/word/2010/wordml" xmlns:w15="http://schemas.microsoft.com/office/word/2012/wordml" xmlns:w16cei="http://schemas.microsoft.com/office/word/2026/wordml/cei" xmlns:w16cex="http://schemas.microsoft.com/office/word/2018/wordml/cex" xmlns:w16cid="http://schemas.microsoft.com/office/word/2016/wordml/cid" xmlns:w16="http://schemas.microsoft.com/office/word/2018/wordml" xmlns:w16sdtdh="http://schemas.microsoft.com/office/word/2020/wordml/sdtdatahash" xmlns:w16sdtfl="http://schemas.microsoft.com/office/word/2024/wordml/sdtformatlock" xmlns:w16se="http://schemas.microsoft.com/office/word/2015/wordml/symex" xmlns:w16du="http://schemas.microsoft.com/office/word/2023/wordml/word16du" xmlns:wne="http://schemas.microsoft.com/office/word/2006/wordml" mc:Ignorable="w14 w15 w16se w16cid w16 w16cex w16sdtdh w16sdtfl w16du wp14">
-  <w15:commentEx w15:paraId="51F97860" w15:done="1"/>
-  <w15:commentEx w15:paraId="55A6ECFB" w15:done="1"/>
-  <w15:commentEx w15:paraId="4FBA6D35" w15:paraIdParent="55A6ECFB" w15:done="1"/>
-</w15:commentsEx>
-</file>
-
-<file path=word/commentsExtensible.xml><?xml version="1.0" encoding="utf-8"?>
-<w16cex:commentsExtensible xmlns:wpc="http://schemas.microsoft.com/office/word/2010/wordprocessingCanvas" xmlns:cx="http://schemas.microsoft.com/office/drawing/2014/chartex" xmlns:cx1="http://schemas.microsoft.com/office/drawing/2015/9/8/chartex" xmlns:cx2="http://schemas.microsoft.com/office/drawing/2015/10/21/chartex" xmlns:cx3="http://schemas.microsoft.com/office/drawing/2016/5/9/chartex" xmlns:cx4="http://schemas.microsoft.com/office/drawing/2016/5/10/chartex" xmlns:cx5="http://schemas.microsoft.com/office/drawing/2016/5/11/chartex" xmlns:cx6="http://schemas.microsoft.com/office/drawing/2016/5/12/chartex" xmlns:cx7="http://schemas.microsoft.com/office/drawing/2016/5/13/chartex" xmlns:cx8="http://schemas.microsoft.com/office/drawing/2016/5/14/chartex" xmlns:cr="http://schemas.microsoft.com/office/comments/2020/reactions" xmlns:mc="http://schemas.openxmlformats.org/markup-compatibility/2006" xmlns:m="http://schemas.openxmlformats.org/officeDocument/2006/math" xmlns:aink="http://schemas.microsoft.com/office/drawing/2016/ink" xmlns:am3d="http://schemas.microsoft.com/office/drawing/2017/model3d" xmlns:oel="http://schemas.microsoft.com/office/2019/extlst" xmlns:r="http://schemas.openxmlformats.org/officeDocument/2006/relationships" xmlns:wp14="http://schemas.microsoft.com/office/word/2010/wordprocessingDrawing" xmlns:wp="http://schemas.openxmlformats.org/drawingml/2006/wordprocessingDrawing" xmlns:wpg="http://schemas.microsoft.com/office/word/2010/wordprocessingGroup" xmlns:wpi="http://schemas.microsoft.com/office/word/2010/wordprocessingInk" xmlns:wps="http://schemas.microsoft.com/office/word/2010/wordprocessingShape" xmlns:o="urn:schemas-microsoft-com:office:office" xmlns:v="urn:schemas-microsoft-com:vml" xmlns:w10="urn:schemas-microsoft-com:office:word" xmlns:w="http://schemas.openxmlformats.org/wordprocessingml/2006/main" xmlns:w14="http://schemas.microsoft.com/office/word/2010/wordml" xmlns:w15="http://schemas.microsoft.com/office/word/2012/wordml" xmlns:w16cei="http://schemas.microsoft.com/office/word/2026/wordml/cei" xmlns:w16cex="http://schemas.microsoft.com/office/word/2018/wordml/cex" xmlns:w16cid="http://schemas.microsoft.com/office/word/2016/wordml/cid" xmlns:w16="http://schemas.microsoft.com/office/word/2018/wordml" xmlns:w16sdtdh="http://schemas.microsoft.com/office/word/2020/wordml/sdtdatahash" xmlns:w16sdtfl="http://schemas.microsoft.com/office/word/2024/wordml/sdtformatlock" xmlns:w16se="http://schemas.microsoft.com/office/word/2015/wordml/symex" xmlns:w16du="http://schemas.microsoft.com/office/word/2023/wordml/word16du" xmlns:wne="http://schemas.microsoft.com/office/word/2006/wordml" mc:Ignorable="w14 w15 w16se w16cid w16 w16cex w16sdtdh w16sdtfl cr w16du wp14">
-  <w16cex:commentExtensible w16cex:durableId="0CF9A057" w16cex:dateUtc="2025-03-31T13:25:00Z"/>
-  <w16cex:commentExtensible w16cex:durableId="5B0D66D0" w16cex:dateUtc="2025-03-31T13:25:00Z"/>
-  <w16cex:commentExtensible w16cex:durableId="0E38F10B" w16cex:dateUtc="2025-03-31T13:29:00Z"/>
-</w16cex:commentsExtensible>
-</file>
-
-<file path=word/commentsIds.xml><?xml version="1.0" encoding="utf-8"?>
-<w16cid:commentsIds xmlns:wpc="http://schemas.microsoft.com/office/word/2010/wordprocessingCanvas" xmlns:cx="http://schemas.microsoft.com/office/drawing/2014/chartex" xmlns:cx1="http://schemas.microsoft.com/office/drawing/2015/9/8/chartex" xmlns:cx2="http://schemas.microsoft.com/office/drawing/2015/10/21/chartex" xmlns:cx3="http://schemas.microsoft.com/office/drawing/2016/5/9/chartex" xmlns:cx4="http://schemas.microsoft.com/office/drawing/2016/5/10/chartex" xmlns:cx5="http://schemas.microsoft.com/office/drawing/2016/5/11/chartex" xmlns:cx6="http://schemas.microsoft.com/office/drawing/2016/5/12/chartex" xmlns:cx7="http://schemas.microsoft.com/office/drawing/2016/5/13/chartex" xmlns:cx8="http://schemas.microsoft.com/office/drawing/2016/5/14/chartex" xmlns:mc="http://schemas.openxmlformats.org/markup-compatibility/2006" xmlns:m="http://schemas.openxmlformats.org/officeDocument/2006/math" xmlns:aink="http://schemas.microsoft.com/office/drawing/2016/ink" xmlns:am3d="http://schemas.microsoft.com/office/drawing/2017/model3d" xmlns:oel="http://schemas.microsoft.com/office/2019/extlst" xmlns:r="http://schemas.openxmlformats.org/officeDocument/2006/relationships" xmlns:wp14="http://schemas.microsoft.com/office/word/2010/wordprocessingDrawing" xmlns:wp="http://schemas.openxmlformats.org/drawingml/2006/wordprocessingDrawing" xmlns:wpg="http://schemas.microsoft.com/office/word/2010/wordprocessingGroup" xmlns:wpi="http://schemas.microsoft.com/office/word/2010/wordprocessingInk" xmlns:wps="http://schemas.microsoft.com/office/word/2010/wordprocessingShape" xmlns:o="urn:schemas-microsoft-com:office:office" xmlns:v="urn:schemas-microsoft-com:vml" xmlns:w10="urn:schemas-microsoft-com:office:word" xmlns:w="http://schemas.openxmlformats.org/wordprocessingml/2006/main" xmlns:w14="http://schemas.microsoft.com/office/word/2010/wordml" xmlns:w15="http://schemas.microsoft.com/office/word/2012/wordml" xmlns:w16cei="http://schemas.microsoft.com/office/word/2026/wordml/cei" xmlns:w16cex="http://schemas.microsoft.com/office/word/2018/wordml/cex" xmlns:w16cid="http://schemas.microsoft.com/office/word/2016/wordml/cid" xmlns:w16="http://schemas.microsoft.com/office/word/2018/wordml" xmlns:w16sdtdh="http://schemas.microsoft.com/office/word/2020/wordml/sdtdatahash" xmlns:w16sdtfl="http://schemas.microsoft.com/office/word/2024/wordml/sdtformatlock" xmlns:w16se="http://schemas.microsoft.com/office/word/2015/wordml/symex" xmlns:w16du="http://schemas.microsoft.com/office/word/2023/wordml/word16du" xmlns:wne="http://schemas.microsoft.com/office/word/2006/wordml" mc:Ignorable="w14 w15 w16se w16cid w16 w16cex w16sdtdh w16sdtfl w16du wp14">
-  <w16cid:commentId w16cid:paraId="51F97860" w16cid:durableId="0CF9A057"/>
-  <w16cid:commentId w16cid:paraId="55A6ECFB" w16cid:durableId="5B0D66D0"/>
-  <w16cid:commentId w16cid:paraId="4FBA6D35" w16cid:durableId="0E38F10B"/>
-</w16cid:commentsIds>
-</file>
-
 <file path=word/endnotes.xml><?xml version="1.0" encoding="utf-8"?>
-<w:endnotes xmlns:wpc="http://schemas.microsoft.com/office/word/2010/wordprocessingCanvas" xmlns:cx="http://schemas.microsoft.com/office/drawing/2014/chartex" xmlns:cx1="http://schemas.microsoft.com/office/drawing/2015/9/8/chartex" xmlns:cx2="http://schemas.microsoft.com/office/drawing/2015/10/21/chartex" xmlns:cx3="http://schemas.microsoft.com/office/drawing/2016/5/9/chartex" xmlns:cx4="http://schemas.microsoft.com/office/drawing/2016/5/10/chartex" xmlns:cx5="http://schemas.microsoft.com/office/drawing/2016/5/11/chartex" xmlns:cx6="http://schemas.microsoft.com/office/drawing/2016/5/12/chartex" xmlns:cx7="http://schemas.microsoft.com/office/drawing/2016/5/13/chartex" xmlns:cx8="http://schemas.microsoft.com/office/drawing/2016/5/14/chartex" xmlns:mc="http://schemas.openxmlformats.org/markup-compatibility/2006" xmlns:m="http://schemas.openxmlformats.org/officeDocument/2006/math" xmlns:aink="http://schemas.microsoft.com/office/drawing/2016/ink" xmlns:am3d="http://schemas.microsoft.com/office/drawing/2017/model3d" xmlns:oel="http://schemas.microsoft.com/office/2019/extlst" xmlns:r="http://schemas.openxmlformats.org/officeDocument/2006/relationships" xmlns:wp14="http://schemas.microsoft.com/office/word/2010/wordprocessingDrawing" xmlns:wp="http://schemas.openxmlformats.org/drawingml/2006/wordprocessingDrawing" xmlns:wpg="http://schemas.microsoft.com/office/word/2010/wordprocessingGroup" xmlns:wpi="http://schemas.microsoft.com/office/word/2010/wordprocessingInk" xmlns:wps="http://schemas.microsoft.com/office/word/2010/wordprocessingShape" xmlns:o="urn:schemas-microsoft-com:office:office" xmlns:v="urn:schemas-microsoft-com:vml" xmlns:w10="urn:schemas-microsoft-com:office:word" xmlns:w="http://schemas.openxmlformats.org/wordprocessingml/2006/main" xmlns:w14="http://schemas.microsoft.com/office/word/2010/wordml" xmlns:w15="http://schemas.microsoft.com/office/word/2012/wordml" xmlns:w16cei="http://schemas.microsoft.com/office/word/2026/wordml/cei" xmlns:w16cex="http://schemas.microsoft.com/office/word/2018/wordml/cex" xmlns:w16cid="http://schemas.microsoft.com/office/word/2016/wordml/cid" xmlns:w16="http://schemas.microsoft.com/office/word/2018/wordml" xmlns:w16sdtdh="http://schemas.microsoft.com/office/word/2020/wordml/sdtdatahash" xmlns:w16sdtfl="http://schemas.microsoft.com/office/word/2024/wordml/sdtformatlock" xmlns:w16se="http://schemas.microsoft.com/office/word/2015/wordml/symex" xmlns:w16du="http://schemas.microsoft.com/office/word/2023/wordml/word16du" xmlns:wne="http://schemas.microsoft.com/office/word/2006/wordml" mc:Ignorable="w14 w15 w16se w16cid w16 w16cex w16sdtdh w16sdtfl w16du wp14">
+<w:endnotes xmlns:wpc="http://schemas.microsoft.com/office/word/2010/wordprocessingCanvas" xmlns:cx="http://schemas.microsoft.com/office/drawing/2014/chartex" xmlns:cx1="http://schemas.microsoft.com/office/drawing/2015/9/8/chartex" xmlns:cx2="http://schemas.microsoft.com/office/drawing/2015/10/21/chartex" xmlns:cx3="http://schemas.microsoft.com/office/drawing/2016/5/9/chartex" xmlns:cx4="http://schemas.microsoft.com/office/drawing/2016/5/10/chartex" xmlns:cx5="http://schemas.microsoft.com/office/drawing/2016/5/11/chartex" xmlns:cx6="http://schemas.microsoft.com/office/drawing/2016/5/12/chartex" xmlns:cx7="http://schemas.microsoft.com/office/drawing/2016/5/13/chartex" xmlns:cx8="http://schemas.microsoft.com/office/drawing/2016/5/14/chartex" xmlns:mc="http://schemas.openxmlformats.org/markup-compatibility/2006" xmlns:m="http://schemas.openxmlformats.org/officeDocument/2006/math" xmlns:aink="http://schemas.microsoft.com/office/drawing/2016/ink" xmlns:am3d="http://schemas.microsoft.com/office/drawing/2017/model3d" xmlns:oel="http://schemas.microsoft.com/office/2019/extlst" xmlns:r="http://schemas.openxmlformats.org/officeDocument/2006/relationships" xmlns:wp14="http://schemas.microsoft.com/office/word/2010/wordprocessingDrawing" xmlns:wp="http://schemas.openxmlformats.org/drawingml/2006/wordprocessingDrawing" xmlns:wpg="http://schemas.microsoft.com/office/word/2010/wordprocessingGroup" xmlns:wpi="http://schemas.microsoft.com/office/word/2010/wordprocessingInk" xmlns:wps="http://schemas.microsoft.com/office/word/2010/wordprocessingShape" xmlns:o="urn:schemas-microsoft-com:office:office" xmlns:v="urn:schemas-microsoft-com:vml" xmlns:w10="urn:schemas-microsoft-com:office:word" xmlns:w="http://schemas.openxmlformats.org/wordprocessingml/2006/main" xmlns:w14="http://schemas.microsoft.com/office/word/2010/wordml" xmlns:w15="http://schemas.microsoft.com/office/word/2012/wordml" xmlns:w16cex="http://schemas.microsoft.com/office/word/2018/wordml/cex" xmlns:w16cid="http://schemas.microsoft.com/office/word/2016/wordml/cid" xmlns:w16="http://schemas.microsoft.com/office/word/2018/wordml" xmlns:w16sdtdh="http://schemas.microsoft.com/office/word/2020/wordml/sdtdatahash" xmlns:w16sdtfl="http://schemas.microsoft.com/office/word/2024/wordml/sdtformatlock" xmlns:w16se="http://schemas.microsoft.com/office/word/2015/wordml/symex" xmlns:w16du="http://schemas.microsoft.com/office/word/2023/wordml/word16du" xmlns:wne="http://schemas.microsoft.com/office/word/2006/wordml" mc:Ignorable="w14 w15 w16se w16cid w16 w16cex w16sdtdh w16sdtfl w16du wp14">
   <w:endnote w:type="separator" w:id="-1">
     <w:p>
       <w:r>
@@ -12582,7 +12366,7 @@
 </file>
 
 <file path=word/footnotes.xml><?xml version="1.0" encoding="utf-8"?>
-<w:footnotes xmlns:wpc="http://schemas.microsoft.com/office/word/2010/wordprocessingCanvas" xmlns:cx="http://schemas.microsoft.com/office/drawing/2014/chartex" xmlns:cx1="http://schemas.microsoft.com/office/drawing/2015/9/8/chartex" xmlns:cx2="http://schemas.microsoft.com/office/drawing/2015/10/21/chartex" xmlns:cx3="http://schemas.microsoft.com/office/drawing/2016/5/9/chartex" xmlns:cx4="http://schemas.microsoft.com/office/drawing/2016/5/10/chartex" xmlns:cx5="http://schemas.microsoft.com/office/drawing/2016/5/11/chartex" xmlns:cx6="http://schemas.microsoft.com/office/drawing/2016/5/12/chartex" xmlns:cx7="http://schemas.microsoft.com/office/drawing/2016/5/13/chartex" xmlns:cx8="http://schemas.microsoft.com/office/drawing/2016/5/14/chartex" xmlns:mc="http://schemas.openxmlformats.org/markup-compatibility/2006" xmlns:m="http://schemas.openxmlformats.org/officeDocument/2006/math" xmlns:aink="http://schemas.microsoft.com/office/drawing/2016/ink" xmlns:am3d="http://schemas.microsoft.com/office/drawing/2017/model3d" xmlns:oel="http://schemas.microsoft.com/office/2019/extlst" xmlns:r="http://schemas.openxmlformats.org/officeDocument/2006/relationships" xmlns:wp14="http://schemas.microsoft.com/office/word/2010/wordprocessingDrawing" xmlns:wp="http://schemas.openxmlformats.org/drawingml/2006/wordprocessingDrawing" xmlns:wpg="http://schemas.microsoft.com/office/word/2010/wordprocessingGroup" xmlns:wpi="http://schemas.microsoft.com/office/word/2010/wordprocessingInk" xmlns:wps="http://schemas.microsoft.com/office/word/2010/wordprocessingShape" xmlns:o="urn:schemas-microsoft-com:office:office" xmlns:v="urn:schemas-microsoft-com:vml" xmlns:w10="urn:schemas-microsoft-com:office:word" xmlns:w="http://schemas.openxmlformats.org/wordprocessingml/2006/main" xmlns:w14="http://schemas.microsoft.com/office/word/2010/wordml" xmlns:w15="http://schemas.microsoft.com/office/word/2012/wordml" xmlns:w16cei="http://schemas.microsoft.com/office/word/2026/wordml/cei" xmlns:w16cex="http://schemas.microsoft.com/office/word/2018/wordml/cex" xmlns:w16cid="http://schemas.microsoft.com/office/word/2016/wordml/cid" xmlns:w16="http://schemas.microsoft.com/office/word/2018/wordml" xmlns:w16sdtdh="http://schemas.microsoft.com/office/word/2020/wordml/sdtdatahash" xmlns:w16sdtfl="http://schemas.microsoft.com/office/word/2024/wordml/sdtformatlock" xmlns:w16se="http://schemas.microsoft.com/office/word/2015/wordml/symex" xmlns:w16du="http://schemas.microsoft.com/office/word/2023/wordml/word16du" xmlns:wne="http://schemas.microsoft.com/office/word/2006/wordml" mc:Ignorable="w14 w15 w16se w16cid w16 w16cex w16sdtdh w16sdtfl w16du wp14">
+<w:footnotes xmlns:wpc="http://schemas.microsoft.com/office/word/2010/wordprocessingCanvas" xmlns:cx="http://schemas.microsoft.com/office/drawing/2014/chartex" xmlns:cx1="http://schemas.microsoft.com/office/drawing/2015/9/8/chartex" xmlns:cx2="http://schemas.microsoft.com/office/drawing/2015/10/21/chartex" xmlns:cx3="http://schemas.microsoft.com/office/drawing/2016/5/9/chartex" xmlns:cx4="http://schemas.microsoft.com/office/drawing/2016/5/10/chartex" xmlns:cx5="http://schemas.microsoft.com/office/drawing/2016/5/11/chartex" xmlns:cx6="http://schemas.microsoft.com/office/drawing/2016/5/12/chartex" xmlns:cx7="http://schemas.microsoft.com/office/drawing/2016/5/13/chartex" xmlns:cx8="http://schemas.microsoft.com/office/drawing/2016/5/14/chartex" xmlns:mc="http://schemas.openxmlformats.org/markup-compatibility/2006" xmlns:m="http://schemas.openxmlformats.org/officeDocument/2006/math" xmlns:aink="http://schemas.microsoft.com/office/drawing/2016/ink" xmlns:am3d="http://schemas.microsoft.com/office/drawing/2017/model3d" xmlns:oel="http://schemas.microsoft.com/office/2019/extlst" xmlns:r="http://schemas.openxmlformats.org/officeDocument/2006/relationships" xmlns:wp14="http://schemas.microsoft.com/office/word/2010/wordprocessingDrawing" xmlns:wp="http://schemas.openxmlformats.org/drawingml/2006/wordprocessingDrawing" xmlns:wpg="http://schemas.microsoft.com/office/word/2010/wordprocessingGroup" xmlns:wpi="http://schemas.microsoft.com/office/word/2010/wordprocessingInk" xmlns:wps="http://schemas.microsoft.com/office/word/2010/wordprocessingShape" xmlns:o="urn:schemas-microsoft-com:office:office" xmlns:v="urn:schemas-microsoft-com:vml" xmlns:w10="urn:schemas-microsoft-com:office:word" xmlns:w="http://schemas.openxmlformats.org/wordprocessingml/2006/main" xmlns:w14="http://schemas.microsoft.com/office/word/2010/wordml" xmlns:w15="http://schemas.microsoft.com/office/word/2012/wordml" xmlns:w16cex="http://schemas.microsoft.com/office/word/2018/wordml/cex" xmlns:w16cid="http://schemas.microsoft.com/office/word/2016/wordml/cid" xmlns:w16="http://schemas.microsoft.com/office/word/2018/wordml" xmlns:w16sdtdh="http://schemas.microsoft.com/office/word/2020/wordml/sdtdatahash" xmlns:w16sdtfl="http://schemas.microsoft.com/office/word/2024/wordml/sdtformatlock" xmlns:w16se="http://schemas.microsoft.com/office/word/2015/wordml/symex" xmlns:w16du="http://schemas.microsoft.com/office/word/2023/wordml/word16du" xmlns:wne="http://schemas.microsoft.com/office/word/2006/wordml" mc:Ignorable="w14 w15 w16se w16cid w16 w16cex w16sdtdh w16sdtfl w16du wp14">
   <w:footnote w:type="separator" w:id="-1">
     <w:p>
       <w:r>
@@ -12604,7 +12388,7 @@
 </file>
 
 <file path=word/header1.xml><?xml version="1.0" encoding="utf-8"?>
-<w:hdr xmlns:wpc="http://schemas.microsoft.com/office/word/2010/wordprocessingCanvas" xmlns:cx="http://schemas.microsoft.com/office/drawing/2014/chartex" xmlns:cx1="http://schemas.microsoft.com/office/drawing/2015/9/8/chartex" xmlns:cx2="http://schemas.microsoft.com/office/drawing/2015/10/21/chartex" xmlns:cx3="http://schemas.microsoft.com/office/drawing/2016/5/9/chartex" xmlns:cx4="http://schemas.microsoft.com/office/drawing/2016/5/10/chartex" xmlns:cx5="http://schemas.microsoft.com/office/drawing/2016/5/11/chartex" xmlns:cx6="http://schemas.microsoft.com/office/drawing/2016/5/12/chartex" xmlns:cx7="http://schemas.microsoft.com/office/drawing/2016/5/13/chartex" xmlns:cx8="http://schemas.microsoft.com/office/drawing/2016/5/14/chartex" xmlns:mc="http://schemas.openxmlformats.org/markup-compatibility/2006" xmlns:m="http://schemas.openxmlformats.org/officeDocument/2006/math" xmlns:aink="http://schemas.microsoft.com/office/drawing/2016/ink" xmlns:am3d="http://schemas.microsoft.com/office/drawing/2017/model3d" xmlns:oel="http://schemas.microsoft.com/office/2019/extlst" xmlns:r="http://schemas.openxmlformats.org/officeDocument/2006/relationships" xmlns:wp14="http://schemas.microsoft.com/office/word/2010/wordprocessingDrawing" xmlns:wp="http://schemas.openxmlformats.org/drawingml/2006/wordprocessingDrawing" xmlns:wpg="http://schemas.microsoft.com/office/word/2010/wordprocessingGroup" xmlns:wpi="http://schemas.microsoft.com/office/word/2010/wordprocessingInk" xmlns:wps="http://schemas.microsoft.com/office/word/2010/wordprocessingShape" xmlns:o="urn:schemas-microsoft-com:office:office" xmlns:v="urn:schemas-microsoft-com:vml" xmlns:w10="urn:schemas-microsoft-com:office:word" xmlns:w="http://schemas.openxmlformats.org/wordprocessingml/2006/main" xmlns:w14="http://schemas.microsoft.com/office/word/2010/wordml" xmlns:w15="http://schemas.microsoft.com/office/word/2012/wordml" xmlns:w16cei="http://schemas.microsoft.com/office/word/2026/wordml/cei" xmlns:w16cex="http://schemas.microsoft.com/office/word/2018/wordml/cex" xmlns:w16cid="http://schemas.microsoft.com/office/word/2016/wordml/cid" xmlns:w16="http://schemas.microsoft.com/office/word/2018/wordml" xmlns:w16sdtdh="http://schemas.microsoft.com/office/word/2020/wordml/sdtdatahash" xmlns:w16sdtfl="http://schemas.microsoft.com/office/word/2024/wordml/sdtformatlock" xmlns:w16se="http://schemas.microsoft.com/office/word/2015/wordml/symex" xmlns:w16du="http://schemas.microsoft.com/office/word/2023/wordml/word16du" xmlns:wne="http://schemas.microsoft.com/office/word/2006/wordml" mc:Ignorable="w14 w15 w16se w16cid w16 w16cex w16sdtdh w16sdtfl w16du wp14">
+<w:hdr xmlns:wpc="http://schemas.microsoft.com/office/word/2010/wordprocessingCanvas" xmlns:cx="http://schemas.microsoft.com/office/drawing/2014/chartex" xmlns:cx1="http://schemas.microsoft.com/office/drawing/2015/9/8/chartex" xmlns:cx2="http://schemas.microsoft.com/office/drawing/2015/10/21/chartex" xmlns:cx3="http://schemas.microsoft.com/office/drawing/2016/5/9/chartex" xmlns:cx4="http://schemas.microsoft.com/office/drawing/2016/5/10/chartex" xmlns:cx5="http://schemas.microsoft.com/office/drawing/2016/5/11/chartex" xmlns:cx6="http://schemas.microsoft.com/office/drawing/2016/5/12/chartex" xmlns:cx7="http://schemas.microsoft.com/office/drawing/2016/5/13/chartex" xmlns:cx8="http://schemas.microsoft.com/office/drawing/2016/5/14/chartex" xmlns:mc="http://schemas.openxmlformats.org/markup-compatibility/2006" xmlns:m="http://schemas.openxmlformats.org/officeDocument/2006/math" xmlns:aink="http://schemas.microsoft.com/office/drawing/2016/ink" xmlns:am3d="http://schemas.microsoft.com/office/drawing/2017/model3d" xmlns:oel="http://schemas.microsoft.com/office/2019/extlst" xmlns:r="http://schemas.openxmlformats.org/officeDocument/2006/relationships" xmlns:wp14="http://schemas.microsoft.com/office/word/2010/wordprocessingDrawing" xmlns:wp="http://schemas.openxmlformats.org/drawingml/2006/wordprocessingDrawing" xmlns:wpg="http://schemas.microsoft.com/office/word/2010/wordprocessingGroup" xmlns:wpi="http://schemas.microsoft.com/office/word/2010/wordprocessingInk" xmlns:wps="http://schemas.microsoft.com/office/word/2010/wordprocessingShape" xmlns:o="urn:schemas-microsoft-com:office:office" xmlns:v="urn:schemas-microsoft-com:vml" xmlns:w10="urn:schemas-microsoft-com:office:word" xmlns:w="http://schemas.openxmlformats.org/wordprocessingml/2006/main" xmlns:w14="http://schemas.microsoft.com/office/word/2010/wordml" xmlns:w15="http://schemas.microsoft.com/office/word/2012/wordml" xmlns:w16cex="http://schemas.microsoft.com/office/word/2018/wordml/cex" xmlns:w16cid="http://schemas.microsoft.com/office/word/2016/wordml/cid" xmlns:w16="http://schemas.microsoft.com/office/word/2018/wordml" xmlns:w16sdtdh="http://schemas.microsoft.com/office/word/2020/wordml/sdtdatahash" xmlns:w16sdtfl="http://schemas.microsoft.com/office/word/2024/wordml/sdtformatlock" xmlns:w16se="http://schemas.microsoft.com/office/word/2015/wordml/symex" xmlns:w16du="http://schemas.microsoft.com/office/word/2023/wordml/word16du" xmlns:wne="http://schemas.microsoft.com/office/word/2006/wordml" mc:Ignorable="w14 w15 w16se w16cid w16 w16cex w16sdtdh w16sdtfl w16du wp14">
   <w:p>
     <w:pPr>
       <w:pStyle w:val="Header"/>
@@ -12674,7 +12458,7 @@
 </file>
 
 <file path=word/header2.xml><?xml version="1.0" encoding="utf-8"?>
-<w:hdr xmlns:wpc="http://schemas.microsoft.com/office/word/2010/wordprocessingCanvas" xmlns:cx="http://schemas.microsoft.com/office/drawing/2014/chartex" xmlns:cx1="http://schemas.microsoft.com/office/drawing/2015/9/8/chartex" xmlns:cx2="http://schemas.microsoft.com/office/drawing/2015/10/21/chartex" xmlns:cx3="http://schemas.microsoft.com/office/drawing/2016/5/9/chartex" xmlns:cx4="http://schemas.microsoft.com/office/drawing/2016/5/10/chartex" xmlns:cx5="http://schemas.microsoft.com/office/drawing/2016/5/11/chartex" xmlns:cx6="http://schemas.microsoft.com/office/drawing/2016/5/12/chartex" xmlns:cx7="http://schemas.microsoft.com/office/drawing/2016/5/13/chartex" xmlns:cx8="http://schemas.microsoft.com/office/drawing/2016/5/14/chartex" xmlns:mc="http://schemas.openxmlformats.org/markup-compatibility/2006" xmlns:m="http://schemas.openxmlformats.org/officeDocument/2006/math" xmlns:aink="http://schemas.microsoft.com/office/drawing/2016/ink" xmlns:am3d="http://schemas.microsoft.com/office/drawing/2017/model3d" xmlns:oel="http://schemas.microsoft.com/office/2019/extlst" xmlns:r="http://schemas.openxmlformats.org/officeDocument/2006/relationships" xmlns:wp14="http://schemas.microsoft.com/office/word/2010/wordprocessingDrawing" xmlns:wp="http://schemas.openxmlformats.org/drawingml/2006/wordprocessingDrawing" xmlns:wpg="http://schemas.microsoft.com/office/word/2010/wordprocessingGroup" xmlns:wpi="http://schemas.microsoft.com/office/word/2010/wordprocessingInk" xmlns:wps="http://schemas.microsoft.com/office/word/2010/wordprocessingShape" xmlns:o="urn:schemas-microsoft-com:office:office" xmlns:v="urn:schemas-microsoft-com:vml" xmlns:w10="urn:schemas-microsoft-com:office:word" xmlns:w="http://schemas.openxmlformats.org/wordprocessingml/2006/main" xmlns:w14="http://schemas.microsoft.com/office/word/2010/wordml" xmlns:w15="http://schemas.microsoft.com/office/word/2012/wordml" xmlns:w16cei="http://schemas.microsoft.com/office/word/2026/wordml/cei" xmlns:w16cex="http://schemas.microsoft.com/office/word/2018/wordml/cex" xmlns:w16cid="http://schemas.microsoft.com/office/word/2016/wordml/cid" xmlns:w16="http://schemas.microsoft.com/office/word/2018/wordml" xmlns:w16sdtdh="http://schemas.microsoft.com/office/word/2020/wordml/sdtdatahash" xmlns:w16sdtfl="http://schemas.microsoft.com/office/word/2024/wordml/sdtformatlock" xmlns:w16se="http://schemas.microsoft.com/office/word/2015/wordml/symex" xmlns:w16du="http://schemas.microsoft.com/office/word/2023/wordml/word16du" xmlns:wne="http://schemas.microsoft.com/office/word/2006/wordml" mc:Ignorable="w14 w15 w16se w16cid w16 w16cex w16sdtdh w16sdtfl w16du wp14">
+<w:hdr xmlns:wpc="http://schemas.microsoft.com/office/word/2010/wordprocessingCanvas" xmlns:cx="http://schemas.microsoft.com/office/drawing/2014/chartex" xmlns:cx1="http://schemas.microsoft.com/office/drawing/2015/9/8/chartex" xmlns:cx2="http://schemas.microsoft.com/office/drawing/2015/10/21/chartex" xmlns:cx3="http://schemas.microsoft.com/office/drawing/2016/5/9/chartex" xmlns:cx4="http://schemas.microsoft.com/office/drawing/2016/5/10/chartex" xmlns:cx5="http://schemas.microsoft.com/office/drawing/2016/5/11/chartex" xmlns:cx6="http://schemas.microsoft.com/office/drawing/2016/5/12/chartex" xmlns:cx7="http://schemas.microsoft.com/office/drawing/2016/5/13/chartex" xmlns:cx8="http://schemas.microsoft.com/office/drawing/2016/5/14/chartex" xmlns:mc="http://schemas.openxmlformats.org/markup-compatibility/2006" xmlns:m="http://schemas.openxmlformats.org/officeDocument/2006/math" xmlns:aink="http://schemas.microsoft.com/office/drawing/2016/ink" xmlns:am3d="http://schemas.microsoft.com/office/drawing/2017/model3d" xmlns:oel="http://schemas.microsoft.com/office/2019/extlst" xmlns:r="http://schemas.openxmlformats.org/officeDocument/2006/relationships" xmlns:wp14="http://schemas.microsoft.com/office/word/2010/wordprocessingDrawing" xmlns:wp="http://schemas.openxmlformats.org/drawingml/2006/wordprocessingDrawing" xmlns:wpg="http://schemas.microsoft.com/office/word/2010/wordprocessingGroup" xmlns:wpi="http://schemas.microsoft.com/office/word/2010/wordprocessingInk" xmlns:wps="http://schemas.microsoft.com/office/word/2010/wordprocessingShape" xmlns:o="urn:schemas-microsoft-com:office:office" xmlns:v="urn:schemas-microsoft-com:vml" xmlns:w10="urn:schemas-microsoft-com:office:word" xmlns:w="http://schemas.openxmlformats.org/wordprocessingml/2006/main" xmlns:w14="http://schemas.microsoft.com/office/word/2010/wordml" xmlns:w15="http://schemas.microsoft.com/office/word/2012/wordml" xmlns:w16cex="http://schemas.microsoft.com/office/word/2018/wordml/cex" xmlns:w16cid="http://schemas.microsoft.com/office/word/2016/wordml/cid" xmlns:w16="http://schemas.microsoft.com/office/word/2018/wordml" xmlns:w16sdtdh="http://schemas.microsoft.com/office/word/2020/wordml/sdtdatahash" xmlns:w16sdtfl="http://schemas.microsoft.com/office/word/2024/wordml/sdtformatlock" xmlns:w16se="http://schemas.microsoft.com/office/word/2015/wordml/symex" xmlns:w16du="http://schemas.microsoft.com/office/word/2023/wordml/word16du" xmlns:wne="http://schemas.microsoft.com/office/word/2006/wordml" mc:Ignorable="w14 w15 w16se w16cid w16 w16cex w16sdtdh w16sdtfl w16du wp14">
   <w:p>
     <w:pPr>
       <w:pStyle w:val="Header"/>
@@ -12759,7 +12543,7 @@
 </file>
 
 <file path=word/numbering.xml><?xml version="1.0" encoding="utf-8"?>
-<w:numbering xmlns:wpc="http://schemas.microsoft.com/office/word/2010/wordprocessingCanvas" xmlns:cx="http://schemas.microsoft.com/office/drawing/2014/chartex" xmlns:cx1="http://schemas.microsoft.com/office/drawing/2015/9/8/chartex" xmlns:cx2="http://schemas.microsoft.com/office/drawing/2015/10/21/chartex" xmlns:cx3="http://schemas.microsoft.com/office/drawing/2016/5/9/chartex" xmlns:cx4="http://schemas.microsoft.com/office/drawing/2016/5/10/chartex" xmlns:cx5="http://schemas.microsoft.com/office/drawing/2016/5/11/chartex" xmlns:cx6="http://schemas.microsoft.com/office/drawing/2016/5/12/chartex" xmlns:cx7="http://schemas.microsoft.com/office/drawing/2016/5/13/chartex" xmlns:cx8="http://schemas.microsoft.com/office/drawing/2016/5/14/chartex" xmlns:mc="http://schemas.openxmlformats.org/markup-compatibility/2006" xmlns:m="http://schemas.openxmlformats.org/officeDocument/2006/math" xmlns:aink="http://schemas.microsoft.com/office/drawing/2016/ink" xmlns:am3d="http://schemas.microsoft.com/office/drawing/2017/model3d" xmlns:oel="http://schemas.microsoft.com/office/2019/extlst" xmlns:r="http://schemas.openxmlformats.org/officeDocument/2006/relationships" xmlns:wp14="http://schemas.microsoft.com/office/word/2010/wordprocessingDrawing" xmlns:wp="http://schemas.openxmlformats.org/drawingml/2006/wordprocessingDrawing" xmlns:wpg="http://schemas.microsoft.com/office/word/2010/wordprocessingGroup" xmlns:wpi="http://schemas.microsoft.com/office/word/2010/wordprocessingInk" xmlns:wps="http://schemas.microsoft.com/office/word/2010/wordprocessingShape" xmlns:o="urn:schemas-microsoft-com:office:office" xmlns:v="urn:schemas-microsoft-com:vml" xmlns:w10="urn:schemas-microsoft-com:office:word" xmlns:w="http://schemas.openxmlformats.org/wordprocessingml/2006/main" xmlns:w14="http://schemas.microsoft.com/office/word/2010/wordml" xmlns:w15="http://schemas.microsoft.com/office/word/2012/wordml" xmlns:w16cei="http://schemas.microsoft.com/office/word/2026/wordml/cei" xmlns:w16cex="http://schemas.microsoft.com/office/word/2018/wordml/cex" xmlns:w16cid="http://schemas.microsoft.com/office/word/2016/wordml/cid" xmlns:w16="http://schemas.microsoft.com/office/word/2018/wordml" xmlns:w16sdtdh="http://schemas.microsoft.com/office/word/2020/wordml/sdtdatahash" xmlns:w16sdtfl="http://schemas.microsoft.com/office/word/2024/wordml/sdtformatlock" xmlns:w16se="http://schemas.microsoft.com/office/word/2015/wordml/symex" xmlns:w16du="http://schemas.microsoft.com/office/word/2023/wordml/word16du" xmlns:wne="http://schemas.microsoft.com/office/word/2006/wordml" mc:Ignorable="w14 w15 w16se w16cid w16 w16cex w16sdtdh w16sdtfl w16du wp14">
+<w:numbering xmlns:wpc="http://schemas.microsoft.com/office/word/2010/wordprocessingCanvas" xmlns:cx="http://schemas.microsoft.com/office/drawing/2014/chartex" xmlns:cx1="http://schemas.microsoft.com/office/drawing/2015/9/8/chartex" xmlns:cx2="http://schemas.microsoft.com/office/drawing/2015/10/21/chartex" xmlns:cx3="http://schemas.microsoft.com/office/drawing/2016/5/9/chartex" xmlns:cx4="http://schemas.microsoft.com/office/drawing/2016/5/10/chartex" xmlns:cx5="http://schemas.microsoft.com/office/drawing/2016/5/11/chartex" xmlns:cx6="http://schemas.microsoft.com/office/drawing/2016/5/12/chartex" xmlns:cx7="http://schemas.microsoft.com/office/drawing/2016/5/13/chartex" xmlns:cx8="http://schemas.microsoft.com/office/drawing/2016/5/14/chartex" xmlns:mc="http://schemas.openxmlformats.org/markup-compatibility/2006" xmlns:m="http://schemas.openxmlformats.org/officeDocument/2006/math" xmlns:aink="http://schemas.microsoft.com/office/drawing/2016/ink" xmlns:am3d="http://schemas.microsoft.com/office/drawing/2017/model3d" xmlns:oel="http://schemas.microsoft.com/office/2019/extlst" xmlns:r="http://schemas.openxmlformats.org/officeDocument/2006/relationships" xmlns:wp14="http://schemas.microsoft.com/office/word/2010/wordprocessingDrawing" xmlns:wp="http://schemas.openxmlformats.org/drawingml/2006/wordprocessingDrawing" xmlns:wpg="http://schemas.microsoft.com/office/word/2010/wordprocessingGroup" xmlns:wpi="http://schemas.microsoft.com/office/word/2010/wordprocessingInk" xmlns:wps="http://schemas.microsoft.com/office/word/2010/wordprocessingShape" xmlns:o="urn:schemas-microsoft-com:office:office" xmlns:v="urn:schemas-microsoft-com:vml" xmlns:w10="urn:schemas-microsoft-com:office:word" xmlns:w="http://schemas.openxmlformats.org/wordprocessingml/2006/main" xmlns:w14="http://schemas.microsoft.com/office/word/2010/wordml" xmlns:w15="http://schemas.microsoft.com/office/word/2012/wordml" xmlns:w16cex="http://schemas.microsoft.com/office/word/2018/wordml/cex" xmlns:w16cid="http://schemas.microsoft.com/office/word/2016/wordml/cid" xmlns:w16="http://schemas.microsoft.com/office/word/2018/wordml" xmlns:w16sdtdh="http://schemas.microsoft.com/office/word/2020/wordml/sdtdatahash" xmlns:w16sdtfl="http://schemas.microsoft.com/office/word/2024/wordml/sdtformatlock" xmlns:w16se="http://schemas.microsoft.com/office/word/2015/wordml/symex" xmlns:w16du="http://schemas.microsoft.com/office/word/2023/wordml/word16du" xmlns:wne="http://schemas.microsoft.com/office/word/2006/wordml" mc:Ignorable="w14 w15 w16se w16cid w16 w16cex w16sdtdh w16sdtfl w16du wp14">
   <w:abstractNum w:abstractNumId="0" w15:restartNumberingAfterBreak="0">
     <w:nsid w:val="15145751"/>
     <w:multiLevelType w:val="hybridMultilevel"/>
@@ -13315,17 +13099,6 @@
   </w:num>
   <w:numIdMacAtCleanup w:val="4"/>
 </w:numbering>
-</file>
-
-<file path=word/people.xml><?xml version="1.0" encoding="utf-8"?>
-<w15:people xmlns:wpc="http://schemas.microsoft.com/office/word/2010/wordprocessingCanvas" xmlns:cx="http://schemas.microsoft.com/office/drawing/2014/chartex" xmlns:cx1="http://schemas.microsoft.com/office/drawing/2015/9/8/chartex" xmlns:cx2="http://schemas.microsoft.com/office/drawing/2015/10/21/chartex" xmlns:cx3="http://schemas.microsoft.com/office/drawing/2016/5/9/chartex" xmlns:cx4="http://schemas.microsoft.com/office/drawing/2016/5/10/chartex" xmlns:cx5="http://schemas.microsoft.com/office/drawing/2016/5/11/chartex" xmlns:cx6="http://schemas.microsoft.com/office/drawing/2016/5/12/chartex" xmlns:cx7="http://schemas.microsoft.com/office/drawing/2016/5/13/chartex" xmlns:cx8="http://schemas.microsoft.com/office/drawing/2016/5/14/chartex" xmlns:mc="http://schemas.openxmlformats.org/markup-compatibility/2006" xmlns:m="http://schemas.openxmlformats.org/officeDocument/2006/math" xmlns:aink="http://schemas.microsoft.com/office/drawing/2016/ink" xmlns:am3d="http://schemas.microsoft.com/office/drawing/2017/model3d" xmlns:oel="http://schemas.microsoft.com/office/2019/extlst" xmlns:r="http://schemas.openxmlformats.org/officeDocument/2006/relationships" xmlns:wp14="http://schemas.microsoft.com/office/word/2010/wordprocessingDrawing" xmlns:wp="http://schemas.openxmlformats.org/drawingml/2006/wordprocessingDrawing" xmlns:wpg="http://schemas.microsoft.com/office/word/2010/wordprocessingGroup" xmlns:wpi="http://schemas.microsoft.com/office/word/2010/wordprocessingInk" xmlns:wps="http://schemas.microsoft.com/office/word/2010/wordprocessingShape" xmlns:o="urn:schemas-microsoft-com:office:office" xmlns:v="urn:schemas-microsoft-com:vml" xmlns:w10="urn:schemas-microsoft-com:office:word" xmlns:w="http://schemas.openxmlformats.org/wordprocessingml/2006/main" xmlns:w14="http://schemas.microsoft.com/office/word/2010/wordml" xmlns:w15="http://schemas.microsoft.com/office/word/2012/wordml" xmlns:w16cei="http://schemas.microsoft.com/office/word/2026/wordml/cei" xmlns:w16cex="http://schemas.microsoft.com/office/word/2018/wordml/cex" xmlns:w16cid="http://schemas.microsoft.com/office/word/2016/wordml/cid" xmlns:w16="http://schemas.microsoft.com/office/word/2018/wordml" xmlns:w16sdtdh="http://schemas.microsoft.com/office/word/2020/wordml/sdtdatahash" xmlns:w16sdtfl="http://schemas.microsoft.com/office/word/2024/wordml/sdtformatlock" xmlns:w16se="http://schemas.microsoft.com/office/word/2015/wordml/symex" xmlns:w16du="http://schemas.microsoft.com/office/word/2023/wordml/word16du" xmlns:wne="http://schemas.microsoft.com/office/word/2006/wordml" mc:Ignorable="w14 w15 w16se w16cid w16 w16cex w16sdtdh w16sdtfl w16du wp14">
-  <w15:person w15:author="James Dell">
-    <w15:presenceInfo w15:providerId="AD" w15:userId="S::James.Dell@planet-it.net::473c7a0d-619f-4459-a135-45d1413fbe4c"/>
-  </w15:person>
-  <w15:person w15:author="Barry O'Brien">
-    <w15:presenceInfo w15:providerId="AD" w15:userId="S::Barry.OBrien@planet-it.net::4455fb6e-96ee-4c3e-8b09-486224c2261d"/>
-  </w15:person>
-</w15:people>
 </file>
 
 <file path=word/styles.xml><?xml version="1.0" encoding="utf-8"?>
@@ -14314,75 +14087,6 @@
 </w:styles>
 </file>
 
-<file path=word/documenttasks/documenttasks1.xml><?xml version="1.0" encoding="utf-8"?>
-<t:Tasks xmlns:t="http://schemas.microsoft.com/office/tasks/2019/documenttasks" xmlns:oel="http://schemas.microsoft.com/office/2019/extlst">
-  <t:Task id="{453C85FF-C6DD-AE4A-8927-DB8F253AF7FE}">
-    <t:Anchor>
-      <t:Comment id="1527604944"/>
-    </t:Anchor>
-    <t:History>
-      <t:Event id="{513D3B48-F3E7-A544-978E-34874FB61D6E}" time="2025-03-31T13:25:31.785Z">
-        <t:Attribution userId="S::James.Dell@planet-it.net::473c7a0d-619f-4459-a135-45d1413fbe4c" userProvider="AD" userName="James Dell"/>
-        <t:Anchor>
-          <t:Comment id="1527604944"/>
-        </t:Anchor>
-        <t:Create/>
-      </t:Event>
-      <t:Event id="{9E2E95C7-765A-E149-91BE-1986EC3B9383}" time="2025-03-31T13:25:31.785Z">
-        <t:Attribution userId="S::James.Dell@planet-it.net::473c7a0d-619f-4459-a135-45d1413fbe4c" userProvider="AD" userName="James Dell"/>
-        <t:Anchor>
-          <t:Comment id="1527604944"/>
-        </t:Anchor>
-        <t:Assign userId="S::Barry.OBrien@planet-it.net::4455fb6e-96ee-4c3e-8b09-486224c2261d" userProvider="AD" userName="Barry O'Brien"/>
-      </t:Event>
-      <t:Event id="{8AAB52FE-CE77-8B42-B954-9A98FC849C19}" time="2025-03-31T13:25:31.785Z">
-        <t:Attribution userId="S::James.Dell@planet-it.net::473c7a0d-619f-4459-a135-45d1413fbe4c" userProvider="AD" userName="James Dell"/>
-        <t:Anchor>
-          <t:Comment id="1527604944"/>
-        </t:Anchor>
-        <t:SetTitle title="Do we want to change any of these @Barry O'Brien"/>
-      </t:Event>
-      <t:Event id="{17047718-4658-C144-90DF-4B739A515A56}" time="2026-08-12T12:43:59.327Z">
-        <t:Attribution userId="S::Bradley.Collis@planet-it.net::c995d575-4a36-4d7a-ab80-9fae64ab9450" userProvider="AD" userName="Bradley Collis"/>
-        <t:Progress percentComplete="100"/>
-      </t:Event>
-    </t:History>
-  </t:Task>
-  <t:Task id="{F947833D-949F-6741-A83F-32927F3C7D3A}">
-    <t:Anchor>
-      <t:Comment id="217686103"/>
-    </t:Anchor>
-    <t:History>
-      <t:Event id="{5BD53E9F-970C-124A-B5DF-6FECFA929D45}" time="2025-03-31T13:25:10.65Z">
-        <t:Attribution userId="S::James.Dell@planet-it.net::473c7a0d-619f-4459-a135-45d1413fbe4c" userProvider="AD" userName="James Dell"/>
-        <t:Anchor>
-          <t:Comment id="217686103"/>
-        </t:Anchor>
-        <t:Create/>
-      </t:Event>
-      <t:Event id="{EB93176B-C111-8D47-9DBB-C287150E2F1B}" time="2025-03-31T13:25:10.65Z">
-        <t:Attribution userId="S::James.Dell@planet-it.net::473c7a0d-619f-4459-a135-45d1413fbe4c" userProvider="AD" userName="James Dell"/>
-        <t:Anchor>
-          <t:Comment id="217686103"/>
-        </t:Anchor>
-        <t:Assign userId="S::Barry.OBrien@planet-it.net::4455fb6e-96ee-4c3e-8b09-486224c2261d" userProvider="AD" userName="Barry O'Brien"/>
-      </t:Event>
-      <t:Event id="{B4035531-F85B-9741-B030-96B5474C672F}" time="2025-03-31T13:25:10.65Z">
-        <t:Attribution userId="S::James.Dell@planet-it.net::473c7a0d-619f-4459-a135-45d1413fbe4c" userProvider="AD" userName="James Dell"/>
-        <t:Anchor>
-          <t:Comment id="217686103"/>
-        </t:Anchor>
-        <t:SetTitle title="@Barry O'Brien do we have one of these with updated vendor logos? "/>
-      </t:Event>
-      <t:Event id="{84FF84CF-027D-AA4D-832C-25DF70C69E85}" time="2026-08-12T12:44:02.342Z">
-        <t:Attribution userId="S::Bradley.Collis@planet-it.net::c995d575-4a36-4d7a-ab80-9fae64ab9450" userProvider="AD" userName="Bradley Collis"/>
-        <t:Progress percentComplete="100"/>
-      </t:Event>
-    </t:History>
-  </t:Task>
-</t:Tasks>
-</file>
-
 <file path=word/theme/theme1.xml><?xml version="1.0" encoding="utf-8"?>
 <a:theme xmlns:a="http://schemas.openxmlformats.org/drawingml/2006/main" name="Office Theme">
   <a:themeElements>
@@ -14715,6 +14419,19 @@
 </file>
 
 <file path=customXml/item1.xml><?xml version="1.0" encoding="utf-8"?>
+<?mso-contentType ?>
+<FormTemplates xmlns="http://schemas.microsoft.com/sharepoint/v3/contenttype/forms">
+  <Display>DocumentLibraryForm</Display>
+  <Edit>DocumentLibraryForm</Edit>
+  <New>DocumentLibraryForm</New>
+</FormTemplates>
+</file>
+
+<file path=customXml/item2.xml><?xml version="1.0" encoding="utf-8"?>
+<b:Sources xmlns:b="http://schemas.openxmlformats.org/officeDocument/2006/bibliography" xmlns="http://schemas.openxmlformats.org/officeDocument/2006/bibliography" SelectedStyle="\APASixthEditionOfficeOnline.xsl" StyleName="APA" Version="6"/>
+</file>
+
+<file path=customXml/item3.xml><?xml version="1.0" encoding="utf-8"?>
 <ct:contentTypeSchema xmlns:ct="http://schemas.microsoft.com/office/2006/metadata/contentType" xmlns:ma="http://schemas.microsoft.com/office/2006/metadata/properties/metaAttributes" ct:_="" ma:_="" ma:contentTypeName="Document" ma:contentTypeID="0x01010035785702D987474A98E5EB52BEDD3AA6" ma:contentTypeVersion="19" ma:contentTypeDescription="Create a new document." ma:contentTypeScope="" ma:versionID="7475e8a14b23e3b44613142ca3702c71">
   <xsd:schema xmlns:xsd="http://www.w3.org/2001/XMLSchema" xmlns:xs="http://www.w3.org/2001/XMLSchema" xmlns:p="http://schemas.microsoft.com/office/2006/metadata/properties" xmlns:ns1="http://schemas.microsoft.com/sharepoint/v3" xmlns:ns2="bc555557-3e8b-4e67-83dc-4a843c87bf48" xmlns:ns3="13e5e634-19bb-4da3-8eb1-d732f895062a" targetNamespace="http://schemas.microsoft.com/office/2006/metadata/properties" ma:root="true" ma:fieldsID="a0e591cb8f16aef1e2d445ad70521c76" ns1:_="" ns2:_="" ns3:_="">
     <xsd:import namespace="http://schemas.microsoft.com/sharepoint/v3"/>
@@ -14972,7 +14689,7 @@
 </ct:contentTypeSchema>
 </file>
 
-<file path=customXml/item2.xml><?xml version="1.0" encoding="utf-8"?>
+<file path=customXml/item4.xml><?xml version="1.0" encoding="utf-8"?>
 <p:properties xmlns:p="http://schemas.microsoft.com/office/2006/metadata/properties" xmlns:xsi="http://www.w3.org/2001/XMLSchema-instance" xmlns:pc="http://schemas.microsoft.com/office/infopath/2007/PartnerControls">
   <documentManagement>
     <_ip_UnifiedCompliancePolicyUIAction xmlns="http://schemas.microsoft.com/sharepoint/v3" xsi:nil="true"/>
@@ -15012,20 +14729,23 @@
 </p:properties>
 </file>
 
-<file path=customXml/item3.xml><?xml version="1.0" encoding="utf-8"?>
-<b:Sources xmlns:b="http://schemas.openxmlformats.org/officeDocument/2006/bibliography" xmlns="http://schemas.openxmlformats.org/officeDocument/2006/bibliography" SelectedStyle="\APASixthEditionOfficeOnline.xsl" StyleName="APA" Version="6"/>
+<file path=customXml/itemProps1.xml><?xml version="1.0" encoding="utf-8"?>
+<ds:datastoreItem xmlns:ds="http://schemas.openxmlformats.org/officeDocument/2006/customXml" ds:itemID="{02C30E68-946A-4504-B925-FF5230B8A4C3}">
+  <ds:schemaRefs>
+    <ds:schemaRef ds:uri="http://schemas.microsoft.com/sharepoint/v3/contenttype/forms"/>
+  </ds:schemaRefs>
+</ds:datastoreItem>
 </file>
 
-<file path=customXml/item4.xml><?xml version="1.0" encoding="utf-8"?>
-<?mso-contentType ?>
-<FormTemplates xmlns="http://schemas.microsoft.com/sharepoint/v3/contenttype/forms">
-  <Display>DocumentLibraryForm</Display>
-  <Edit>DocumentLibraryForm</Edit>
-  <New>DocumentLibraryForm</New>
-</FormTemplates>
+<file path=customXml/itemProps2.xml><?xml version="1.0" encoding="utf-8"?>
+<ds:datastoreItem xmlns:ds="http://schemas.openxmlformats.org/officeDocument/2006/customXml" ds:itemID="{41B34B53-803B-4600-951E-8C7B6ABDE6A5}">
+  <ds:schemaRefs>
+    <ds:schemaRef ds:uri="http://schemas.openxmlformats.org/officeDocument/2006/bibliography"/>
+  </ds:schemaRefs>
+</ds:datastoreItem>
 </file>
 
-<file path=customXml/itemProps1.xml><?xml version="1.0" encoding="utf-8"?>
+<file path=customXml/itemProps3.xml><?xml version="1.0" encoding="utf-8"?>
 <ds:datastoreItem xmlns:ds="http://schemas.openxmlformats.org/officeDocument/2006/customXml" ds:itemID="{7F9D1B01-7FEE-4553-9877-3B31209422E5}">
   <ds:schemaRefs>
     <ds:schemaRef ds:uri="http://schemas.microsoft.com/office/2006/metadata/contentType"/>
@@ -15045,7 +14765,7 @@
 </ds:datastoreItem>
 </file>
 
-<file path=customXml/itemProps2.xml><?xml version="1.0" encoding="utf-8"?>
+<file path=customXml/itemProps4.xml><?xml version="1.0" encoding="utf-8"?>
 <ds:datastoreItem xmlns:ds="http://schemas.openxmlformats.org/officeDocument/2006/customXml" ds:itemID="{EDF12601-A8A7-4B7A-9481-1111248E774A}">
   <ds:schemaRefs>
     <ds:schemaRef ds:uri="http://schemas.microsoft.com/office/2006/metadata/properties"/>
@@ -15055,20 +14775,4 @@
     <ds:schemaRef ds:uri="13e5e634-19bb-4da3-8eb1-d732f895062a"/>
   </ds:schemaRefs>
 </ds:datastoreItem>
-</file>
-
-<file path=customXml/itemProps3.xml><?xml version="1.0" encoding="utf-8"?>
-<ds:datastoreItem xmlns:ds="http://schemas.openxmlformats.org/officeDocument/2006/customXml" ds:itemID="{41B34B53-803B-4600-951E-8C7B6ABDE6A5}">
-  <ds:schemaRefs>
-    <ds:schemaRef ds:uri="http://schemas.openxmlformats.org/officeDocument/2006/bibliography"/>
-  </ds:schemaRefs>
-</ds:datastoreItem>
-</file>
-
-<file path=customXml/itemProps4.xml><?xml version="1.0" encoding="utf-8"?>
-<ds:datastoreItem xmlns:ds="http://schemas.openxmlformats.org/officeDocument/2006/customXml" ds:itemID="{02C30E68-946A-4504-B925-FF5230B8A4C3}">
-  <ds:schemaRefs>
-    <ds:schemaRef ds:uri="http://schemas.microsoft.com/sharepoint/v3/contenttype/forms"/>
-  </ds:schemaRefs>
-</ds:datastoreItem>
 </file>
--- a/planet_it_maturity_assessment_template_v2.docx
+++ b/planet_it_maturity_assessment_template_v2.docx
@@ -1253,7 +1253,7 @@
         </w:tabs>
       </w:pPr>
       <w:r>
-        <w:t>{{ maturity_score_category }}</w:t>
+        <w:t>{{ maturity_gauge_caption }}</w:t>
       </w:r>
     </w:p>
     <w:p>
@@ -1262,6 +1262,16 @@
           <w:tab w:val="num" w:pos="720"/>
         </w:tabs>
       </w:pPr>
+    </w:p>
+    <w:p>
+      <w:pPr>
+        <w:tabs>
+          <w:tab w:val="num" w:pos="720"/>
+        </w:tabs>
+      </w:pPr>
+      <w:r>
+        <w:t>{{ maturity_pillar_distribution }}</w:t>
+      </w:r>
     </w:p>
     <w:p>
       <w:pPr>
@@ -1638,177 +1648,6 @@
       </w:r>
     </w:p>
     <w:p>
-      <w:r>
-        <w:t xml:space="preserve">{% for comp in compliance_alignment %} </w:t>
-      </w:r>
-      <w:r>
-        <w:rPr>
-          <w:b/>
-          <w:bCs/>
-        </w:rPr>
-        <w:t>Standard:</w:t>
-      </w:r>
-      <w:r>
-        <w:t xml:space="preserve"> {{ comp.standard }} {% if comp.gaps %} </w:t>
-      </w:r>
-      <w:r>
-        <w:rPr>
-          <w:b/>
-          <w:bCs/>
-        </w:rPr>
-        <w:t>Gaps:</w:t>
-      </w:r>
-      <w:r>
-        <w:t xml:space="preserve"> {% for gap in comp.gaps %}</w:t>
-      </w:r>
-    </w:p>
-    <w:p/>
-    <w:p>
-      <w:r>
-        <w:rPr>
-          <w:b/>
-          <w:bCs/>
-        </w:rPr>
-        <w:t>- {{</w:t>
-      </w:r>
-      <w:r>
-        <w:t xml:space="preserve"> gap }} {% endfor %} {% endif %} {% if comp.fill_plan %} </w:t>
-      </w:r>
-      <w:r>
-        <w:rPr>
-          <w:b/>
-          <w:bCs/>
-        </w:rPr>
-        <w:t>Remediation Plans:</w:t>
-      </w:r>
-      <w:r>
-        <w:t xml:space="preserve"> {% for gp in comp.fill_plan %}</w:t>
-      </w:r>
-    </w:p>
-    <w:p/>
-    <w:p>
-      <w:r>
-        <w:rPr>
-          <w:b/>
-          <w:bCs/>
-        </w:rPr>
-        <w:t>- Gap:</w:t>
-      </w:r>
-      <w:r>
-        <w:t xml:space="preserve"> {{ gp.gap_description }}</w:t>
-      </w:r>
-    </w:p>
-    <w:p/>
-    <w:p>
-      <w:r>
-        <w:t xml:space="preserve">  </w:t>
-      </w:r>
-      <w:r>
-        <w:rPr>
-          <w:b/>
-          <w:bCs/>
-        </w:rPr>
-        <w:t>- Actions:</w:t>
-      </w:r>
-      <w:r>
-        <w:t xml:space="preserve"> {% for action in gp.recommended_actions %}</w:t>
-      </w:r>
-    </w:p>
-    <w:p>
-      <w:r>
-        <w:t xml:space="preserve">    - {{ action }} {% endfor %}</w:t>
-      </w:r>
-    </w:p>
-    <w:p>
-      <w:r>
-        <w:t xml:space="preserve">  </w:t>
-      </w:r>
-      <w:r>
-        <w:rPr>
-          <w:b/>
-          <w:bCs/>
-        </w:rPr>
-        <w:t>- Owner:</w:t>
-      </w:r>
-      <w:r>
-        <w:t xml:space="preserve"> {{ gp.owner }}</w:t>
-      </w:r>
-    </w:p>
-    <w:p>
-      <w:pPr>
-        <w:rPr>
-          <w:rStyle w:val="Heading2Char"/>
-        </w:rPr>
-      </w:pPr>
-      <w:r>
-        <w:t xml:space="preserve">  </w:t>
-      </w:r>
-      <w:r>
-        <w:rPr>
-          <w:b/>
-          <w:bCs/>
-        </w:rPr>
-        <w:t>- Due By:</w:t>
-      </w:r>
-      <w:r>
-        <w:t xml:space="preserve"> {{ gp.due_by }} {% endfor %} {% endif %} {% endfor %}</w:t>
-      </w:r>
-    </w:p>
-    <w:p>
-      <w:pPr>
-        <w:rPr>
-          <w:rStyle w:val="Heading2Char"/>
-        </w:rPr>
-      </w:pPr>
-    </w:p>
-    <w:p>
-      <w:r>
-        <w:rPr>
-          <w:rStyle w:val="Heading2Char"/>
-        </w:rPr>
-        <w:t>The Cost of Inaction</w:t>
-      </w:r>
-      <w:r>
-        <w:t xml:space="preserve"> </w:t>
-      </w:r>
-    </w:p>
-    <w:p>
-      <w:r>
-        <w:t>{{ cost_of_inaction }}</w:t>
-      </w:r>
-    </w:p>
-    <w:p/>
-    <w:p>
-      <w:r>
-        <w:t>{</w:t>
-      </w:r>
-      <w:r>
-        <w:t>{ cost_of_inaction_summary }}</w:t>
-      </w:r>
-    </w:p>
-    <w:p/>
-    <w:p>
-      <w:r>
-        <w:t>{{ threat_intelligence_context }}</w:t>
-      </w:r>
-    </w:p>
-    <w:p>
-      <w:pPr>
-        <w:rPr>
-          <w:rStyle w:val="Heading2Char"/>
-        </w:rPr>
-      </w:pPr>
-    </w:p>
-    <w:p>
-      <w:pPr>
-        <w:pStyle w:val="Heading2"/>
-      </w:pPr>
-      <w:r>
-        <w:lastRenderedPageBreak/>
-        <w:t>Monte-Carlo Assessment</w:t>
-      </w:r>
-    </w:p>
-    <w:p>
       <w:pPr>
         <w:rPr>
           <w:rStyle w:val="Heading2Char"/>
@@ -1832,12 +1671,190 @@
           <w:color w:val="auto"/>
           <w:szCs w:val="20"/>
         </w:rPr>
-        <w:t>{{ monte_carlo_section }}</w:t>
+        <w:t xml:space="preserve">{{ </w:t>
+      </w:r>
+      <w:r>
+        <w:rPr>
+          <w:rStyle w:val="Heading2Char"/>
+          <w:rFonts w:ascii="Arial" w:hAnsi="Arial" w:cs="Arial"/>
+          <w:color w:val="auto"/>
+          <w:szCs w:val="20"/>
+        </w:rPr>
+        <w:t>compliance_alignment_render</w:t>
+      </w:r>
+      <w:r>
+        <w:rPr>
+          <w:rStyle w:val="Heading2Char"/>
+          <w:rFonts w:ascii="Arial" w:hAnsi="Arial" w:cs="Arial"/>
+          <w:color w:val="auto"/>
+          <w:szCs w:val="20"/>
+        </w:rPr>
+        <w:t xml:space="preserve"> }}</w:t>
+      </w:r>
+    </w:p>
+    <w:p>
+      <w:pPr>
+        <w:rPr>
+          <w:rStyle w:val="Heading2Char"/>
+        </w:rPr>
+      </w:pPr>
+    </w:p>
+    <w:p>
+      <w:r>
+        <w:t xml:space="preserve">{% for comp in compliance_alignment %} </w:t>
+      </w:r>
+      <w:r>
+        <w:rPr>
+          <w:b/>
+          <w:bCs/>
+        </w:rPr>
+        <w:t>Standard:</w:t>
+      </w:r>
+      <w:r>
+        <w:t xml:space="preserve"> {{ comp.standard }} {% if comp.gaps %} </w:t>
+      </w:r>
+      <w:r>
+        <w:rPr>
+          <w:b/>
+          <w:bCs/>
+        </w:rPr>
+        <w:t>Gaps:</w:t>
+      </w:r>
+      <w:r>
+        <w:t xml:space="preserve"> {% for gap in comp.gaps %}</w:t>
       </w:r>
     </w:p>
     <w:p/>
+    <w:p>
+      <w:r>
+        <w:rPr>
+          <w:b/>
+          <w:bCs/>
+        </w:rPr>
+        <w:t>- {{</w:t>
+      </w:r>
+      <w:r>
+        <w:t xml:space="preserve"> gap }} {% endfor %} {% endif %} {% if comp.fill_plan %} </w:t>
+      </w:r>
+      <w:r>
+        <w:rPr>
+          <w:b/>
+          <w:bCs/>
+        </w:rPr>
+        <w:t>Remediation Plans:</w:t>
+      </w:r>
+      <w:r>
+        <w:t xml:space="preserve"> {% for gp in comp.fill_plan %}</w:t>
+      </w:r>
+    </w:p>
     <w:p/>
+    <w:p>
+      <w:r>
+        <w:rPr>
+          <w:b/>
+          <w:bCs/>
+        </w:rPr>
+        <w:t>- Gap:</w:t>
+      </w:r>
+      <w:r>
+        <w:t xml:space="preserve"> {{ gp.gap_description }}</w:t>
+      </w:r>
+    </w:p>
     <w:p/>
+    <w:p>
+      <w:r>
+        <w:t xml:space="preserve">  </w:t>
+      </w:r>
+      <w:r>
+        <w:rPr>
+          <w:b/>
+          <w:bCs/>
+        </w:rPr>
+        <w:t>- Actions:</w:t>
+      </w:r>
+      <w:r>
+        <w:t xml:space="preserve"> {% for action in gp.recommended_actions %}</w:t>
+      </w:r>
+    </w:p>
+    <w:p>
+      <w:r>
+        <w:t xml:space="preserve">    - {{ action }} {% endfor %}</w:t>
+      </w:r>
+    </w:p>
+    <w:p>
+      <w:r>
+        <w:t xml:space="preserve">  </w:t>
+      </w:r>
+      <w:r>
+        <w:rPr>
+          <w:b/>
+          <w:bCs/>
+        </w:rPr>
+        <w:t>- Owner:</w:t>
+      </w:r>
+      <w:r>
+        <w:t xml:space="preserve"> {{ gp.owner }}</w:t>
+      </w:r>
+    </w:p>
+    <w:p>
+      <w:pPr>
+        <w:rPr>
+          <w:rStyle w:val="Heading2Char"/>
+        </w:rPr>
+      </w:pPr>
+      <w:r>
+        <w:t xml:space="preserve">  </w:t>
+      </w:r>
+      <w:r>
+        <w:rPr>
+          <w:b/>
+          <w:bCs/>
+        </w:rPr>
+        <w:t>- Due By:</w:t>
+      </w:r>
+      <w:r>
+        <w:t xml:space="preserve"> {{ gp.due_by }} {% endfor %} {% endif %} {% endfor %}</w:t>
+      </w:r>
+    </w:p>
+    <w:p>
+      <w:pPr>
+        <w:rPr>
+          <w:rStyle w:val="Heading2Char"/>
+        </w:rPr>
+      </w:pPr>
+    </w:p>
+    <w:p>
+      <w:r>
+        <w:rPr>
+          <w:rStyle w:val="Heading2Char"/>
+        </w:rPr>
+        <w:t>The Cost of Inaction</w:t>
+      </w:r>
+      <w:r>
+        <w:t xml:space="preserve"> </w:t>
+      </w:r>
+    </w:p>
+    <w:p>
+      <w:r>
+        <w:t>{{ cost_of_inaction }}</w:t>
+      </w:r>
+    </w:p>
+    <w:p/>
+    <w:p>
+      <w:r>
+        <w:lastRenderedPageBreak/>
+        <w:t>{</w:t>
+      </w:r>
+      <w:r>
+        <w:t>{ cost_of_inaction_summary }}</w:t>
+      </w:r>
+    </w:p>
+    <w:p/>
+    <w:p>
+      <w:r>
+        <w:t>{{ threat_intelligence_context }}</w:t>
+      </w:r>
+    </w:p>
     <w:p/>
     <w:p/>
     <w:p>
@@ -2474,7 +2491,7 @@
                 <w:b/>
                 <w:bCs/>
               </w:rPr>
-              <w:t>Crown Jewels</w:t>
+              <w:t>Critical Asset Profile</w:t>
             </w:r>
           </w:p>
         </w:tc>
@@ -2498,7 +2515,7 @@
           </w:tcPr>
           <w:p>
             <w:r>
-              <w:t>{{ critical_infra }}</w:t>
+              <w:t>{{ cap_summary }}</w:t>
             </w:r>
           </w:p>
         </w:tc>
@@ -14419,6 +14436,10 @@
 </file>
 
 <file path=customXml/item1.xml><?xml version="1.0" encoding="utf-8"?>
+<b:Sources xmlns:b="http://schemas.openxmlformats.org/officeDocument/2006/bibliography" xmlns="http://schemas.openxmlformats.org/officeDocument/2006/bibliography" SelectedStyle="\APASixthEditionOfficeOnline.xsl" StyleName="APA" Version="6"/>
+</file>
+
+<file path=customXml/item2.xml><?xml version="1.0" encoding="utf-8"?>
 <?mso-contentType ?>
 <FormTemplates xmlns="http://schemas.microsoft.com/sharepoint/v3/contenttype/forms">
   <Display>DocumentLibraryForm</Display>
@@ -14427,11 +14448,47 @@
 </FormTemplates>
 </file>
 
-<file path=customXml/item2.xml><?xml version="1.0" encoding="utf-8"?>
-<b:Sources xmlns:b="http://schemas.openxmlformats.org/officeDocument/2006/bibliography" xmlns="http://schemas.openxmlformats.org/officeDocument/2006/bibliography" SelectedStyle="\APASixthEditionOfficeOnline.xsl" StyleName="APA" Version="6"/>
+<file path=customXml/item3.xml><?xml version="1.0" encoding="utf-8"?>
+<p:properties xmlns:p="http://schemas.microsoft.com/office/2006/metadata/properties" xmlns:xsi="http://www.w3.org/2001/XMLSchema-instance" xmlns:pc="http://schemas.microsoft.com/office/infopath/2007/PartnerControls">
+  <documentManagement>
+    <_ip_UnifiedCompliancePolicyUIAction xmlns="http://schemas.microsoft.com/sharepoint/v3" xsi:nil="true"/>
+    <_ip_UnifiedCompliancePolicyProperties xmlns="http://schemas.microsoft.com/sharepoint/v3" xsi:nil="true"/>
+    <lcf76f155ced4ddcb4097134ff3c332f xmlns="bc555557-3e8b-4e67-83dc-4a843c87bf48">
+      <Terms xmlns="http://schemas.microsoft.com/office/infopath/2007/PartnerControls"/>
+    </lcf76f155ced4ddcb4097134ff3c332f>
+    <TaxCatchAll xmlns="13e5e634-19bb-4da3-8eb1-d732f895062a" xsi:nil="true"/>
+    <SharedWithUsers xmlns="13e5e634-19bb-4da3-8eb1-d732f895062a">
+      <UserInfo>
+        <DisplayName>James Dell</DisplayName>
+        <AccountId>10</AccountId>
+        <AccountType/>
+      </UserInfo>
+      <UserInfo>
+        <DisplayName>Luke Finch</DisplayName>
+        <AccountId>44</AccountId>
+        <AccountType/>
+      </UserInfo>
+      <UserInfo>
+        <DisplayName>Sam Wray</DisplayName>
+        <AccountId>39</AccountId>
+        <AccountType/>
+      </UserInfo>
+      <UserInfo>
+        <DisplayName>Nick Johns</DisplayName>
+        <AccountId>18</AccountId>
+        <AccountType/>
+      </UserInfo>
+      <UserInfo>
+        <DisplayName>Justin Towle</DisplayName>
+        <AccountId>70</AccountId>
+        <AccountType/>
+      </UserInfo>
+    </SharedWithUsers>
+  </documentManagement>
+</p:properties>
 </file>
 
-<file path=customXml/item3.xml><?xml version="1.0" encoding="utf-8"?>
+<file path=customXml/item4.xml><?xml version="1.0" encoding="utf-8"?>
 <ct:contentTypeSchema xmlns:ct="http://schemas.microsoft.com/office/2006/metadata/contentType" xmlns:ma="http://schemas.microsoft.com/office/2006/metadata/properties/metaAttributes" ct:_="" ma:_="" ma:contentTypeName="Document" ma:contentTypeID="0x01010035785702D987474A98E5EB52BEDD3AA6" ma:contentTypeVersion="19" ma:contentTypeDescription="Create a new document." ma:contentTypeScope="" ma:versionID="7475e8a14b23e3b44613142ca3702c71">
   <xsd:schema xmlns:xsd="http://www.w3.org/2001/XMLSchema" xmlns:xs="http://www.w3.org/2001/XMLSchema" xmlns:p="http://schemas.microsoft.com/office/2006/metadata/properties" xmlns:ns1="http://schemas.microsoft.com/sharepoint/v3" xmlns:ns2="bc555557-3e8b-4e67-83dc-4a843c87bf48" xmlns:ns3="13e5e634-19bb-4da3-8eb1-d732f895062a" targetNamespace="http://schemas.microsoft.com/office/2006/metadata/properties" ma:root="true" ma:fieldsID="a0e591cb8f16aef1e2d445ad70521c76" ns1:_="" ns2:_="" ns3:_="">
     <xsd:import namespace="http://schemas.microsoft.com/sharepoint/v3"/>
@@ -14689,47 +14746,15 @@
 </ct:contentTypeSchema>
 </file>
 
-<file path=customXml/item4.xml><?xml version="1.0" encoding="utf-8"?>
-<p:properties xmlns:p="http://schemas.microsoft.com/office/2006/metadata/properties" xmlns:xsi="http://www.w3.org/2001/XMLSchema-instance" xmlns:pc="http://schemas.microsoft.com/office/infopath/2007/PartnerControls">
-  <documentManagement>
-    <_ip_UnifiedCompliancePolicyUIAction xmlns="http://schemas.microsoft.com/sharepoint/v3" xsi:nil="true"/>
-    <_ip_UnifiedCompliancePolicyProperties xmlns="http://schemas.microsoft.com/sharepoint/v3" xsi:nil="true"/>
-    <lcf76f155ced4ddcb4097134ff3c332f xmlns="bc555557-3e8b-4e67-83dc-4a843c87bf48">
-      <Terms xmlns="http://schemas.microsoft.com/office/infopath/2007/PartnerControls"/>
-    </lcf76f155ced4ddcb4097134ff3c332f>
-    <TaxCatchAll xmlns="13e5e634-19bb-4da3-8eb1-d732f895062a" xsi:nil="true"/>
-    <SharedWithUsers xmlns="13e5e634-19bb-4da3-8eb1-d732f895062a">
-      <UserInfo>
-        <DisplayName>James Dell</DisplayName>
-        <AccountId>10</AccountId>
-        <AccountType/>
-      </UserInfo>
-      <UserInfo>
-        <DisplayName>Luke Finch</DisplayName>
-        <AccountId>44</AccountId>
-        <AccountType/>
-      </UserInfo>
-      <UserInfo>
-        <DisplayName>Sam Wray</DisplayName>
-        <AccountId>39</AccountId>
-        <AccountType/>
-      </UserInfo>
-      <UserInfo>
-        <DisplayName>Nick Johns</DisplayName>
-        <AccountId>18</AccountId>
-        <AccountType/>
-      </UserInfo>
-      <UserInfo>
-        <DisplayName>Justin Towle</DisplayName>
-        <AccountId>70</AccountId>
-        <AccountType/>
-      </UserInfo>
-    </SharedWithUsers>
-  </documentManagement>
-</p:properties>
+<file path=customXml/itemProps1.xml><?xml version="1.0" encoding="utf-8"?>
+<ds:datastoreItem xmlns:ds="http://schemas.openxmlformats.org/officeDocument/2006/customXml" ds:itemID="{41B34B53-803B-4600-951E-8C7B6ABDE6A5}">
+  <ds:schemaRefs>
+    <ds:schemaRef ds:uri="http://schemas.openxmlformats.org/officeDocument/2006/bibliography"/>
+  </ds:schemaRefs>
+</ds:datastoreItem>
 </file>
 
-<file path=customXml/itemProps1.xml><?xml version="1.0" encoding="utf-8"?>
+<file path=customXml/itemProps2.xml><?xml version="1.0" encoding="utf-8"?>
 <ds:datastoreItem xmlns:ds="http://schemas.openxmlformats.org/officeDocument/2006/customXml" ds:itemID="{02C30E68-946A-4504-B925-FF5230B8A4C3}">
   <ds:schemaRefs>
     <ds:schemaRef ds:uri="http://schemas.microsoft.com/sharepoint/v3/contenttype/forms"/>
@@ -14737,15 +14762,19 @@
 </ds:datastoreItem>
 </file>
 
-<file path=customXml/itemProps2.xml><?xml version="1.0" encoding="utf-8"?>
-<ds:datastoreItem xmlns:ds="http://schemas.openxmlformats.org/officeDocument/2006/customXml" ds:itemID="{41B34B53-803B-4600-951E-8C7B6ABDE6A5}">
+<file path=customXml/itemProps3.xml><?xml version="1.0" encoding="utf-8"?>
+<ds:datastoreItem xmlns:ds="http://schemas.openxmlformats.org/officeDocument/2006/customXml" ds:itemID="{EDF12601-A8A7-4B7A-9481-1111248E774A}">
   <ds:schemaRefs>
-    <ds:schemaRef ds:uri="http://schemas.openxmlformats.org/officeDocument/2006/bibliography"/>
+    <ds:schemaRef ds:uri="http://schemas.microsoft.com/office/2006/metadata/properties"/>
+    <ds:schemaRef ds:uri="http://schemas.microsoft.com/office/infopath/2007/PartnerControls"/>
+    <ds:schemaRef ds:uri="http://schemas.microsoft.com/sharepoint/v3"/>
+    <ds:schemaRef ds:uri="bc555557-3e8b-4e67-83dc-4a843c87bf48"/>
+    <ds:schemaRef ds:uri="13e5e634-19bb-4da3-8eb1-d732f895062a"/>
   </ds:schemaRefs>
 </ds:datastoreItem>
 </file>
 
-<file path=customXml/itemProps3.xml><?xml version="1.0" encoding="utf-8"?>
+<file path=customXml/itemProps4.xml><?xml version="1.0" encoding="utf-8"?>
 <ds:datastoreItem xmlns:ds="http://schemas.openxmlformats.org/officeDocument/2006/customXml" ds:itemID="{7F9D1B01-7FEE-4553-9877-3B31209422E5}">
   <ds:schemaRefs>
     <ds:schemaRef ds:uri="http://schemas.microsoft.com/office/2006/metadata/contentType"/>
@@ -14763,16 +14792,4 @@
     <ds:schemaRef ds:uri="http://schemas.microsoft.com/internal/obd"/>
   </ds:schemaRefs>
 </ds:datastoreItem>
-</file>
-
-<file path=customXml/itemProps4.xml><?xml version="1.0" encoding="utf-8"?>
-<ds:datastoreItem xmlns:ds="http://schemas.openxmlformats.org/officeDocument/2006/customXml" ds:itemID="{EDF12601-A8A7-4B7A-9481-1111248E774A}">
-  <ds:schemaRefs>
-    <ds:schemaRef ds:uri="http://schemas.microsoft.com/office/2006/metadata/properties"/>
-    <ds:schemaRef ds:uri="http://schemas.microsoft.com/office/infopath/2007/PartnerControls"/>
-    <ds:schemaRef ds:uri="http://schemas.microsoft.com/sharepoint/v3"/>
-    <ds:schemaRef ds:uri="bc555557-3e8b-4e67-83dc-4a843c87bf48"/>
-    <ds:schemaRef ds:uri="13e5e634-19bb-4da3-8eb1-d732f895062a"/>
-  </ds:schemaRefs>
-</ds:datastoreItem>
 </file>